--- a/klagomål/Norrbytorps naturreservat FSC-klagomål.docx
+++ b/klagomål/Norrbytorps naturreservat FSC-klagomål.docx
@@ -168,7 +168,7 @@
     </w:p>
     <w:p>
       <w:r>
-        <w:t>Detta klagomål behandlar höga naturvärden i avverkningsanmälan Norrbytorps naturreservat i Haninge kommun som inkom 2026-09-07 och omfattar 159,7 ha.</w:t>
+        <w:t>Detta klagomål behandlar höga naturvärden i avverkningsanmälan Norrbytorps naturreservat i Haninge kommun som inkom 2026-09-08 och omfattar 159,7 ha.</w:t>
       </w:r>
     </w:p>
     <w:p>
@@ -178,7 +178,7 @@
       <w:r>
         <w:drawing>
           <wp:inline xmlns:a="http://schemas.openxmlformats.org/drawingml/2006/main" xmlns:pic="http://schemas.openxmlformats.org/drawingml/2006/picture">
-            <wp:extent cx="5486400" cy="4593240"/>
+            <wp:extent cx="5486400" cy="4577993"/>
             <wp:docPr id="1" name="Picture 1"/>
             <wp:cNvGraphicFramePr>
               <a:graphicFrameLocks noChangeAspect="1"/>
@@ -199,7 +199,7 @@
                   <pic:spPr>
                     <a:xfrm>
                       <a:off x="0" y="0"/>
-                      <a:ext cx="5486400" cy="4593240"/>
+                      <a:ext cx="5486400" cy="4577993"/>
                     </a:xfrm>
                     <a:prstGeom prst="rect"/>
                   </pic:spPr>
@@ -3423,7 +3423,7 @@
     <w:r>
       <w:tab/>
       <w:tab/>
-      <w:t>2026-09-07</w:t>
+      <w:t>2026-09-08</w:t>
       <w:br/>
       <w:br/>
     </w:r>

--- a/klagomål/Norrbytorps naturreservat FSC-klagomål.docx
+++ b/klagomål/Norrbytorps naturreservat FSC-klagomål.docx
@@ -168,7 +168,7 @@
     </w:p>
     <w:p>
       <w:r>
-        <w:t>Detta klagomål behandlar höga naturvärden i avverkningsanmälan Norrbytorps naturreservat i Haninge kommun som inkom 2026-09-08 och omfattar 159,7 ha.</w:t>
+        <w:t>Detta klagomål behandlar höga naturvärden i avverkningsanmälan Norrbytorps naturreservat i Haninge kommun som inkom 2026-09-09 och omfattar 159,7 ha.</w:t>
       </w:r>
     </w:p>
     <w:p>
@@ -3423,7 +3423,7 @@
     <w:r>
       <w:tab/>
       <w:tab/>
-      <w:t>2026-09-08</w:t>
+      <w:t>2026-09-09</w:t>
       <w:br/>
       <w:br/>
     </w:r>

--- a/klagomål/Norrbytorps naturreservat FSC-klagomål.docx
+++ b/klagomål/Norrbytorps naturreservat FSC-klagomål.docx
@@ -168,7 +168,7 @@
     </w:p>
     <w:p>
       <w:r>
-        <w:t>Detta klagomål behandlar höga naturvärden i avverkningsanmälan Norrbytorps naturreservat i Haninge kommun som inkom 2026-09-09 och omfattar 159,7 ha.</w:t>
+        <w:t>Detta klagomål behandlar höga naturvärden i avverkningsanmälan Norrbytorps naturreservat i Haninge kommun som inkom 2026-09-10 och omfattar 159,7 ha.</w:t>
       </w:r>
     </w:p>
     <w:p>
@@ -3423,7 +3423,7 @@
     <w:r>
       <w:tab/>
       <w:tab/>
-      <w:t>2026-09-09</w:t>
+      <w:t>2026-09-10</w:t>
       <w:br/>
       <w:br/>
     </w:r>

--- a/klagomål/Norrbytorps naturreservat FSC-klagomål.docx
+++ b/klagomål/Norrbytorps naturreservat FSC-klagomål.docx
@@ -168,7 +168,7 @@
     </w:p>
     <w:p>
       <w:r>
-        <w:t>Detta klagomål behandlar höga naturvärden i avverkningsanmälan Norrbytorps naturreservat i Haninge kommun som inkom 2026-09-10 och omfattar 159,7 ha.</w:t>
+        <w:t>Detta klagomål behandlar höga naturvärden i avverkningsanmälan Norrbytorps naturreservat i Haninge kommun som inkom 2026-09-11 och omfattar 159,7 ha.</w:t>
       </w:r>
     </w:p>
     <w:p>
@@ -178,7 +178,7 @@
       <w:r>
         <w:drawing>
           <wp:inline xmlns:a="http://schemas.openxmlformats.org/drawingml/2006/main" xmlns:pic="http://schemas.openxmlformats.org/drawingml/2006/picture">
-            <wp:extent cx="5486400" cy="4577993"/>
+            <wp:extent cx="5486400" cy="4576048"/>
             <wp:docPr id="1" name="Picture 1"/>
             <wp:cNvGraphicFramePr>
               <a:graphicFrameLocks noChangeAspect="1"/>
@@ -199,7 +199,7 @@
                   <pic:spPr>
                     <a:xfrm>
                       <a:off x="0" y="0"/>
-                      <a:ext cx="5486400" cy="4577993"/>
+                      <a:ext cx="5486400" cy="4576048"/>
                     </a:xfrm>
                     <a:prstGeom prst="rect"/>
                   </pic:spPr>
@@ -3423,7 +3423,7 @@
     <w:r>
       <w:tab/>
       <w:tab/>
-      <w:t>2026-09-10</w:t>
+      <w:t>2026-09-11</w:t>
       <w:br/>
       <w:br/>
     </w:r>

--- a/klagomål/Norrbytorps naturreservat FSC-klagomål.docx
+++ b/klagomål/Norrbytorps naturreservat FSC-klagomål.docx
@@ -168,7 +168,7 @@
     </w:p>
     <w:p>
       <w:r>
-        <w:t>Detta klagomål behandlar höga naturvärden i avverkningsanmälan Norrbytorps naturreservat i Haninge kommun som inkom 2026-09-11 och omfattar 159,7 ha.</w:t>
+        <w:t>Detta klagomål behandlar höga naturvärden i avverkningsanmälan Norrbytorps naturreservat i Haninge kommun som inkom 2026-09-12 och omfattar 159,7 ha.</w:t>
       </w:r>
     </w:p>
     <w:p>
@@ -178,7 +178,7 @@
       <w:r>
         <w:drawing>
           <wp:inline xmlns:a="http://schemas.openxmlformats.org/drawingml/2006/main" xmlns:pic="http://schemas.openxmlformats.org/drawingml/2006/picture">
-            <wp:extent cx="5486400" cy="4576048"/>
+            <wp:extent cx="5486400" cy="4572702"/>
             <wp:docPr id="1" name="Picture 1"/>
             <wp:cNvGraphicFramePr>
               <a:graphicFrameLocks noChangeAspect="1"/>
@@ -199,7 +199,7 @@
                   <pic:spPr>
                     <a:xfrm>
                       <a:off x="0" y="0"/>
-                      <a:ext cx="5486400" cy="4576048"/>
+                      <a:ext cx="5486400" cy="4572702"/>
                     </a:xfrm>
                     <a:prstGeom prst="rect"/>
                   </pic:spPr>
@@ -3423,7 +3423,7 @@
     <w:r>
       <w:tab/>
       <w:tab/>
-      <w:t>2026-09-11</w:t>
+      <w:t>2026-09-12</w:t>
       <w:br/>
       <w:br/>
     </w:r>

--- a/klagomål/Norrbytorps naturreservat FSC-klagomål.docx
+++ b/klagomål/Norrbytorps naturreservat FSC-klagomål.docx
@@ -168,7 +168,7 @@
     </w:p>
     <w:p>
       <w:r>
-        <w:t>Detta klagomål behandlar höga naturvärden i avverkningsanmälan Norrbytorps naturreservat i Haninge kommun som inkom 2026-09-12 och omfattar 159,7 ha.</w:t>
+        <w:t>Detta klagomål behandlar höga naturvärden i avverkningsanmälan Norrbytorps naturreservat i Haninge kommun som inkom 2026-09-13 och omfattar 159,7 ha.</w:t>
       </w:r>
     </w:p>
     <w:p>
@@ -3423,7 +3423,7 @@
     <w:r>
       <w:tab/>
       <w:tab/>
-      <w:t>2026-09-12</w:t>
+      <w:t>2026-09-13</w:t>
       <w:br/>
       <w:br/>
     </w:r>

--- a/klagomål/Norrbytorps naturreservat FSC-klagomål.docx
+++ b/klagomål/Norrbytorps naturreservat FSC-klagomål.docx
@@ -168,7 +168,7 @@
     </w:p>
     <w:p>
       <w:r>
-        <w:t>Detta klagomål behandlar höga naturvärden i avverkningsanmälan Norrbytorps naturreservat i Haninge kommun som inkom 2026-09-13 och omfattar 159,7 ha.</w:t>
+        <w:t>Detta klagomål behandlar höga naturvärden i avverkningsanmälan Norrbytorps naturreservat i Haninge kommun som inkom 2026-09-14 och omfattar 159,7 ha.</w:t>
       </w:r>
     </w:p>
     <w:p>
@@ -3423,7 +3423,7 @@
     <w:r>
       <w:tab/>
       <w:tab/>
-      <w:t>2026-09-13</w:t>
+      <w:t>2026-09-14</w:t>
       <w:br/>
       <w:br/>
     </w:r>

--- a/klagomål/Norrbytorps naturreservat FSC-klagomål.docx
+++ b/klagomål/Norrbytorps naturreservat FSC-klagomål.docx
@@ -168,7 +168,7 @@
     </w:p>
     <w:p>
       <w:r>
-        <w:t>Detta klagomål behandlar höga naturvärden i avverkningsanmälan Norrbytorps naturreservat i Haninge kommun som inkom 2026-09-14 och omfattar 159,7 ha.</w:t>
+        <w:t>Detta klagomål behandlar höga naturvärden i avverkningsanmälan Norrbytorps naturreservat i Haninge kommun som inkom 2026-09-15 och omfattar 159,7 ha.</w:t>
       </w:r>
     </w:p>
     <w:p>
@@ -178,7 +178,7 @@
       <w:r>
         <w:drawing>
           <wp:inline xmlns:a="http://schemas.openxmlformats.org/drawingml/2006/main" xmlns:pic="http://schemas.openxmlformats.org/drawingml/2006/picture">
-            <wp:extent cx="5486400" cy="4572702"/>
+            <wp:extent cx="5486400" cy="4564509"/>
             <wp:docPr id="1" name="Picture 1"/>
             <wp:cNvGraphicFramePr>
               <a:graphicFrameLocks noChangeAspect="1"/>
@@ -199,7 +199,7 @@
                   <pic:spPr>
                     <a:xfrm>
                       <a:off x="0" y="0"/>
-                      <a:ext cx="5486400" cy="4572702"/>
+                      <a:ext cx="5486400" cy="4564509"/>
                     </a:xfrm>
                     <a:prstGeom prst="rect"/>
                   </pic:spPr>
@@ -3423,7 +3423,7 @@
     <w:r>
       <w:tab/>
       <w:tab/>
-      <w:t>2026-09-14</w:t>
+      <w:t>2026-09-15</w:t>
       <w:br/>
       <w:br/>
     </w:r>

--- a/klagomål/Norrbytorps naturreservat FSC-klagomål.docx
+++ b/klagomål/Norrbytorps naturreservat FSC-klagomål.docx
@@ -168,7 +168,7 @@
     </w:p>
     <w:p>
       <w:r>
-        <w:t>Detta klagomål behandlar höga naturvärden i avverkningsanmälan Norrbytorps naturreservat i Haninge kommun som inkom 2026-09-15 och omfattar 159,7 ha.</w:t>
+        <w:t>Detta klagomål behandlar höga naturvärden i avverkningsanmälan Norrbytorps naturreservat i Haninge kommun som inkom 2026-09-16 och omfattar 159,7 ha.</w:t>
       </w:r>
     </w:p>
     <w:p>
@@ -3423,7 +3423,7 @@
     <w:r>
       <w:tab/>
       <w:tab/>
-      <w:t>2026-09-15</w:t>
+      <w:t>2026-09-16</w:t>
       <w:br/>
       <w:br/>
     </w:r>

--- a/klagomål/Norrbytorps naturreservat FSC-klagomål.docx
+++ b/klagomål/Norrbytorps naturreservat FSC-klagomål.docx
@@ -168,7 +168,7 @@
     </w:p>
     <w:p>
       <w:r>
-        <w:t>Detta klagomål behandlar höga naturvärden i avverkningsanmälan Norrbytorps naturreservat i Haninge kommun som inkom 2026-09-16 och omfattar 159,7 ha.</w:t>
+        <w:t>Detta klagomål behandlar höga naturvärden i avverkningsanmälan Norrbytorps naturreservat i Haninge kommun som inkom 2026-09-17 och omfattar 159,7 ha.</w:t>
       </w:r>
     </w:p>
     <w:p>
@@ -3423,7 +3423,7 @@
     <w:r>
       <w:tab/>
       <w:tab/>
-      <w:t>2026-09-16</w:t>
+      <w:t>2026-09-17</w:t>
       <w:br/>
       <w:br/>
     </w:r>

--- a/klagomål/Norrbytorps naturreservat FSC-klagomål.docx
+++ b/klagomål/Norrbytorps naturreservat FSC-klagomål.docx
@@ -168,7 +168,7 @@
     </w:p>
     <w:p>
       <w:r>
-        <w:t>Detta klagomål behandlar höga naturvärden i avverkningsanmälan Norrbytorps naturreservat i Haninge kommun som inkom 2026-09-17 och omfattar 159,7 ha.</w:t>
+        <w:t>Detta klagomål behandlar höga naturvärden i avverkningsanmälan Norrbytorps naturreservat i Haninge kommun som inkom 2026-09-18 och omfattar 159,7 ha.</w:t>
       </w:r>
     </w:p>
     <w:p>
@@ -178,7 +178,7 @@
       <w:r>
         <w:drawing>
           <wp:inline xmlns:a="http://schemas.openxmlformats.org/drawingml/2006/main" xmlns:pic="http://schemas.openxmlformats.org/drawingml/2006/picture">
-            <wp:extent cx="5486400" cy="4564509"/>
+            <wp:extent cx="5486400" cy="4551665"/>
             <wp:docPr id="1" name="Picture 1"/>
             <wp:cNvGraphicFramePr>
               <a:graphicFrameLocks noChangeAspect="1"/>
@@ -199,7 +199,7 @@
                   <pic:spPr>
                     <a:xfrm>
                       <a:off x="0" y="0"/>
-                      <a:ext cx="5486400" cy="4564509"/>
+                      <a:ext cx="5486400" cy="4551665"/>
                     </a:xfrm>
                     <a:prstGeom prst="rect"/>
                   </pic:spPr>
@@ -3423,7 +3423,7 @@
     <w:r>
       <w:tab/>
       <w:tab/>
-      <w:t>2026-09-17</w:t>
+      <w:t>2026-09-18</w:t>
       <w:br/>
       <w:br/>
     </w:r>

--- a/klagomål/Norrbytorps naturreservat FSC-klagomål.docx
+++ b/klagomål/Norrbytorps naturreservat FSC-klagomål.docx
@@ -168,7 +168,7 @@
     </w:p>
     <w:p>
       <w:r>
-        <w:t>Detta klagomål behandlar höga naturvärden i avverkningsanmälan Norrbytorps naturreservat i Haninge kommun som inkom 2026-09-18 och omfattar 159,7 ha.</w:t>
+        <w:t>Detta klagomål behandlar höga naturvärden i avverkningsanmälan Norrbytorps naturreservat i Haninge kommun som inkom 2026-09-19 och omfattar 159,7 ha.</w:t>
       </w:r>
     </w:p>
     <w:p>
@@ -3423,7 +3423,7 @@
     <w:r>
       <w:tab/>
       <w:tab/>
-      <w:t>2026-09-18</w:t>
+      <w:t>2026-09-19</w:t>
       <w:br/>
       <w:br/>
     </w:r>

--- a/klagomål/Norrbytorps naturreservat FSC-klagomål.docx
+++ b/klagomål/Norrbytorps naturreservat FSC-klagomål.docx
@@ -168,7 +168,7 @@
     </w:p>
     <w:p>
       <w:r>
-        <w:t>Detta klagomål behandlar höga naturvärden i avverkningsanmälan Norrbytorps naturreservat i Haninge kommun som inkom 2026-09-19 och omfattar 159,7 ha.</w:t>
+        <w:t>Detta klagomål behandlar höga naturvärden i avverkningsanmälan Norrbytorps naturreservat i Haninge kommun som inkom 2026-09-20 och omfattar 159,7 ha.</w:t>
       </w:r>
     </w:p>
     <w:p>
@@ -178,7 +178,7 @@
       <w:r>
         <w:drawing>
           <wp:inline xmlns:a="http://schemas.openxmlformats.org/drawingml/2006/main" xmlns:pic="http://schemas.openxmlformats.org/drawingml/2006/picture">
-            <wp:extent cx="5486400" cy="4551665"/>
+            <wp:extent cx="5486400" cy="4548466"/>
             <wp:docPr id="1" name="Picture 1"/>
             <wp:cNvGraphicFramePr>
               <a:graphicFrameLocks noChangeAspect="1"/>
@@ -199,7 +199,7 @@
                   <pic:spPr>
                     <a:xfrm>
                       <a:off x="0" y="0"/>
-                      <a:ext cx="5486400" cy="4551665"/>
+                      <a:ext cx="5486400" cy="4548466"/>
                     </a:xfrm>
                     <a:prstGeom prst="rect"/>
                   </pic:spPr>
@@ -3423,7 +3423,7 @@
     <w:r>
       <w:tab/>
       <w:tab/>
-      <w:t>2026-09-19</w:t>
+      <w:t>2026-09-20</w:t>
       <w:br/>
       <w:br/>
     </w:r>

--- a/klagomål/Norrbytorps naturreservat FSC-klagomål.docx
+++ b/klagomål/Norrbytorps naturreservat FSC-klagomål.docx
@@ -168,7 +168,7 @@
     </w:p>
     <w:p>
       <w:r>
-        <w:t>Detta klagomål behandlar höga naturvärden i avverkningsanmälan Norrbytorps naturreservat i Haninge kommun som inkom 2026-09-20 och omfattar 159,7 ha.</w:t>
+        <w:t>Detta klagomål behandlar höga naturvärden i avverkningsanmälan Norrbytorps naturreservat i Haninge kommun som inkom 2026-09-21 och omfattar 159,7 ha.</w:t>
       </w:r>
     </w:p>
     <w:p>
@@ -3423,7 +3423,7 @@
     <w:r>
       <w:tab/>
       <w:tab/>
-      <w:t>2026-09-20</w:t>
+      <w:t>2026-09-21</w:t>
       <w:br/>
       <w:br/>
     </w:r>

--- a/klagomål/Norrbytorps naturreservat FSC-klagomål.docx
+++ b/klagomål/Norrbytorps naturreservat FSC-klagomål.docx
@@ -168,7 +168,7 @@
     </w:p>
     <w:p>
       <w:r>
-        <w:t>Detta klagomål behandlar höga naturvärden i avverkningsanmälan Norrbytorps naturreservat i Haninge kommun som inkom 2026-09-21 och omfattar 159,7 ha.</w:t>
+        <w:t>Detta klagomål behandlar höga naturvärden i avverkningsanmälan Norrbytorps naturreservat i Haninge kommun som inkom 2026-09-22 och omfattar 159,7 ha.</w:t>
       </w:r>
     </w:p>
     <w:p>
@@ -178,7 +178,7 @@
       <w:r>
         <w:drawing>
           <wp:inline xmlns:a="http://schemas.openxmlformats.org/drawingml/2006/main" xmlns:pic="http://schemas.openxmlformats.org/drawingml/2006/picture">
-            <wp:extent cx="5486400" cy="4548466"/>
+            <wp:extent cx="5486400" cy="4439770"/>
             <wp:docPr id="1" name="Picture 1"/>
             <wp:cNvGraphicFramePr>
               <a:graphicFrameLocks noChangeAspect="1"/>
@@ -199,7 +199,7 @@
                   <pic:spPr>
                     <a:xfrm>
                       <a:off x="0" y="0"/>
-                      <a:ext cx="5486400" cy="4548466"/>
+                      <a:ext cx="5486400" cy="4439770"/>
                     </a:xfrm>
                     <a:prstGeom prst="rect"/>
                   </pic:spPr>
@@ -221,7 +221,7 @@
     </w:p>
     <w:p>
       <w:r>
-        <w:t>I och inom 25 meter från avverkningsanmälan finns fynd av 101 naturvårdsarter, varav 56 är rödlistade, 32 är fridlysta, 45 är typiska (T) och 25 är signalarter (S): brödtaggsvamp (EN), koppartaggsvamp (EN), garnlav (VU, T), goliatmusseron (VU, T), gränsticka (VU, T), gul taggsvamp (VU, T), hasselsnok (VU, §4a), jättemusseron (VU), knärot (VU, T, §8), lakritsmusseron (VU, T), lappuggla (VU, §4), mindre bastardsvärmare (VU), mjölkörtsspinnare (VU), ringlav (VU), rotfingersvamp (VU), sexfläckig bastardsvärmare (VU), skrovlig taggsvamp (VU), tallgråticka (VU), adam och eva (NT, §8), apelsinticka (NT), blå taggsvamp (NT, T), blåhake (NT, §4), brunklöver (NT), dofttaggsvamp (NT, T), dropptaggsvamp (NT, T), duvhök (NT, §4), fjällig taggsvamp s.str. (NT), fyrflikig jordstjärna (NT, T), gelatinfingersvamp (NT), grantaggsvamp (NT), gullklöver (NT), gulsparv (NT, §4), jungfrulin (NT), järnsparv (NT, §4), kandelabersvamp (NT, T), koralltaggsvamp (NT, T), krusfrö (NT), lunglav (NT, T), mindre hackspett (NT, T, §4), motaggsvamp (NT, T), orange taggsvamp (NT, T), reliktbock (NT, T), skarp dropptaggsvamp (NT), skogsklocka (NT), svartvit taggsvamp (NT), tallfingersvamp (NT), talltagel (NT, T), tallticka (NT, T), talltita (NT, §4), tjockfotad fingersvamp (NT), ullticka (NT, T), vaddporing (NT), vedskivlav (NT, T), vedtrappmossa (NT, T), vintertagging (NT), vågticka (NT), björksplintborre (S), blomkålssvamp (S), blåmossa (S, T), brandticka (S), bronshjon (S, T), fällmossa (S, T), granbarkgnagare (S, T), grovticka (S, T), grön sköldmossa (S, T, §8), grönpyrola (S, T), jättesvampmal (S), korallrot (S, T, §8), mindre märgborre (S, T), nästlav (S, T), plattlummer (S, T, §9), rostfläck (S, T), rödgul trumpetsvamp (S), spindelblomster (S, T, §8), stubbspretmossa (S, T), thomsons trägnagare (S), trådticka (S, T), vedticka (S, T), västlig hakmossa (S), vågbandad barkbock (S), zontaggsvamp (S), linnea (T), mattlummer (T, §9), nattskärra (T, §4), spillkråka (T, §4), tallört (aggregat) (T), tjäder (T, §4), tofsmes (T, §4), gröngöling (§4), havsörn (§4), trana (§4), törnskata (§4), åkergroda (§4a), huggorm (§6), kopparödla (§6), mindre vattensalamander (§6), vanlig groda (§6), vanlig padda (§6), vanlig snok (§6), fläcknycklar (§8) och revlummer (§9). Se Figur 1.</w:t>
+        <w:t>I och inom 25 meter från avverkningsanmälan finns fynd av 109 naturvårdsarter, varav 58 är rödlistade, 38 är fridlysta, 47 är typiska (T) och 26 är signalarter (S): brödtaggsvamp (EN), koppartaggsvamp (EN), garnlav (VU, T), goliatmusseron (VU, T), gränsticka (VU, T), gul taggsvamp (VU, T), hasselsnok (VU, §4a), jättemusseron (VU), knärot (VU, T, §8), lakritsmusseron (VU, T), lappuggla (VU, §4), mindre bastardsvärmare (VU), mjölkörtsspinnare (VU), ringlav (VU), rotfingersvamp (VU), sexfläckig bastardsvärmare (VU), skrovlig taggsvamp (VU), tallgråticka (VU), adam och eva (NT, §8), apelsinticka (NT), blå taggsvamp (NT, T), blåhake (NT, §4), brunklöver (NT), brunlångöra (NT, §4a), dofttaggsvamp (NT, T), dropptaggsvamp (NT, T), duvhök (NT, §4), fjällig taggsvamp s.str. (NT), fyrflikig jordstjärna (NT, T), gelatinfingersvamp (NT), grantaggsvamp (NT), gullklöver (NT), gulsparv (NT, §4), jungfrulin (NT), järnsparv (NT, §4), kandelabersvamp (NT, T), koralltaggsvamp (NT, T), krusfrö (NT), lunglav (NT, T), mindre hackspett (NT, T, §4), motaggsvamp (NT, T), nordfladdermus (NT, §4a), orange taggsvamp (NT, T), reliktbock (NT, T), skarp dropptaggsvamp (NT), skogsklocka (NT), svartvit taggsvamp (NT), tallfingersvamp (NT), talltagel (NT, T), tallticka (NT, T), talltita (NT, §4), tjockfotad fingersvamp (NT), ullticka (NT, T), vaddporing (NT), vedskivlav (NT, T), vedtrappmossa (NT, T), vintertagging (NT), vågticka (NT), björksplintborre (S), blomkålssvamp (S), blåmossa (S, T), brandticka (S), bronshjon (S, T), flagellkvastmossa (S, T), fällmossa (S, T), granbarkgnagare (S, T), grovticka (S, T), grön sköldmossa (S, T, §8), grönpyrola (S, T), jättesvampmal (S), korallrot (S, T, §8), mindre märgborre (S, T), nästlav (S, T), plattlummer (S, T, §9), rostfläck (S, T), rödgul trumpetsvamp (S), spindelblomster (S, T, §8), stubbspretmossa (S, T), thomsons trägnagare (S), trådticka (S, T), vedticka (S, T), västlig hakmossa (S), vågbandad barkbock (S), zontaggsvamp (S), krushättemossa (T), linnea (T), mattlummer (T, §9), nattskärra (T, §4), spillkråka (T, §4), tallört (aggregat) (T), tjäder (T, §4), tofsmes (T, §4), dvärgpipistrell (§4a), gröngöling (§4), havsörn (§4), större brunfladdermus (§4a), trana (§4), trollpipistrell (§4a), törnskata (§4), vattenfladdermus (§4a), åkergroda (§4a), huggorm (§6), kopparödla (§6), mindre vattensalamander (§6), vanlig groda (§6), vanlig padda (§6), vanlig snok (§6), fläcknycklar (§8) och revlummer (§9). Se Figur 1.</w:t>
       </w:r>
     </w:p>
     <w:p>
@@ -580,6 +580,35 @@
         <w:rPr>
           <w:b/>
         </w:rPr>
+        <w:t>Brunlångöra (NT, §4a)</w:t>
+      </w:r>
+      <w:r>
+        <w:t xml:space="preserve"> omfattas av bilaga 4 EU:s art- och habitatdirektiv vilket innebär att arten och dess livsmiljöer är strikt skyddade. Brunlångöra förekommer framförallt inne i relativt tät skog men födosöker också i trädgårdar, parker och hagar. Den har minskat med 17,5 (5–30) % under de senaste 21 åren och minskningstakten för den svenska populationen bedöms vara nära gränsvärdet för Sårbar (VU). (A2bc). Brunlångöra är typisk art för </w:t>
+      </w:r>
+      <w:r>
+        <w:rPr>
+          <w:i/>
+        </w:rPr>
+        <w:t>8310 Grottor</w:t>
+      </w:r>
+      <w:r>
+        <w:t xml:space="preserve"> och </w:t>
+      </w:r>
+      <w:r>
+        <w:rPr>
+          <w:i/>
+        </w:rPr>
+        <w:t>8330</w:t>
+      </w:r>
+      <w:r>
+        <w:t xml:space="preserve"> (SLU Artdatabanken, 2024).</w:t>
+      </w:r>
+    </w:p>
+    <w:p>
+      <w:r>
+        <w:rPr>
+          <w:b/>
+        </w:rPr>
         <w:t xml:space="preserve">Dofttaggsvamp (NT) </w:t>
       </w:r>
       <w:r>
@@ -829,6 +858,17 @@
         <w:rPr>
           <w:b/>
         </w:rPr>
+        <w:t>Nordfladdermus (NT, §4a)</w:t>
+      </w:r>
+      <w:r>
+        <w:t xml:space="preserve"> omfattas av bilaga 4 EU:s art- och habitatdirektiv vilket innebär ett strikt skydd där arten och dess livsmiljöer ska bevaras. Nordfladdermus föredrar variationsrik skog med förekomst av sjöar, vattendrag och våtmarker och hittas framförallt i halvöppna miljöer som trädbärande beteshagar och i kantzoner mellan skog och odlingsmark. Den undviker stora öppna områden som stora hyggen och större sammanhängande planteringar vilket minskar längden bryn och landskapets heterogenitet och därmed födotillgången och mängden lämpliga jaktplatser. Skogsbruksåtgärder som leder till minskad förekomst av äldre, gles skog och då särskilt tillgång på hålträd och träd med löst sittande bark kan leda till brist på koloniplatser och viloplatser. Nordfladdermus har minskat med 27,5 (5–50) % under de senaste 21 åren och minskningstakten för den svenska populationen bedöms vara nära gränsvärdet för Sårbar (VU). (A2bc) (SLU Artdatabanken, 2024; Skogsstyrelsen, 2016).</w:t>
+      </w:r>
+    </w:p>
+    <w:p>
+      <w:r>
+        <w:rPr>
+          <w:b/>
+        </w:rPr>
         <w:t xml:space="preserve">Orange taggsvamp (NT) </w:t>
       </w:r>
       <w:r>
@@ -1193,6 +1233,35 @@
         <w:rPr>
           <w:b/>
         </w:rPr>
+        <w:t>Flagellkvastmossa</w:t>
+      </w:r>
+      <w:r>
+        <w:t xml:space="preserve"> förekommer framför allt i tallsumpskog, men finns även i relativt torra gran- och tallskogar. Den signalerar överallt skogsmiljöer med höga naturvärden och indikerar biotoper med rik och kontinuerlig förekomst av död ved i olika nedbrytningsstadier eller barlagd torvjord. Flagellkvastmossa är typisk art för </w:t>
+      </w:r>
+      <w:r>
+        <w:rPr>
+          <w:i/>
+        </w:rPr>
+        <w:t xml:space="preserve">9010 Taiga </w:t>
+      </w:r>
+      <w:r>
+        <w:t>och</w:t>
+      </w:r>
+      <w:r>
+        <w:rPr>
+          <w:i/>
+        </w:rPr>
+        <w:t xml:space="preserve"> 9740 Skogsbevuxen myr </w:t>
+      </w:r>
+      <w:r>
+        <w:t>(SLU Artdatabanken, 2024; Nitare &amp; Skogsstyrelsen, 2019).</w:t>
+      </w:r>
+    </w:p>
+    <w:p>
+      <w:r>
+        <w:rPr>
+          <w:b/>
+        </w:rPr>
         <w:t>Fällmossa</w:t>
       </w:r>
       <w:r>
@@ -1707,10 +1776,72 @@
         <w:rPr>
           <w:b/>
         </w:rPr>
+        <w:t>Dvärgpipistrell (§4a)</w:t>
+      </w:r>
+      <w:r>
+        <w:t xml:space="preserve"> omfattas av bilaga 4 EU:s art- och habitatdirektiv vilket innebär ett strikt skydd där arten och dess livsmiljöer ska bevaras. Arten förekommer i alla typer av glesare skogar men föredrar framförallt lövskog. Den födosöker inne bland träden och man hittar den i trädbärande beteshagar, i kantzoner mellan skog och odlingsmark, i närheten av vatten och i bymiljöer. Den undviker stora sammanhängande öppna miljöer såsom åkrar och hyggen. Skogsbruksåtgärder som leder till minskad förekomst av äldre, gles skog och då särskilt tillgång på hålträd och träd med löst sittande bark kan leda till brist på koloniplatser och viloplatser (SLU Artdatabanken, 2024; Skogsstyrelsen, 2016).</w:t>
+      </w:r>
+    </w:p>
+    <w:p>
+      <w:r>
+        <w:rPr>
+          <w:b/>
+        </w:rPr>
         <w:t>Havsörn (§4)</w:t>
       </w:r>
       <w:r>
         <w:t xml:space="preserve"> omfattas av bilaga 1 EU:s fågeldirektiv. Skyddandet av befintliga bon måste upprätthållas och i samband med skogsavverkning bör en skyddszon på minst 100 meters radie runt boplatsen lämnas intakt. Under häckningsperioden (1 januari till 15 augusti) är havsörnen störningskänslig och inga skogsbruksåtgärder eller annan störande verksamhet får förekomma närmare än 500 m från boet under den tiden. För att åstadkomma en succession av lämpliga boträd för kommande generationer av havsörnar behöver ett betydligt större antal s.k. evighetsträd sparas vid avverkningar redan idag (SLU Artdatabanken, 2026; Skogsstyrelsen, 2016).</w:t>
+      </w:r>
+    </w:p>
+    <w:p>
+      <w:r>
+        <w:rPr>
+          <w:b/>
+        </w:rPr>
+        <w:t>Större brunfladdermus (§4a)</w:t>
+      </w:r>
+      <w:r>
+        <w:t xml:space="preserve"> omfattas av bilaga 4 EU:s art- och habitatdirektiv vilket innebär ett strikt skydd där arten och dess livsmiljöer ska bevaras. Den lever huvudsakligen i större skogsområden med gamla lövträdsbestånd, där den jagar i alla typer av öppna och halvöppna miljöer, ofta över stora sjöar och vattendrag, strandängar, betes- och slåttermarker. Under året utnyttjar fladdermössen många olika miljöer och ett effektivt bevarandearbete måste därför utgå från ett landskapsekologiskt perspektiv. Den viktigaste faktorn för om fladdermössen ska kunna leva i ett område är tillgången på föda i form av nattaktiva insekter. Ett bra hemområde måste erbjuda god födotillgång under hela aktivitetsperioden. Åtgärder som bevarar och gynnar en hög insektsproduktion är därför centrala. I ett varierat landskap med hög andel äldre lövträd, småvatten, sumpskogar, öppna våtmarker, ängar och betesmarker avlöser olika insektsgrupper varandra vilket gör att det hela tiden finns tillräckligt med föda. Gamla träd med grov bark, skador, håligheter eller döda delar bör lämnas och yngre träd (efterträdare) tillåtas finnas kvar och åldras för att säkra framtida förekomst av lämpliga yngelmiljöer. Övervintringsplatser måste skyddas effektivt från störningar (SLU Artdatabanken, 2024).</w:t>
+      </w:r>
+    </w:p>
+    <w:p>
+      <w:r>
+        <w:rPr>
+          <w:b/>
+        </w:rPr>
+        <w:t>Trollpipistrell (§4a)</w:t>
+      </w:r>
+      <w:r>
+        <w:t xml:space="preserve"> omfattas av bilaga 4 EU:s art- och habitatdirektiv vilket innebär ett strikt skydd för arten och dess livsmiljöer. Trollpipistrell förekommer i gles barr- och lövskog, i trädbärande beteshagar, i kantzoner mellan skog och odlingsmark, i närheten av sjöar och vattendrag samt i bymiljöer. Den undviker stora öppna miljöer såsom åkrar och hyggen och gynnas av ett landskap med mycket lövträd, vatten och hålträd. Under året utnyttjas många olika miljöer och ett effektivt bevarandearbete måste därför utgå från ett landskapsekologiskt perspektiv. Ett varierat landskap med hög andel äldre lövträd, småvatten, sumpskogar, öppna våtmarker, ängar och betesmarker, är gynnsamt för insekter vilket skapar förutsättningar för fladdermöss att finna tillräckligt med föda (SLU Artdatabanken, 2024).</w:t>
+      </w:r>
+    </w:p>
+    <w:p>
+      <w:r>
+        <w:rPr>
+          <w:b/>
+        </w:rPr>
+        <w:t>Vattenfladdermus (§4a)</w:t>
+      </w:r>
+      <w:r>
+        <w:t xml:space="preserve"> omfattas av bilaga 4 EU:s art- och habitatdirektiv vilket innebär ett strikt skydd där arten och dess livsmiljöer ska bevaras. Arten förekommer mest vid vatten, vid både sjöar och vattendrag där den födosöker antingen tätt ovanför vattenytan eller i strandskog. Kolonin kan ligga ganska långt från vatten och den kan ibland jaga i skog flera kilometer från vatten. För vattenfladdermusen bör framförallt åtgärder planeras och vidtas i strandnära områden. Sumpskog och hålträd behöver bevaras och återskapas. Gamla träd med grov bark, skador, håligheter eller döda delar bör lämnas och yngre träd (efterträdare) tillåtas finnas kvar och åldras för att säkra framtida förekomst av lämpliga yngelmiljöer. Övervintringsplatser måste skyddas effektivt från störningar. Vattenfladdermus är typisk art för </w:t>
+      </w:r>
+      <w:r>
+        <w:rPr>
+          <w:i/>
+        </w:rPr>
+        <w:t>8310 Grottor</w:t>
+      </w:r>
+      <w:r>
+        <w:t xml:space="preserve"> och </w:t>
+      </w:r>
+      <w:r>
+        <w:rPr>
+          <w:i/>
+        </w:rPr>
+        <w:t>8330 Havsgrottor</w:t>
+      </w:r>
+      <w:r>
+        <w:t xml:space="preserve"> (SLU Artdatabanken, 2025).</w:t>
       </w:r>
     </w:p>
     <w:p>
@@ -1827,7 +1958,7 @@
         <w:rPr>
           <w:i/>
         </w:rPr>
-        <w:t>I det avverkningsanmälda skogsområdet har 81 rödlistade arter och signalarter påträffats. Detta ska jämföras med Skogsstyrelsens uppföljning 2017 av nyckelbiotoper som visade att man i genomsnitt hittar 20,6 olika rödlistade arter och signalarter i en nyckelbiotop (Wijk, S. 2017. Biologisk mångfald i nyckelbiotoper – Resultat från inventeringen “Uppföljning biologisk mångfald” 2009–2015. Rapport 4/2017 Skogsstyrelsen, Jönköping).</w:t>
+        <w:t>I det avverkningsanmälda skogsområdet har 84 rödlistade arter och signalarter påträffats. Detta ska jämföras med Skogsstyrelsens uppföljning 2017 av nyckelbiotoper som visade att man i genomsnitt hittar 20,6 olika rödlistade arter och signalarter i en nyckelbiotop (Wijk, S. 2017. Biologisk mångfald i nyckelbiotoper – Resultat från inventeringen “Uppföljning biologisk mångfald” 2009–2015. Rapport 4/2017 Skogsstyrelsen, Jönköping).</w:t>
       </w:r>
     </w:p>
     <w:p>
@@ -1856,7 +1987,7 @@
         <w:rPr>
           <w:i/>
         </w:rPr>
-        <w:t>I det avverkningsanmälda skogsområdet har 101 naturvårdsarter varav 56 rödlistade arter sina livsmiljöer och växtplatser.</w:t>
+        <w:t>I det avverkningsanmälda skogsområdet har 109 naturvårdsarter varav 58 rödlistade arter sina livsmiljöer och växtplatser.</w:t>
       </w:r>
     </w:p>
     <w:p>
@@ -2356,27 +2487,40 @@
         <w:pStyle w:val="Heading1"/>
       </w:pPr>
       <w:r>
-        <w:t>Duvhök – ekologi samt krav på livsmiljön</w:t>
-      </w:r>
-    </w:p>
-    <w:p>
-      <w:r>
-        <w:t>Duvhök (NT, §4) är rödlistad som nära hotad och fridlyst enligt 4§ artskyddsförordningen. Arten har minskat med 15 (0–30) % under de senaste 18 åren och minskningstakten för den svenska populationen bedöms vara nära gränsvärdet för sårbar (VU). Bedömningen baseras på direkt observation, ett för arten lämpligt abundansindex och minskad geografisk utbredning och/eller försämrad habitatkvalitet (allt yngre och tätare skogar vilket försvårar för boplacering samt missgynnar jaktmöjligheterna) (SLU Artdatabanken, 2026).</w:t>
-      </w:r>
-    </w:p>
-    <w:p>
-      <w:r>
-        <w:t>Duvhöken är starkt bunden till skogsmark, såväl för häckning som födosök. Den påträffas oftast i större skogsområden med äldre skog, men kan ibland även häcka i dungar i områden dominerade av öppen mark. De gamla fåglarna är i huvudsak stationära i sina revir. Duvhöken jagar helst inne i äldre skog och missgynnas av stora hyggen och täta planteringar (Skogsstyrelsen, 2016).</w:t>
-      </w:r>
-    </w:p>
-    <w:p>
-      <w:r>
-        <w:t>Boet läggs inne i tät, oftast äldre skog. Kantzoner mot öppen mark undviks och duvhöken är därför känsligare för slutavverkning än flera andra rovfåglar. Boträdet måste vara grovgrenigt och är oftast en äldre gran eller tall, i sydligaste Sverige är bok vanligt. Duvhöken är beroende av insynsskyddade boplatser. Friställande av boträd eller avverkning så att boplatsen är exponerad mot öppen mark, medför att platsen överges. Samma bo kan användas flera år i rad, men likt andra rovfåglar har den normalt ett eller flera alternativa bon (Skogsstyrelsen, 2016). Eftersom duvhöken helst häckar i gammal skog, är dess häckningsplatser i princip alltid mer eller mindre hotade av skogsbruk och avverkningar (SLU Artdatabanken, 2026).</w:t>
-      </w:r>
-    </w:p>
-    <w:p>
-      <w:r>
-        <w:t>Den viktigaste begränsande faktorn för duvhökspopulationen i stort är födan och ett allvarligare problem är därför den av skogsbruket orsakade storskaliga omvandlingen och utarmningen av skogslandskapet, som kan påverka såväl duvhökens möjlighet att jaga som förekomsten av viktiga byten. Duvhökens jaktteknik gör den beroende av landskapets utformning och sammansättning och dess preferens för gammal skog tyder på att den är anpassad till att jaga i skog som är “lagom” tät. I öppnare biotoper, till exempel hyggen, kommer dess jaktteknik inte till sin rätt och i tätare biotoper, t.ex. ungskogar, har den relativt stora duvhöken svårt att manövrera (SLU Artdatabanken, 2026).</w:t>
+        <w:t>Brunlångöra – ekologi samt krav på livsmiljön</w:t>
+      </w:r>
+    </w:p>
+    <w:p>
+      <w:r>
+        <w:t>Brunlångöra (NT, §4a) omfattas av bilaga 4 EU:s art- och habitatdirektiv vilket innebär ett strikt skydd för arten och dess livsmiljöer. Den har minskat med 17,5 (5–30) % under de senaste 21 åren och minskningstakten för den svenska populationen bedöms vara nära gränsvärdet för Sårbar (VU). (A2bc) (SLU Artdatabanken, 2024).</w:t>
+      </w:r>
+    </w:p>
+    <w:p>
+      <w:r>
+        <w:t>Brunlångöra förekommer framförallt inne i relativt tät skog men födosöker också runt hus, i parker, trädgårdar och hagar. Arten har ett mycket karakteristiskt jaktbeteende då den flyger tätt intill vegetationen så som träd och buskar eller lågt över marken där den plockar insekter och spindlar direkt från blad, grenar och grässtrån. Arten kan till och med ryttla, stå stilla i luften med fladdrande vingar. Kolonierna finns ofta i stora byggnader som kyrkor, lador och magasin. Arten påverkas negativt av belysning, och en kraftig minskning har observerats på ett antal koloniplatser i södra Sverige (SLU Artdatabanken, 2024).</w:t>
+      </w:r>
+    </w:p>
+    <w:p>
+      <w:r>
+        <w:t xml:space="preserve">Den viktigaste faktorn för om fladdermössen ska kunna leva i ett område är tillgången på föda i form av nattaktiva insekter. Ett bra hemområde måste erbjuda god födotillgång under hela aktivitetsperioden. Åtgärder som bevarar och gynnar en hög insektsproduktion är därför centrala. I ett varierat landskap med hög andel äldre lövträd, småvatten, sumpskogar, öppna våtmarker, ängar och betesmarker avlöser olika insektsgrupper varandra vilket gör att det hela tiden finns tillräckligt med föda. Brunlångöra är typisk art för </w:t>
+      </w:r>
+      <w:r>
+        <w:rPr>
+          <w:i/>
+        </w:rPr>
+        <w:t>8310 Grottor</w:t>
+      </w:r>
+      <w:r>
+        <w:t xml:space="preserve"> och </w:t>
+      </w:r>
+      <w:r>
+        <w:rPr>
+          <w:i/>
+        </w:rPr>
+        <w:t>8330 Havsgrottor</w:t>
+      </w:r>
+      <w:r>
+        <w:t xml:space="preserve"> (SLU Artdatabanken, 2024).</w:t>
       </w:r>
     </w:p>
     <w:p>
@@ -2384,35 +2528,21 @@
         <w:pStyle w:val="Heading2"/>
       </w:pPr>
       <w:r>
-        <w:t>Referenser – duvhök</w:t>
-      </w:r>
-    </w:p>
-    <w:p>
-      <w:r>
-        <w:t xml:space="preserve">Skogsstyrelsen, 2016. </w:t>
+        <w:t>Referenser – brunlångöra</w:t>
+      </w:r>
+    </w:p>
+    <w:p>
+      <w:r>
+        <w:t>SLU Artdatabanken, 2024.</w:t>
       </w:r>
       <w:r>
         <w:rPr>
           <w:i/>
         </w:rPr>
-        <w:t xml:space="preserve">Duvhök – Vägledning för hänsyn till fåglar. </w:t>
-      </w:r>
-      <w:r>
-        <w:t>https://www.skogsstyrelsen.se/globalassets/lag-och-tillsyn/artskydd/vagledningar-for-hansyn-till-faglar/duvhok-vagledning-hansyn2.pdf</w:t>
-      </w:r>
-    </w:p>
-    <w:p>
-      <w:r>
-        <w:t xml:space="preserve">SLU Artdatabanken, 2026. </w:t>
-      </w:r>
-      <w:r>
-        <w:rPr>
-          <w:i/>
-        </w:rPr>
-        <w:t xml:space="preserve">Artfaktablad. Naturvård – artfakta. </w:t>
-      </w:r>
-      <w:r>
-        <w:t>SLU Artdatabanken, Uppsala</w:t>
+        <w:t xml:space="preserve"> Artfakta: brunlångöra (Plecotus auritus). </w:t>
+      </w:r>
+      <w:r>
+        <w:t>https://artfakta.se/taxa/206002</w:t>
       </w:r>
     </w:p>
     <w:p>
@@ -2420,62 +2550,27 @@
         <w:pStyle w:val="Heading1"/>
       </w:pPr>
       <w:r>
-        <w:t>Lunglav – ekologi samt krav på livsmiljön</w:t>
-      </w:r>
-    </w:p>
-    <w:p>
-      <w:r>
-        <w:t xml:space="preserve">Lunglav (NT) är en av vårt lands främsta signalarter som överallt indikerar gamla lövträd, skogsbestånd med höga naturvärden och ekosystem med lång skoglig kontinuitet. Lokalt kan förekomsten vara mycket riklig men den hittas nästan enbart i gamla och ej slutavverkade skogar. Artens samtliga förekomster bör uppmärksammas från naturvårdssynpunkt, då många lokaler även hyser andra ovanliga och rödlistade arter, däribland de sällsynta lavparasiterna lunglavshårprick (CR), </w:t>
-      </w:r>
-      <w:r>
-        <w:rPr>
-          <w:i/>
-        </w:rPr>
-        <w:t>Abrothallus diederichii</w:t>
-      </w:r>
-      <w:r>
-        <w:t xml:space="preserve"> (VU), </w:t>
-      </w:r>
-      <w:r>
-        <w:rPr>
-          <w:i/>
-        </w:rPr>
-        <w:t>Abrothallus lobariae</w:t>
-      </w:r>
-      <w:r>
-        <w:t xml:space="preserve"> (VU), </w:t>
-      </w:r>
-      <w:r>
-        <w:rPr>
-          <w:i/>
-        </w:rPr>
-        <w:t>Calycina lobariae</w:t>
-      </w:r>
-      <w:r>
-        <w:t xml:space="preserve"> (VU), lunglavsknapp (VU) och skrovelmössing (VU), som växer på lunglav. Rikliga förekomster med lunglav bör skyddas med biotopskydd, frivilliga avsättningar eller reservat (SLU Artdatabanken, 2026; Nitare &amp; Skogsstyrelsen, 2019).</w:t>
-      </w:r>
-    </w:p>
-    <w:p>
-      <w:r>
-        <w:t xml:space="preserve">Lunglav är typisk art för </w:t>
-      </w:r>
-      <w:r>
-        <w:rPr>
-          <w:i/>
-        </w:rPr>
-        <w:t>9010 Taiga, 9020 Nordlig ädellövskog, 9110 Näringsfattig bokskog, 9130 Näringsrik bokskog, 9160 Näringsrik ekskog, 9180 Ädellövskog i branter, 9190 Näringsfattig ekskog, 9070 Trädklädd betesmark, 9040 Fjällbjörkskog</w:t>
-      </w:r>
-      <w:r>
-        <w:t xml:space="preserve"> och</w:t>
-      </w:r>
-      <w:r>
-        <w:rPr>
-          <w:i/>
-        </w:rPr>
-        <w:t xml:space="preserve"> 6530 Lövängar</w:t>
-      </w:r>
-      <w:r>
-        <w:t xml:space="preserve"> (SLU Artdatabanken, 2026).</w:t>
+        <w:t>Duvhök – ekologi samt krav på livsmiljön</w:t>
+      </w:r>
+    </w:p>
+    <w:p>
+      <w:r>
+        <w:t>Duvhök (NT, §4) är rödlistad som nära hotad och fridlyst enligt 4§ artskyddsförordningen. Arten har minskat med 15 (0–30) % under de senaste 18 åren och minskningstakten för den svenska populationen bedöms vara nära gränsvärdet för sårbar (VU). Bedömningen baseras på direkt observation, ett för arten lämpligt abundansindex och minskad geografisk utbredning och/eller försämrad habitatkvalitet (allt yngre och tätare skogar vilket försvårar för boplacering samt missgynnar jaktmöjligheterna) (SLU Artdatabanken, 2026).</w:t>
+      </w:r>
+    </w:p>
+    <w:p>
+      <w:r>
+        <w:t>Duvhöken är starkt bunden till skogsmark, såväl för häckning som födosök. Den påträffas oftast i större skogsområden med äldre skog, men kan ibland även häcka i dungar i områden dominerade av öppen mark. De gamla fåglarna är i huvudsak stationära i sina revir. Duvhöken jagar helst inne i äldre skog och missgynnas av stora hyggen och täta planteringar (Skogsstyrelsen, 2016).</w:t>
+      </w:r>
+    </w:p>
+    <w:p>
+      <w:r>
+        <w:t>Boet läggs inne i tät, oftast äldre skog. Kantzoner mot öppen mark undviks och duvhöken är därför känsligare för slutavverkning än flera andra rovfåglar. Boträdet måste vara grovgrenigt och är oftast en äldre gran eller tall, i sydligaste Sverige är bok vanligt. Duvhöken är beroende av insynsskyddade boplatser. Friställande av boträd eller avverkning så att boplatsen är exponerad mot öppen mark, medför att platsen överges. Samma bo kan användas flera år i rad, men likt andra rovfåglar har den normalt ett eller flera alternativa bon (Skogsstyrelsen, 2016). Eftersom duvhöken helst häckar i gammal skog, är dess häckningsplatser i princip alltid mer eller mindre hotade av skogsbruk och avverkningar (SLU Artdatabanken, 2026).</w:t>
+      </w:r>
+    </w:p>
+    <w:p>
+      <w:r>
+        <w:t>Den viktigaste begränsande faktorn för duvhökspopulationen i stort är födan och ett allvarligare problem är därför den av skogsbruket orsakade storskaliga omvandlingen och utarmningen av skogslandskapet, som kan påverka såväl duvhökens möjlighet att jaga som förekomsten av viktiga byten. Duvhökens jaktteknik gör den beroende av landskapets utformning och sammansättning och dess preferens för gammal skog tyder på att den är anpassad till att jaga i skog som är “lagom” tät. I öppnare biotoper, till exempel hyggen, kommer dess jaktteknik inte till sin rätt och i tätare biotoper, t.ex. ungskogar, har den relativt stora duvhöken svårt att manövrera (SLU Artdatabanken, 2026).</w:t>
       </w:r>
     </w:p>
     <w:p>
@@ -2483,21 +2578,21 @@
         <w:pStyle w:val="Heading2"/>
       </w:pPr>
       <w:r>
-        <w:t>Referenser – lunglav</w:t>
-      </w:r>
-    </w:p>
-    <w:p>
-      <w:r>
-        <w:t xml:space="preserve">Nitare, J. och Skogsstyrelsen, 2019. </w:t>
+        <w:t>Referenser – duvhök</w:t>
+      </w:r>
+    </w:p>
+    <w:p>
+      <w:r>
+        <w:t xml:space="preserve">Skogsstyrelsen, 2016. </w:t>
       </w:r>
       <w:r>
         <w:rPr>
           <w:i/>
         </w:rPr>
-        <w:t xml:space="preserve">Skyddsvärd skog – Naturvårdsarter och andra kriterier för naturvärdesbedömning. </w:t>
-      </w:r>
-      <w:r>
-        <w:t>Skogsstyrelsen.</w:t>
+        <w:t xml:space="preserve">Duvhök – Vägledning för hänsyn till fåglar. </w:t>
+      </w:r>
+      <w:r>
+        <w:t>https://www.skogsstyrelsen.se/globalassets/lag-och-tillsyn/artskydd/vagledningar-for-hansyn-till-faglar/duvhok-vagledning-hansyn2.pdf</w:t>
       </w:r>
     </w:p>
     <w:p>
@@ -2511,7 +2606,7 @@
         <w:t xml:space="preserve">Artfaktablad. Naturvård – artfakta. </w:t>
       </w:r>
       <w:r>
-        <w:t>SLU Artdatabanken, Uppsala.</w:t>
+        <w:t>SLU Artdatabanken, Uppsala</w:t>
       </w:r>
     </w:p>
     <w:p>
@@ -2519,36 +2614,62 @@
         <w:pStyle w:val="Heading1"/>
       </w:pPr>
       <w:r>
-        <w:t>Mindre hackspett – ekologi samt krav på livsmiljön</w:t>
-      </w:r>
-    </w:p>
-    <w:p>
-      <w:r>
-        <w:t xml:space="preserve">Mindre hackspett (NT) är rödlistad som nära hotad, fridlyst och prioriterad art i Skogsvårdslagen. Den är typisk art för </w:t>
+        <w:t>Lunglav – ekologi samt krav på livsmiljön</w:t>
+      </w:r>
+    </w:p>
+    <w:p>
+      <w:r>
+        <w:t xml:space="preserve">Lunglav (NT) är en av vårt lands främsta signalarter som överallt indikerar gamla lövträd, skogsbestånd med höga naturvärden och ekosystem med lång skoglig kontinuitet. Lokalt kan förekomsten vara mycket riklig men den hittas nästan enbart i gamla och ej slutavverkade skogar. Artens samtliga förekomster bör uppmärksammas från naturvårdssynpunkt, då många lokaler även hyser andra ovanliga och rödlistade arter, däribland de sällsynta lavparasiterna lunglavshårprick (CR), </w:t>
       </w:r>
       <w:r>
         <w:rPr>
           <w:i/>
         </w:rPr>
-        <w:t>9010 Taiga, 9750 Svämlövskog, 9080 Lövsumpskog, 9030 Landhöjningsskog och 9040 Fjällbjörkskog</w:t>
-      </w:r>
-      <w:r>
-        <w:t>. Minskningstakten har uppgått till 25 (10–40) % under de senaste 15 åren och bedöms vara nära gränsvärdet för Sårbar (VU). (A2bc). (SLU Artdatabanken 2021).</w:t>
-      </w:r>
-    </w:p>
-    <w:p>
-      <w:r>
-        <w:t>Den mindre hackspetten lever i löv- och blandskog med förekomst av äldre lövträd, gärna ädellövträd i södra Sverige. Norrut förekommer arten i gamla löv- och blandskogar med al, björk och asp. Ett mycket glest bestånd förekommer i fjällbjörkskogen. Under vintern kan födosök ske även i äldre grandominerad skog, troligen för att den ger bättre skydd mot rovdjur och rovfåglar än ren lövskog. (SLU Artdatabanken, 2021).</w:t>
-      </w:r>
-    </w:p>
-    <w:p>
-      <w:r>
-        <w:t>Arten har stora revir och höga krav när det gäller förekomst av lövskog på landskapsnivå. För att häcka framgångsrikt behöver ett par cirka 40 ha äldre lövdominerad skog inom ett område på upp till 200 ha. Under vintern utsträcks födosöket till ett större område på flera hundra hektar, men varje individ återvänder till samma natthål kväll efter kväll. Arten häckar i murkna lövträdsstammar eller stubbar (oftast klibbal eller björk), vanligen 3–7 meter över marken. Ett nytt bohål hackas ut varje vår (Skogsstyrelsen, 2016 &amp; SLU Artdatabanken, 2021).</w:t>
-      </w:r>
-    </w:p>
-    <w:p>
-      <w:r>
-        <w:t>Den mindre hackspetten missgynnas av gallring i löv- och blandskogar, om lövträd tas bort. Vidare så missgynnas arten starkt genom avverkning av äldre lövträd, dränering och avverkning av al- och björkkärr, röjning eller gallring av täta strandskogar, alkärr samt borttagande av murkna träd och grenar. Nedhuggning av äldre hagmarksbjörkar och alar är också negativt. Arten hotas dessutom av biobränsleuttag i gamla inägomarker och andra lövskogar (Skogsstyrelsen, 2016 &amp; SLU Artdatabanken, 2021).</w:t>
+        <w:t>Abrothallus diederichii</w:t>
+      </w:r>
+      <w:r>
+        <w:t xml:space="preserve"> (VU), </w:t>
+      </w:r>
+      <w:r>
+        <w:rPr>
+          <w:i/>
+        </w:rPr>
+        <w:t>Abrothallus lobariae</w:t>
+      </w:r>
+      <w:r>
+        <w:t xml:space="preserve"> (VU), </w:t>
+      </w:r>
+      <w:r>
+        <w:rPr>
+          <w:i/>
+        </w:rPr>
+        <w:t>Calycina lobariae</w:t>
+      </w:r>
+      <w:r>
+        <w:t xml:space="preserve"> (VU), lunglavsknapp (VU) och skrovelmössing (VU), som växer på lunglav. Rikliga förekomster med lunglav bör skyddas med biotopskydd, frivilliga avsättningar eller reservat (SLU Artdatabanken, 2026; Nitare &amp; Skogsstyrelsen, 2019).</w:t>
+      </w:r>
+    </w:p>
+    <w:p>
+      <w:r>
+        <w:t xml:space="preserve">Lunglav är typisk art för </w:t>
+      </w:r>
+      <w:r>
+        <w:rPr>
+          <w:i/>
+        </w:rPr>
+        <w:t>9010 Taiga, 9020 Nordlig ädellövskog, 9110 Näringsfattig bokskog, 9130 Näringsrik bokskog, 9160 Näringsrik ekskog, 9180 Ädellövskog i branter, 9190 Näringsfattig ekskog, 9070 Trädklädd betesmark, 9040 Fjällbjörkskog</w:t>
+      </w:r>
+      <w:r>
+        <w:t xml:space="preserve"> och</w:t>
+      </w:r>
+      <w:r>
+        <w:rPr>
+          <w:i/>
+        </w:rPr>
+        <w:t xml:space="preserve"> 6530 Lövängar</w:t>
+      </w:r>
+      <w:r>
+        <w:t xml:space="preserve"> (SLU Artdatabanken, 2026).</w:t>
       </w:r>
     </w:p>
     <w:p>
@@ -2556,6 +2677,79 @@
         <w:pStyle w:val="Heading2"/>
       </w:pPr>
       <w:r>
+        <w:t>Referenser – lunglav</w:t>
+      </w:r>
+    </w:p>
+    <w:p>
+      <w:r>
+        <w:t xml:space="preserve">Nitare, J. och Skogsstyrelsen, 2019. </w:t>
+      </w:r>
+      <w:r>
+        <w:rPr>
+          <w:i/>
+        </w:rPr>
+        <w:t xml:space="preserve">Skyddsvärd skog – Naturvårdsarter och andra kriterier för naturvärdesbedömning. </w:t>
+      </w:r>
+      <w:r>
+        <w:t>Skogsstyrelsen.</w:t>
+      </w:r>
+    </w:p>
+    <w:p>
+      <w:r>
+        <w:t xml:space="preserve">SLU Artdatabanken, 2026. </w:t>
+      </w:r>
+      <w:r>
+        <w:rPr>
+          <w:i/>
+        </w:rPr>
+        <w:t xml:space="preserve">Artfaktablad. Naturvård – artfakta. </w:t>
+      </w:r>
+      <w:r>
+        <w:t>SLU Artdatabanken, Uppsala.</w:t>
+      </w:r>
+    </w:p>
+    <w:p>
+      <w:pPr>
+        <w:pStyle w:val="Heading1"/>
+      </w:pPr>
+      <w:r>
+        <w:t>Mindre hackspett – ekologi samt krav på livsmiljön</w:t>
+      </w:r>
+    </w:p>
+    <w:p>
+      <w:r>
+        <w:t xml:space="preserve">Mindre hackspett (NT) är rödlistad som nära hotad, fridlyst och prioriterad art i Skogsvårdslagen. Den är typisk art för </w:t>
+      </w:r>
+      <w:r>
+        <w:rPr>
+          <w:i/>
+        </w:rPr>
+        <w:t>9010 Taiga, 9750 Svämlövskog, 9080 Lövsumpskog, 9030 Landhöjningsskog och 9040 Fjällbjörkskog</w:t>
+      </w:r>
+      <w:r>
+        <w:t>. Minskningstakten har uppgått till 25 (10–40) % under de senaste 15 åren och bedöms vara nära gränsvärdet för Sårbar (VU). (A2bc). (SLU Artdatabanken 2021).</w:t>
+      </w:r>
+    </w:p>
+    <w:p>
+      <w:r>
+        <w:t>Den mindre hackspetten lever i löv- och blandskog med förekomst av äldre lövträd, gärna ädellövträd i södra Sverige. Norrut förekommer arten i gamla löv- och blandskogar med al, björk och asp. Ett mycket glest bestånd förekommer i fjällbjörkskogen. Under vintern kan födosök ske även i äldre grandominerad skog, troligen för att den ger bättre skydd mot rovdjur och rovfåglar än ren lövskog. (SLU Artdatabanken, 2021).</w:t>
+      </w:r>
+    </w:p>
+    <w:p>
+      <w:r>
+        <w:t>Arten har stora revir och höga krav när det gäller förekomst av lövskog på landskapsnivå. För att häcka framgångsrikt behöver ett par cirka 40 ha äldre lövdominerad skog inom ett område på upp till 200 ha. Under vintern utsträcks födosöket till ett större område på flera hundra hektar, men varje individ återvänder till samma natthål kväll efter kväll. Arten häckar i murkna lövträdsstammar eller stubbar (oftast klibbal eller björk), vanligen 3–7 meter över marken. Ett nytt bohål hackas ut varje vår (Skogsstyrelsen, 2016 &amp; SLU Artdatabanken, 2021).</w:t>
+      </w:r>
+    </w:p>
+    <w:p>
+      <w:r>
+        <w:t>Den mindre hackspetten missgynnas av gallring i löv- och blandskogar, om lövträd tas bort. Vidare så missgynnas arten starkt genom avverkning av äldre lövträd, dränering och avverkning av al- och björkkärr, röjning eller gallring av täta strandskogar, alkärr samt borttagande av murkna träd och grenar. Nedhuggning av äldre hagmarksbjörkar och alar är också negativt. Arten hotas dessutom av biobränsleuttag i gamla inägomarker och andra lövskogar (Skogsstyrelsen, 2016 &amp; SLU Artdatabanken, 2021).</w:t>
+      </w:r>
+    </w:p>
+    <w:p>
+      <w:pPr>
+        <w:pStyle w:val="Heading2"/>
+      </w:pPr>
+      <w:r>
         <w:t>Referenser – mindre hackspett</w:t>
       </w:r>
     </w:p>
@@ -2585,6 +2779,65 @@
       </w:r>
       <w:r>
         <w:t>SLU Artdatabanken, Uppsala</w:t>
+      </w:r>
+    </w:p>
+    <w:p>
+      <w:pPr>
+        <w:pStyle w:val="Heading1"/>
+      </w:pPr>
+      <w:r>
+        <w:t>Nordfladdermus – ekologi samt krav på livsmiljön</w:t>
+      </w:r>
+    </w:p>
+    <w:p>
+      <w:r>
+        <w:t>Nordfladdermus (NT, §4a) omfattas av bilaga 4 EU:s art- och habitatdirektiv vilket innebär ett strikt skydd för arten och dess livsmiljöer. Arten har minskat med 27,5 (5–50) % under de senaste 21 åren och minskningstakten för den svenska populationen bedöms vara nära gränsvärdet för Sårbar (VU). (A2bc) (SLU Artdatabanken, 2024).</w:t>
+      </w:r>
+    </w:p>
+    <w:p>
+      <w:r>
+        <w:t>Nordfladdermus föredrar variationsrik skog med förekomst av sjöar, vattendrag och våtmarker och hittas framförallt i halvöppna miljöer som trädbärande beteshagar och i kantzoner mellan skog och odlingsmark. Den undviker stora öppna områden som stora hyggen och större sammanhängande planteringar vilket minskar längden bryn och landskapets heterogenitet och därmed födotillgången och mängden lämpliga jaktplatser. Skogsbruksåtgärder som leder till minskad förekomst av äldre, gles skog och då särskilt tillgång på hålträd och träd med löst sittande bark kan leda till brist på koloniplatser och viloplatser (SLU Artdatabanken, 2024; Skogsstyrelsen, 2016).</w:t>
+      </w:r>
+    </w:p>
+    <w:p>
+      <w:r>
+        <w:t>Fladdermöss är beroende av hänsyn på landskapsnivå och det är viktigt att alla typer av vatten och våtmarker samt fuktiga skogspartier återställs och bevaras. Sväm- och sumpskog ska alltid sparas, och äldre lövmiljöer bör alltid sparas för födosök, koloniplatser och viloplatser. Utöver kantzoner mot vatten och våtmarker bör tillräckligt breda skyddszoner av uppväxt skog sparas för att skapa och bevara vindskyddade födosöksmiljöer. Genom att binda samman befintliga skogsbestånd med korridorer av uppvuxen skog skapas ett fladdermusvänligt landskap (SLU Artdatabanken, 2024; Skogsstyrelsen, 2016).</w:t>
+      </w:r>
+    </w:p>
+    <w:p>
+      <w:pPr>
+        <w:pStyle w:val="Heading2"/>
+      </w:pPr>
+      <w:r>
+        <w:t>Referenser – nordfladdermus</w:t>
+      </w:r>
+    </w:p>
+    <w:p>
+      <w:r>
+        <w:t xml:space="preserve">Skogsstyrelsen, 2016. </w:t>
+      </w:r>
+      <w:r>
+        <w:rPr>
+          <w:i/>
+        </w:rPr>
+        <w:t xml:space="preserve">Vägledning för hänsyn till nordfladdermus. </w:t>
+      </w:r>
+      <w:r>
+        <w:t>Vägledningar och kunskapsstöd artskydd - Skogsstyrelsen</w:t>
+      </w:r>
+    </w:p>
+    <w:p>
+      <w:r>
+        <w:t>SLU Artdatabanken, 2024.</w:t>
+      </w:r>
+      <w:r>
+        <w:rPr>
+          <w:i/>
+        </w:rPr>
+        <w:t xml:space="preserve">  Artfakta: nordfladdermus (Eptesicus nilssonii). </w:t>
+      </w:r>
+      <w:r>
+        <w:t>https://artfakta.se/taxa/205998</w:t>
       </w:r>
     </w:p>
     <w:p>
@@ -3229,6 +3482,60 @@
       </w:r>
       <w:r>
         <w:t>SLU Artdatabanken, Uppsala</w:t>
+      </w:r>
+    </w:p>
+    <w:p>
+      <w:pPr>
+        <w:pStyle w:val="Heading1"/>
+      </w:pPr>
+      <w:r>
+        <w:t>Dvärgpipistrell – ekologi samt krav på livsmiljön</w:t>
+      </w:r>
+    </w:p>
+    <w:p>
+      <w:r>
+        <w:t>Dvärgpipistrell (§4a) omfattas av bilaga 4 EU:s art- och habitatdirektiv vilket innebär ett strikt skydd för arten och dess livsmiljöer. Arten förekommer i alla typer av glesare skogar men föredrar framförallt lövskog. Den födosöker inne bland träden och man hittar den i trädbärande beteshagar, i kantzoner mellan skog och odlingsmark, i närheten av vatten och i bymiljöer. Den undviker stora sammanhängande öppna miljöer såsom åkrar och hyggen. Skogsbruksåtgärder som leder till minskad förekomst av äldre, gles skog och då särskilt tillgång på hålträd och träd med löst sittande bark kan leda till brist på koloniplatser och viloplatser (SLU Artdatabanken, 2024; Skogsstyrelsen, 2016).</w:t>
+      </w:r>
+    </w:p>
+    <w:p>
+      <w:r>
+        <w:t>Fladdermöss är beroende av hänsyn på landskapsnivå och det är viktigt att alla typer av vatten och våtmarker samt fuktiga skogspartier återställs och bevaras. Sväm- och sumpskog ska alltid sparas, och äldre lövmiljöer bör alltid sparas för födosök, koloniplatser och viloplatser. Utöver kantzoner mot vatten och våtmarker bör tillräckligt breda skyddszoner av uppväxt skog sparas för att skapa och bevara vindskyddade födosöksmiljöer. Genom att binda samman befintliga skogsbestånd med korridorer av uppvuxen skog skapas ett fladdermusvänligt landskap (SLU Artdatabanken, 2024; Skogsstyrelsen, 2016).</w:t>
+      </w:r>
+    </w:p>
+    <w:p>
+      <w:pPr>
+        <w:pStyle w:val="Heading2"/>
+      </w:pPr>
+      <w:r>
+        <w:t>Referenser – dvärgpipistrell</w:t>
+      </w:r>
+    </w:p>
+    <w:p>
+      <w:r>
+        <w:t xml:space="preserve">Skogsstyrelsen, 2016. </w:t>
+      </w:r>
+      <w:r>
+        <w:rPr>
+          <w:i/>
+        </w:rPr>
+        <w:t xml:space="preserve">Vägledning för hänsyn till pipistrell. </w:t>
+      </w:r>
+      <w:r>
+        <w:t>Vägledningar och kunskapsstöd artskydd - Skogsstyrelsen</w:t>
+      </w:r>
+    </w:p>
+    <w:p>
+      <w:r>
+        <w:t>SLU Artdatabanken, 2024.</w:t>
+      </w:r>
+      <w:r>
+        <w:rPr>
+          <w:i/>
+        </w:rPr>
+        <w:t xml:space="preserve">  Artfakta: dvärgpipistrell (Pipistrellus pygmaeus). </w:t>
+      </w:r>
+      <w:r>
+        <w:t>https://artfakta.se/taxa/205995</w:t>
       </w:r>
     </w:p>
     <w:p>
@@ -3423,7 +3730,7 @@
     <w:r>
       <w:tab/>
       <w:tab/>
-      <w:t>2026-09-21</w:t>
+      <w:t>2026-09-22</w:t>
       <w:br/>
       <w:br/>
     </w:r>

--- a/klagomål/Norrbytorps naturreservat FSC-klagomål.docx
+++ b/klagomål/Norrbytorps naturreservat FSC-klagomål.docx
@@ -168,7 +168,7 @@
     </w:p>
     <w:p>
       <w:r>
-        <w:t>Detta klagomål behandlar höga naturvärden i avverkningsanmälan Norrbytorps naturreservat i Haninge kommun som inkom 2026-09-22 och omfattar 159,7 ha.</w:t>
+        <w:t>Detta klagomål behandlar höga naturvärden i avverkningsanmälan Norrbytorps naturreservat i Haninge kommun som inkom 2026-09-23 och omfattar 159,7 ha.</w:t>
       </w:r>
     </w:p>
     <w:p>
@@ -178,7 +178,7 @@
       <w:r>
         <w:drawing>
           <wp:inline xmlns:a="http://schemas.openxmlformats.org/drawingml/2006/main" xmlns:pic="http://schemas.openxmlformats.org/drawingml/2006/picture">
-            <wp:extent cx="5486400" cy="4439770"/>
+            <wp:extent cx="5486400" cy="4431285"/>
             <wp:docPr id="1" name="Picture 1"/>
             <wp:cNvGraphicFramePr>
               <a:graphicFrameLocks noChangeAspect="1"/>
@@ -199,7 +199,7 @@
                   <pic:spPr>
                     <a:xfrm>
                       <a:off x="0" y="0"/>
-                      <a:ext cx="5486400" cy="4439770"/>
+                      <a:ext cx="5486400" cy="4431285"/>
                     </a:xfrm>
                     <a:prstGeom prst="rect"/>
                   </pic:spPr>
@@ -3730,7 +3730,7 @@
     <w:r>
       <w:tab/>
       <w:tab/>
-      <w:t>2026-09-22</w:t>
+      <w:t>2026-09-23</w:t>
       <w:br/>
       <w:br/>
     </w:r>

--- a/klagomål/Norrbytorps naturreservat FSC-klagomål.docx
+++ b/klagomål/Norrbytorps naturreservat FSC-klagomål.docx
@@ -168,7 +168,7 @@
     </w:p>
     <w:p>
       <w:r>
-        <w:t>Detta klagomål behandlar höga naturvärden i avverkningsanmälan Norrbytorps naturreservat i Haninge kommun som inkom 2026-09-23 och omfattar 159,7 ha.</w:t>
+        <w:t>Detta klagomål behandlar höga naturvärden i avverkningsanmälan Norrbytorps naturreservat i Haninge kommun som inkom 2026-09-24 och omfattar 159,7 ha.</w:t>
       </w:r>
     </w:p>
     <w:p>
@@ -178,7 +178,7 @@
       <w:r>
         <w:drawing>
           <wp:inline xmlns:a="http://schemas.openxmlformats.org/drawingml/2006/main" xmlns:pic="http://schemas.openxmlformats.org/drawingml/2006/picture">
-            <wp:extent cx="5486400" cy="4431285"/>
+            <wp:extent cx="5486400" cy="4418792"/>
             <wp:docPr id="1" name="Picture 1"/>
             <wp:cNvGraphicFramePr>
               <a:graphicFrameLocks noChangeAspect="1"/>
@@ -199,7 +199,7 @@
                   <pic:spPr>
                     <a:xfrm>
                       <a:off x="0" y="0"/>
-                      <a:ext cx="5486400" cy="4431285"/>
+                      <a:ext cx="5486400" cy="4418792"/>
                     </a:xfrm>
                     <a:prstGeom prst="rect"/>
                   </pic:spPr>
@@ -221,7 +221,7 @@
     </w:p>
     <w:p>
       <w:r>
-        <w:t>I och inom 25 meter från avverkningsanmälan finns fynd av 109 naturvårdsarter, varav 58 är rödlistade, 38 är fridlysta, 47 är typiska (T) och 26 är signalarter (S): brödtaggsvamp (EN), koppartaggsvamp (EN), garnlav (VU, T), goliatmusseron (VU, T), gränsticka (VU, T), gul taggsvamp (VU, T), hasselsnok (VU, §4a), jättemusseron (VU), knärot (VU, T, §8), lakritsmusseron (VU, T), lappuggla (VU, §4), mindre bastardsvärmare (VU), mjölkörtsspinnare (VU), ringlav (VU), rotfingersvamp (VU), sexfläckig bastardsvärmare (VU), skrovlig taggsvamp (VU), tallgråticka (VU), adam och eva (NT, §8), apelsinticka (NT), blå taggsvamp (NT, T), blåhake (NT, §4), brunklöver (NT), brunlångöra (NT, §4a), dofttaggsvamp (NT, T), dropptaggsvamp (NT, T), duvhök (NT, §4), fjällig taggsvamp s.str. (NT), fyrflikig jordstjärna (NT, T), gelatinfingersvamp (NT), grantaggsvamp (NT), gullklöver (NT), gulsparv (NT, §4), jungfrulin (NT), järnsparv (NT, §4), kandelabersvamp (NT, T), koralltaggsvamp (NT, T), krusfrö (NT), lunglav (NT, T), mindre hackspett (NT, T, §4), motaggsvamp (NT, T), nordfladdermus (NT, §4a), orange taggsvamp (NT, T), reliktbock (NT, T), skarp dropptaggsvamp (NT), skogsklocka (NT), svartvit taggsvamp (NT), tallfingersvamp (NT), talltagel (NT, T), tallticka (NT, T), talltita (NT, §4), tjockfotad fingersvamp (NT), ullticka (NT, T), vaddporing (NT), vedskivlav (NT, T), vedtrappmossa (NT, T), vintertagging (NT), vågticka (NT), björksplintborre (S), blomkålssvamp (S), blåmossa (S, T), brandticka (S), bronshjon (S, T), flagellkvastmossa (S, T), fällmossa (S, T), granbarkgnagare (S, T), grovticka (S, T), grön sköldmossa (S, T, §8), grönpyrola (S, T), jättesvampmal (S), korallrot (S, T, §8), mindre märgborre (S, T), nästlav (S, T), plattlummer (S, T, §9), rostfläck (S, T), rödgul trumpetsvamp (S), spindelblomster (S, T, §8), stubbspretmossa (S, T), thomsons trägnagare (S), trådticka (S, T), vedticka (S, T), västlig hakmossa (S), vågbandad barkbock (S), zontaggsvamp (S), krushättemossa (T), linnea (T), mattlummer (T, §9), nattskärra (T, §4), spillkråka (T, §4), tallört (aggregat) (T), tjäder (T, §4), tofsmes (T, §4), dvärgpipistrell (§4a), gröngöling (§4), havsörn (§4), större brunfladdermus (§4a), trana (§4), trollpipistrell (§4a), törnskata (§4), vattenfladdermus (§4a), åkergroda (§4a), huggorm (§6), kopparödla (§6), mindre vattensalamander (§6), vanlig groda (§6), vanlig padda (§6), vanlig snok (§6), fläcknycklar (§8) och revlummer (§9). Se Figur 1.</w:t>
+        <w:t>I och inom 25 meter från avverkningsanmälan finns fynd av 110 naturvårdsarter, varav 58 är rödlistade, 38 är fridlysta, 48 är typiska (T) och 27 är signalarter (S): brödtaggsvamp (EN), koppartaggsvamp (EN), garnlav (VU, T), goliatmusseron (VU, T), gränsticka (VU, T), gul taggsvamp (VU, T), hasselsnok (VU, §4a), jättemusseron (VU), knärot (VU, T, §8), lakritsmusseron (VU, T), lappuggla (VU, §4), mindre bastardsvärmare (VU), mjölkörtsspinnare (VU), ringlav (VU), rotfingersvamp (VU), sexfläckig bastardsvärmare (VU), skrovlig taggsvamp (VU), tallgråticka (VU), adam och eva (NT, §8), apelsinticka (NT), blå taggsvamp (NT, T), blåhake (NT, §4), brunklöver (NT), brunlångöra (NT, §4a), dofttaggsvamp (NT, T), dropptaggsvamp (NT, T), duvhök (NT, §4), fjällig taggsvamp s.str. (NT), fyrflikig jordstjärna (NT, T), gelatinfingersvamp (NT), grantaggsvamp (NT), gullklöver (NT), gulsparv (NT, §4), jungfrulin (NT), järnsparv (NT, §4), kandelabersvamp (NT, T), koralltaggsvamp (NT, T), krusfrö (NT), lunglav (NT, T), mindre hackspett (NT, T, §4), motaggsvamp (NT, T), nordfladdermus (NT, §4a), orange taggsvamp (NT, T), reliktbock (NT, T), skarp dropptaggsvamp (NT), skogsklocka (NT), svartvit taggsvamp (NT), tallfingersvamp (NT), talltagel (NT, T), tallticka (NT, T), talltita (NT, §4), tjockfotad fingersvamp (NT), ullticka (NT, T), vaddporing (NT), vedskivlav (NT, T), vedtrappmossa (NT, T), vintertagging (NT), vågticka (NT), björksplintborre (S), blodticka (S, T), blomkålssvamp (S), blåmossa (S, T), brandticka (S), bronshjon (S, T), flagellkvastmossa (S, T), fällmossa (S, T), granbarkgnagare (S, T), grovticka (S, T), grön sköldmossa (S, T, §8), grönpyrola (S, T), jättesvampmal (S), korallrot (S, T, §8), mindre märgborre (S, T), nästlav (S, T), plattlummer (S, T, §9), rostfläck (S, T), rödgul trumpetsvamp (S), spindelblomster (S, T, §8), stubbspretmossa (S, T), thomsons trägnagare (S), trådticka (S, T), vedticka (S, T), västlig hakmossa (S), vågbandad barkbock (S), zontaggsvamp (S), krushättemossa (T), linnea (T), mattlummer (T, §9), nattskärra (T, §4), spillkråka (T, §4), tallört (aggregat) (T), tjäder (T, §4), tofsmes (T, §4), dvärgpipistrell (§4a), gröngöling (§4), havsörn (§4), större brunfladdermus (§4a), trana (§4), trollpipistrell (§4a), törnskata (§4), vattenfladdermus (§4a), åkergroda (§4a), huggorm (§6), kopparödla (§6), mindre vattensalamander (§6), vanlig groda (§6), vanlig padda (§6), vanlig snok (§6), fläcknycklar (§8) och revlummer (§9). Se Figur 1.</w:t>
       </w:r>
     </w:p>
     <w:p>
@@ -1162,6 +1162,26 @@
         <w:rPr>
           <w:b/>
         </w:rPr>
+        <w:t xml:space="preserve">Blodticka </w:t>
+      </w:r>
+      <w:r>
+        <w:t xml:space="preserve">är i norra Sverige främst knuten till grova granlågor i urskogsartad barrskog, men förekommer ibland även på klenare granar i anslutning till bäckar och sumpskogar. Den är en bra indikator på granskogar med höga naturvärden och oftast förekommer den tillsammans med ett stort antal ovanliga och rödlistade arter. I södra Sverige växer den framför allt på tall och har då ett lägre signalvärde. Blodticka är typisk art för </w:t>
+      </w:r>
+      <w:r>
+        <w:rPr>
+          <w:i/>
+        </w:rPr>
+        <w:t>9030 Landhöjningsskog</w:t>
+      </w:r>
+      <w:r>
+        <w:t xml:space="preserve"> (SLU Artdatabanken, 2025; Nitare &amp; Skogsstyrelsen, 2019).</w:t>
+      </w:r>
+    </w:p>
+    <w:p>
+      <w:r>
+        <w:rPr>
+          <w:b/>
+        </w:rPr>
         <w:t xml:space="preserve">Blomkålssvamp </w:t>
       </w:r>
       <w:r>
@@ -1958,7 +1978,7 @@
         <w:rPr>
           <w:i/>
         </w:rPr>
-        <w:t>I det avverkningsanmälda skogsområdet har 84 rödlistade arter och signalarter påträffats. Detta ska jämföras med Skogsstyrelsens uppföljning 2017 av nyckelbiotoper som visade att man i genomsnitt hittar 20,6 olika rödlistade arter och signalarter i en nyckelbiotop (Wijk, S. 2017. Biologisk mångfald i nyckelbiotoper – Resultat från inventeringen “Uppföljning biologisk mångfald” 2009–2015. Rapport 4/2017 Skogsstyrelsen, Jönköping).</w:t>
+        <w:t>I det avverkningsanmälda skogsområdet har 85 rödlistade arter och signalarter påträffats. Detta ska jämföras med Skogsstyrelsens uppföljning 2017 av nyckelbiotoper som visade att man i genomsnitt hittar 20,6 olika rödlistade arter och signalarter i en nyckelbiotop (Wijk, S. 2017. Biologisk mångfald i nyckelbiotoper – Resultat från inventeringen “Uppföljning biologisk mångfald” 2009–2015. Rapport 4/2017 Skogsstyrelsen, Jönköping).</w:t>
       </w:r>
     </w:p>
     <w:p>
@@ -1987,7 +2007,7 @@
         <w:rPr>
           <w:i/>
         </w:rPr>
-        <w:t>I det avverkningsanmälda skogsområdet har 109 naturvårdsarter varav 58 rödlistade arter sina livsmiljöer och växtplatser.</w:t>
+        <w:t>I det avverkningsanmälda skogsområdet har 110 naturvårdsarter varav 58 rödlistade arter sina livsmiljöer och växtplatser.</w:t>
       </w:r>
     </w:p>
     <w:p>
@@ -3730,7 +3750,7 @@
     <w:r>
       <w:tab/>
       <w:tab/>
-      <w:t>2026-09-23</w:t>
+      <w:t>2026-09-24</w:t>
       <w:br/>
       <w:br/>
     </w:r>

--- a/klagomål/Norrbytorps naturreservat FSC-klagomål.docx
+++ b/klagomål/Norrbytorps naturreservat FSC-klagomål.docx
@@ -168,7 +168,7 @@
     </w:p>
     <w:p>
       <w:r>
-        <w:t>Detta klagomål behandlar höga naturvärden i avverkningsanmälan Norrbytorps naturreservat i Haninge kommun som inkom 2026-09-24 och omfattar 159,7 ha.</w:t>
+        <w:t>Detta klagomål behandlar höga naturvärden i avverkningsanmälan Norrbytorps naturreservat i Haninge kommun som inkom 2026-09-25 och omfattar 159,7 ha.</w:t>
       </w:r>
     </w:p>
     <w:p>
@@ -178,7 +178,7 @@
       <w:r>
         <w:drawing>
           <wp:inline xmlns:a="http://schemas.openxmlformats.org/drawingml/2006/main" xmlns:pic="http://schemas.openxmlformats.org/drawingml/2006/picture">
-            <wp:extent cx="5486400" cy="4418792"/>
+            <wp:extent cx="5486400" cy="4414001"/>
             <wp:docPr id="1" name="Picture 1"/>
             <wp:cNvGraphicFramePr>
               <a:graphicFrameLocks noChangeAspect="1"/>
@@ -199,7 +199,7 @@
                   <pic:spPr>
                     <a:xfrm>
                       <a:off x="0" y="0"/>
-                      <a:ext cx="5486400" cy="4418792"/>
+                      <a:ext cx="5486400" cy="4414001"/>
                     </a:xfrm>
                     <a:prstGeom prst="rect"/>
                   </pic:spPr>
@@ -3750,7 +3750,7 @@
     <w:r>
       <w:tab/>
       <w:tab/>
-      <w:t>2026-09-24</w:t>
+      <w:t>2026-09-25</w:t>
       <w:br/>
       <w:br/>
     </w:r>

--- a/klagomål/Norrbytorps naturreservat FSC-klagomål.docx
+++ b/klagomål/Norrbytorps naturreservat FSC-klagomål.docx
@@ -168,7 +168,7 @@
     </w:p>
     <w:p>
       <w:r>
-        <w:t>Detta klagomål behandlar höga naturvärden i avverkningsanmälan Norrbytorps naturreservat i Haninge kommun som inkom 2026-09-25 och omfattar 159,7 ha.</w:t>
+        <w:t>Detta klagomål behandlar höga naturvärden i avverkningsanmälan Norrbytorps naturreservat i Haninge kommun som inkom 2026-09-26 och omfattar 159,7 ha.</w:t>
       </w:r>
     </w:p>
     <w:p>
@@ -3750,7 +3750,7 @@
     <w:r>
       <w:tab/>
       <w:tab/>
-      <w:t>2026-09-25</w:t>
+      <w:t>2026-09-26</w:t>
       <w:br/>
       <w:br/>
     </w:r>

--- a/klagomål/Norrbytorps naturreservat FSC-klagomål.docx
+++ b/klagomål/Norrbytorps naturreservat FSC-klagomål.docx
@@ -168,7 +168,7 @@
     </w:p>
     <w:p>
       <w:r>
-        <w:t>Detta klagomål behandlar höga naturvärden i avverkningsanmälan Norrbytorps naturreservat i Haninge kommun som inkom 2026-09-26 och omfattar 159,7 ha.</w:t>
+        <w:t>Detta klagomål behandlar höga naturvärden i avverkningsanmälan Norrbytorps naturreservat i Haninge kommun som inkom 2026-09-27 och omfattar 159,7 ha.</w:t>
       </w:r>
     </w:p>
     <w:p>
@@ -178,7 +178,7 @@
       <w:r>
         <w:drawing>
           <wp:inline xmlns:a="http://schemas.openxmlformats.org/drawingml/2006/main" xmlns:pic="http://schemas.openxmlformats.org/drawingml/2006/picture">
-            <wp:extent cx="5486400" cy="4414001"/>
+            <wp:extent cx="5486400" cy="4409486"/>
             <wp:docPr id="1" name="Picture 1"/>
             <wp:cNvGraphicFramePr>
               <a:graphicFrameLocks noChangeAspect="1"/>
@@ -199,7 +199,7 @@
                   <pic:spPr>
                     <a:xfrm>
                       <a:off x="0" y="0"/>
-                      <a:ext cx="5486400" cy="4414001"/>
+                      <a:ext cx="5486400" cy="4409486"/>
                     </a:xfrm>
                     <a:prstGeom prst="rect"/>
                   </pic:spPr>
@@ -3750,7 +3750,7 @@
     <w:r>
       <w:tab/>
       <w:tab/>
-      <w:t>2026-09-26</w:t>
+      <w:t>2026-09-27</w:t>
       <w:br/>
       <w:br/>
     </w:r>

--- a/klagomål/Norrbytorps naturreservat FSC-klagomål.docx
+++ b/klagomål/Norrbytorps naturreservat FSC-klagomål.docx
@@ -168,7 +168,7 @@
     </w:p>
     <w:p>
       <w:r>
-        <w:t>Detta klagomål behandlar höga naturvärden i avverkningsanmälan Norrbytorps naturreservat i Haninge kommun som inkom 2026-09-27 och omfattar 159,7 ha.</w:t>
+        <w:t>Detta klagomål behandlar höga naturvärden i avverkningsanmälan Norrbytorps naturreservat i Haninge kommun som inkom 2026-09-28 och omfattar 159,7 ha.</w:t>
       </w:r>
     </w:p>
     <w:p>
@@ -3750,7 +3750,7 @@
     <w:r>
       <w:tab/>
       <w:tab/>
-      <w:t>2026-09-27</w:t>
+      <w:t>2026-09-28</w:t>
       <w:br/>
       <w:br/>
     </w:r>

--- a/klagomål/Norrbytorps naturreservat FSC-klagomål.docx
+++ b/klagomål/Norrbytorps naturreservat FSC-klagomål.docx
@@ -168,7 +168,7 @@
     </w:p>
     <w:p>
       <w:r>
-        <w:t>Detta klagomål behandlar höga naturvärden i avverkningsanmälan Norrbytorps naturreservat i Haninge kommun som inkom 2026-09-28 och omfattar 159,7 ha.</w:t>
+        <w:t>Detta klagomål behandlar höga naturvärden i avverkningsanmälan Norrbytorps naturreservat i Haninge kommun som inkom 2026-09-29 och omfattar 159,7 ha.</w:t>
       </w:r>
     </w:p>
     <w:p>
@@ -178,7 +178,7 @@
       <w:r>
         <w:drawing>
           <wp:inline xmlns:a="http://schemas.openxmlformats.org/drawingml/2006/main" xmlns:pic="http://schemas.openxmlformats.org/drawingml/2006/picture">
-            <wp:extent cx="5486400" cy="4409486"/>
+            <wp:extent cx="5486400" cy="4394038"/>
             <wp:docPr id="1" name="Picture 1"/>
             <wp:cNvGraphicFramePr>
               <a:graphicFrameLocks noChangeAspect="1"/>
@@ -199,7 +199,7 @@
                   <pic:spPr>
                     <a:xfrm>
                       <a:off x="0" y="0"/>
-                      <a:ext cx="5486400" cy="4409486"/>
+                      <a:ext cx="5486400" cy="4394038"/>
                     </a:xfrm>
                     <a:prstGeom prst="rect"/>
                   </pic:spPr>
@@ -3750,7 +3750,7 @@
     <w:r>
       <w:tab/>
       <w:tab/>
-      <w:t>2026-09-28</w:t>
+      <w:t>2026-09-29</w:t>
       <w:br/>
       <w:br/>
     </w:r>

--- a/klagomål/Norrbytorps naturreservat FSC-klagomål.docx
+++ b/klagomål/Norrbytorps naturreservat FSC-klagomål.docx
@@ -168,7 +168,7 @@
     </w:p>
     <w:p>
       <w:r>
-        <w:t>Detta klagomål behandlar höga naturvärden i avverkningsanmälan Norrbytorps naturreservat i Haninge kommun som inkom 2026-09-29 och omfattar 159,7 ha.</w:t>
+        <w:t>Detta klagomål behandlar höga naturvärden i avverkningsanmälan Norrbytorps naturreservat i Haninge kommun som inkom 2026-09-30 och omfattar 159,7 ha.</w:t>
       </w:r>
     </w:p>
     <w:p>
@@ -178,7 +178,7 @@
       <w:r>
         <w:drawing>
           <wp:inline xmlns:a="http://schemas.openxmlformats.org/drawingml/2006/main" xmlns:pic="http://schemas.openxmlformats.org/drawingml/2006/picture">
-            <wp:extent cx="5486400" cy="4394038"/>
+            <wp:extent cx="5486400" cy="4386866"/>
             <wp:docPr id="1" name="Picture 1"/>
             <wp:cNvGraphicFramePr>
               <a:graphicFrameLocks noChangeAspect="1"/>
@@ -199,7 +199,7 @@
                   <pic:spPr>
                     <a:xfrm>
                       <a:off x="0" y="0"/>
-                      <a:ext cx="5486400" cy="4394038"/>
+                      <a:ext cx="5486400" cy="4386866"/>
                     </a:xfrm>
                     <a:prstGeom prst="rect"/>
                   </pic:spPr>
@@ -3750,7 +3750,7 @@
     <w:r>
       <w:tab/>
       <w:tab/>
-      <w:t>2026-09-29</w:t>
+      <w:t>2026-09-30</w:t>
       <w:br/>
       <w:br/>
     </w:r>

--- a/klagomål/Norrbytorps naturreservat FSC-klagomål.docx
+++ b/klagomål/Norrbytorps naturreservat FSC-klagomål.docx
@@ -168,7 +168,7 @@
     </w:p>
     <w:p>
       <w:r>
-        <w:t>Detta klagomål behandlar höga naturvärden i avverkningsanmälan Norrbytorps naturreservat i Haninge kommun som inkom 2026-09-30 och omfattar 159,7 ha.</w:t>
+        <w:t>Detta klagomål behandlar höga naturvärden i avverkningsanmälan Norrbytorps naturreservat i Haninge kommun som inkom 2026-10-01 och omfattar 159,7 ha.</w:t>
       </w:r>
     </w:p>
     <w:p>
@@ -178,7 +178,7 @@
       <w:r>
         <w:drawing>
           <wp:inline xmlns:a="http://schemas.openxmlformats.org/drawingml/2006/main" xmlns:pic="http://schemas.openxmlformats.org/drawingml/2006/picture">
-            <wp:extent cx="5486400" cy="4386866"/>
+            <wp:extent cx="5486400" cy="4379062"/>
             <wp:docPr id="1" name="Picture 1"/>
             <wp:cNvGraphicFramePr>
               <a:graphicFrameLocks noChangeAspect="1"/>
@@ -199,7 +199,7 @@
                   <pic:spPr>
                     <a:xfrm>
                       <a:off x="0" y="0"/>
-                      <a:ext cx="5486400" cy="4386866"/>
+                      <a:ext cx="5486400" cy="4379062"/>
                     </a:xfrm>
                     <a:prstGeom prst="rect"/>
                   </pic:spPr>
@@ -3750,7 +3750,7 @@
     <w:r>
       <w:tab/>
       <w:tab/>
-      <w:t>2026-09-30</w:t>
+      <w:t>2026-10-01</w:t>
       <w:br/>
       <w:br/>
     </w:r>

--- a/klagomål/Norrbytorps naturreservat FSC-klagomål.docx
+++ b/klagomål/Norrbytorps naturreservat FSC-klagomål.docx
@@ -168,7 +168,7 @@
     </w:p>
     <w:p>
       <w:r>
-        <w:t>Detta klagomål behandlar höga naturvärden i avverkningsanmälan Norrbytorps naturreservat i Haninge kommun som inkom 2026-10-01 och omfattar 159,7 ha.</w:t>
+        <w:t>Detta klagomål behandlar höga naturvärden i avverkningsanmälan Norrbytorps naturreservat i Haninge kommun som inkom 2026-10-02 och omfattar 159,7 ha.</w:t>
       </w:r>
     </w:p>
     <w:p>
@@ -178,7 +178,7 @@
       <w:r>
         <w:drawing>
           <wp:inline xmlns:a="http://schemas.openxmlformats.org/drawingml/2006/main" xmlns:pic="http://schemas.openxmlformats.org/drawingml/2006/picture">
-            <wp:extent cx="5486400" cy="4379062"/>
+            <wp:extent cx="5486400" cy="4378695"/>
             <wp:docPr id="1" name="Picture 1"/>
             <wp:cNvGraphicFramePr>
               <a:graphicFrameLocks noChangeAspect="1"/>
@@ -199,7 +199,7 @@
                   <pic:spPr>
                     <a:xfrm>
                       <a:off x="0" y="0"/>
-                      <a:ext cx="5486400" cy="4379062"/>
+                      <a:ext cx="5486400" cy="4378695"/>
                     </a:xfrm>
                     <a:prstGeom prst="rect"/>
                   </pic:spPr>
@@ -3750,7 +3750,7 @@
     <w:r>
       <w:tab/>
       <w:tab/>
-      <w:t>2026-10-01</w:t>
+      <w:t>2026-10-02</w:t>
       <w:br/>
       <w:br/>
     </w:r>

--- a/klagomål/Norrbytorps naturreservat FSC-klagomål.docx
+++ b/klagomål/Norrbytorps naturreservat FSC-klagomål.docx
@@ -168,7 +168,7 @@
     </w:p>
     <w:p>
       <w:r>
-        <w:t>Detta klagomål behandlar höga naturvärden i avverkningsanmälan Norrbytorps naturreservat i Haninge kommun som inkom 2026-10-02 och omfattar 159,7 ha.</w:t>
+        <w:t>Detta klagomål behandlar höga naturvärden i avverkningsanmälan Norrbytorps naturreservat i Haninge kommun som inkom 2026-10-03 och omfattar 159,7 ha.</w:t>
       </w:r>
     </w:p>
     <w:p>
@@ -178,7 +178,7 @@
       <w:r>
         <w:drawing>
           <wp:inline xmlns:a="http://schemas.openxmlformats.org/drawingml/2006/main" xmlns:pic="http://schemas.openxmlformats.org/drawingml/2006/picture">
-            <wp:extent cx="5486400" cy="4378695"/>
+            <wp:extent cx="5486400" cy="4378328"/>
             <wp:docPr id="1" name="Picture 1"/>
             <wp:cNvGraphicFramePr>
               <a:graphicFrameLocks noChangeAspect="1"/>
@@ -199,7 +199,7 @@
                   <pic:spPr>
                     <a:xfrm>
                       <a:off x="0" y="0"/>
-                      <a:ext cx="5486400" cy="4378695"/>
+                      <a:ext cx="5486400" cy="4378328"/>
                     </a:xfrm>
                     <a:prstGeom prst="rect"/>
                   </pic:spPr>
@@ -221,7 +221,7 @@
     </w:p>
     <w:p>
       <w:r>
-        <w:t>I och inom 25 meter från avverkningsanmälan finns fynd av 110 naturvårdsarter, varav 58 är rödlistade, 38 är fridlysta, 48 är typiska (T) och 27 är signalarter (S): brödtaggsvamp (EN), koppartaggsvamp (EN), garnlav (VU, T), goliatmusseron (VU, T), gränsticka (VU, T), gul taggsvamp (VU, T), hasselsnok (VU, §4a), jättemusseron (VU), knärot (VU, T, §8), lakritsmusseron (VU, T), lappuggla (VU, §4), mindre bastardsvärmare (VU), mjölkörtsspinnare (VU), ringlav (VU), rotfingersvamp (VU), sexfläckig bastardsvärmare (VU), skrovlig taggsvamp (VU), tallgråticka (VU), adam och eva (NT, §8), apelsinticka (NT), blå taggsvamp (NT, T), blåhake (NT, §4), brunklöver (NT), brunlångöra (NT, §4a), dofttaggsvamp (NT, T), dropptaggsvamp (NT, T), duvhök (NT, §4), fjällig taggsvamp s.str. (NT), fyrflikig jordstjärna (NT, T), gelatinfingersvamp (NT), grantaggsvamp (NT), gullklöver (NT), gulsparv (NT, §4), jungfrulin (NT), järnsparv (NT, §4), kandelabersvamp (NT, T), koralltaggsvamp (NT, T), krusfrö (NT), lunglav (NT, T), mindre hackspett (NT, T, §4), motaggsvamp (NT, T), nordfladdermus (NT, §4a), orange taggsvamp (NT, T), reliktbock (NT, T), skarp dropptaggsvamp (NT), skogsklocka (NT), svartvit taggsvamp (NT), tallfingersvamp (NT), talltagel (NT, T), tallticka (NT, T), talltita (NT, §4), tjockfotad fingersvamp (NT), ullticka (NT, T), vaddporing (NT), vedskivlav (NT, T), vedtrappmossa (NT, T), vintertagging (NT), vågticka (NT), björksplintborre (S), blodticka (S, T), blomkålssvamp (S), blåmossa (S, T), brandticka (S), bronshjon (S, T), flagellkvastmossa (S, T), fällmossa (S, T), granbarkgnagare (S, T), grovticka (S, T), grön sköldmossa (S, T, §8), grönpyrola (S, T), jättesvampmal (S), korallrot (S, T, §8), mindre märgborre (S, T), nästlav (S, T), plattlummer (S, T, §9), rostfläck (S, T), rödgul trumpetsvamp (S), spindelblomster (S, T, §8), stubbspretmossa (S, T), thomsons trägnagare (S), trådticka (S, T), vedticka (S, T), västlig hakmossa (S), vågbandad barkbock (S), zontaggsvamp (S), krushättemossa (T), linnea (T), mattlummer (T, §9), nattskärra (T, §4), spillkråka (T, §4), tallört (aggregat) (T), tjäder (T, §4), tofsmes (T, §4), dvärgpipistrell (§4a), gröngöling (§4), havsörn (§4), större brunfladdermus (§4a), trana (§4), trollpipistrell (§4a), törnskata (§4), vattenfladdermus (§4a), åkergroda (§4a), huggorm (§6), kopparödla (§6), mindre vattensalamander (§6), vanlig groda (§6), vanlig padda (§6), vanlig snok (§6), fläcknycklar (§8) och revlummer (§9). Se Figur 1.</w:t>
+        <w:t>I och inom 25 meter från avverkningsanmälan finns fynd av 111 naturvårdsarter, varav 58 är rödlistade, 39 är fridlysta, 49 är typiska (T) och 27 är signalarter (S): brödtaggsvamp (EN), koppartaggsvamp (EN), garnlav (VU, T), goliatmusseron (VU, T), gränsticka (VU, T), gul taggsvamp (VU, T), hasselsnok (VU, §4a), jättemusseron (VU), knärot (VU, T, §8), lakritsmusseron (VU, T), lappuggla (VU, §4), mindre bastardsvärmare (VU), mjölkörtsspinnare (VU), ringlav (VU), rotfingersvamp (VU), sexfläckig bastardsvärmare (VU), skrovlig taggsvamp (VU), tallgråticka (VU), adam och eva (NT, §8), apelsinticka (NT), blå taggsvamp (NT, T), blåhake (NT, §4), brunklöver (NT), brunlångöra (NT, §4a), dofttaggsvamp (NT, T), dropptaggsvamp (NT, T), duvhök (NT, §4), fjällig taggsvamp s.str. (NT), fyrflikig jordstjärna (NT, T), gelatinfingersvamp (NT), grantaggsvamp (NT), gullklöver (NT), gulsparv (NT, §4), jungfrulin (NT), järnsparv (NT, §4), kandelabersvamp (NT, T), koralltaggsvamp (NT, T), krusfrö (NT), lunglav (NT, T), mindre hackspett (NT, T, §4), motaggsvamp (NT, T), nordfladdermus (NT, §4a), orange taggsvamp (NT, T), reliktbock (NT, T), skarp dropptaggsvamp (NT), skogsklocka (NT), svartvit taggsvamp (NT), tallfingersvamp (NT), talltagel (NT, T), tallticka (NT, T), talltita (NT, §4), tjockfotad fingersvamp (NT), ullticka (NT, T), vaddporing (NT), vedskivlav (NT, T), vedtrappmossa (NT, T), vintertagging (NT), vågticka (NT), björksplintborre (S), blodticka (S, T), blomkålssvamp (S), blåmossa (S, T), brandticka (S), bronshjon (S, T), flagellkvastmossa (S, T), fällmossa (S, T), granbarkgnagare (S, T), grovticka (S, T), grön sköldmossa (S, T, §8), grönpyrola (S, T), jättesvampmal (S), korallrot (S, T, §8), mindre märgborre (S, T), nästlav (S, T), plattlummer (S, T, §9), rostfläck (S, T), rödgul trumpetsvamp (S), spindelblomster (S, T, §8), stubbspretmossa (S, T), thomsons trägnagare (S), trådticka (S, T), vedticka (S, T), västlig hakmossa (S), vågbandad barkbock (S), zontaggsvamp (S), blåsippa (T, §9), krushättemossa (T), linnea (T), mattlummer (T, §9), nattskärra (T, §4), spillkråka (T, §4), tallört (aggregat) (T), tjäder (T, §4), tofsmes (T, §4), dvärgpipistrell (§4a), gröngöling (§4), havsörn (§4), större brunfladdermus (§4a), trana (§4), trollpipistrell (§4a), törnskata (§4), vattenfladdermus (§4a), åkergroda (§4a), huggorm (§6), kopparödla (§6), mindre vattensalamander (§6), vanlig groda (§6), vanlig padda (§6), vanlig snok (§6), fläcknycklar (§8) och revlummer (§9). Se Figur 1.</w:t>
       </w:r>
     </w:p>
     <w:p>
@@ -1658,6 +1658,35 @@
         <w:rPr>
           <w:b/>
         </w:rPr>
+        <w:t>Blåsippa (§9)</w:t>
+      </w:r>
+      <w:r>
+        <w:t xml:space="preserve"> är typisk art för </w:t>
+      </w:r>
+      <w:r>
+        <w:rPr>
+          <w:i/>
+        </w:rPr>
+        <w:t>9050 Näringsrik granskog, 9020 Nordlig ädellövskog</w:t>
+      </w:r>
+      <w:r>
+        <w:t xml:space="preserve"> och </w:t>
+      </w:r>
+      <w:r>
+        <w:rPr>
+          <w:i/>
+        </w:rPr>
+        <w:t>8240 Karsthällmarker</w:t>
+      </w:r>
+      <w:r>
+        <w:t xml:space="preserve"> (SLU Artdatabanken, 2025).</w:t>
+      </w:r>
+    </w:p>
+    <w:p>
+      <w:r>
+        <w:rPr>
+          <w:b/>
+        </w:rPr>
         <w:t xml:space="preserve">Linnea </w:t>
       </w:r>
       <w:r>
@@ -2007,7 +2036,7 @@
         <w:rPr>
           <w:i/>
         </w:rPr>
-        <w:t>I det avverkningsanmälda skogsområdet har 110 naturvårdsarter varav 58 rödlistade arter sina livsmiljöer och växtplatser.</w:t>
+        <w:t>I det avverkningsanmälda skogsområdet har 111 naturvårdsarter varav 58 rödlistade arter sina livsmiljöer och växtplatser.</w:t>
       </w:r>
     </w:p>
     <w:p>
@@ -3750,7 +3779,7 @@
     <w:r>
       <w:tab/>
       <w:tab/>
-      <w:t>2026-10-02</w:t>
+      <w:t>2026-10-03</w:t>
       <w:br/>
       <w:br/>
     </w:r>

--- a/klagomål/Norrbytorps naturreservat FSC-klagomål.docx
+++ b/klagomål/Norrbytorps naturreservat FSC-klagomål.docx
@@ -168,7 +168,7 @@
     </w:p>
     <w:p>
       <w:r>
-        <w:t>Detta klagomål behandlar höga naturvärden i avverkningsanmälan Norrbytorps naturreservat i Haninge kommun som inkom 2026-10-03 och omfattar 159,7 ha.</w:t>
+        <w:t>Detta klagomål behandlar höga naturvärden i avverkningsanmälan Norrbytorps naturreservat i Haninge kommun som inkom 2026-10-04 och omfattar 159,7 ha.</w:t>
       </w:r>
     </w:p>
     <w:p>
@@ -3779,7 +3779,7 @@
     <w:r>
       <w:tab/>
       <w:tab/>
-      <w:t>2026-10-03</w:t>
+      <w:t>2026-10-04</w:t>
       <w:br/>
       <w:br/>
     </w:r>

--- a/klagomål/Norrbytorps naturreservat FSC-klagomål.docx
+++ b/klagomål/Norrbytorps naturreservat FSC-klagomål.docx
@@ -168,7 +168,7 @@
     </w:p>
     <w:p>
       <w:r>
-        <w:t>Detta klagomål behandlar höga naturvärden i avverkningsanmälan Norrbytorps naturreservat i Haninge kommun som inkom 2026-10-04 och omfattar 159,7 ha.</w:t>
+        <w:t>Detta klagomål behandlar höga naturvärden i avverkningsanmälan Norrbytorps naturreservat i Haninge kommun som inkom 2026-10-05 och omfattar 159,7 ha.</w:t>
       </w:r>
     </w:p>
     <w:p>
@@ -3779,7 +3779,7 @@
     <w:r>
       <w:tab/>
       <w:tab/>
-      <w:t>2026-10-04</w:t>
+      <w:t>2026-10-05</w:t>
       <w:br/>
       <w:br/>
     </w:r>

--- a/klagomål/Norrbytorps naturreservat FSC-klagomål.docx
+++ b/klagomål/Norrbytorps naturreservat FSC-klagomål.docx
@@ -168,7 +168,7 @@
     </w:p>
     <w:p>
       <w:r>
-        <w:t>Detta klagomål behandlar höga naturvärden i avverkningsanmälan Norrbytorps naturreservat i Haninge kommun som inkom 2026-10-05 och omfattar 159,7 ha.</w:t>
+        <w:t>Detta klagomål behandlar höga naturvärden i avverkningsanmälan Norrbytorps naturreservat i Haninge kommun som inkom 2026-10-06 och omfattar 159,7 ha.</w:t>
       </w:r>
     </w:p>
     <w:p>
@@ -178,7 +178,7 @@
       <w:r>
         <w:drawing>
           <wp:inline xmlns:a="http://schemas.openxmlformats.org/drawingml/2006/main" xmlns:pic="http://schemas.openxmlformats.org/drawingml/2006/picture">
-            <wp:extent cx="5486400" cy="4378328"/>
+            <wp:extent cx="5486400" cy="4416306"/>
             <wp:docPr id="1" name="Picture 1"/>
             <wp:cNvGraphicFramePr>
               <a:graphicFrameLocks noChangeAspect="1"/>
@@ -199,7 +199,7 @@
                   <pic:spPr>
                     <a:xfrm>
                       <a:off x="0" y="0"/>
-                      <a:ext cx="5486400" cy="4378328"/>
+                      <a:ext cx="5486400" cy="4416306"/>
                     </a:xfrm>
                     <a:prstGeom prst="rect"/>
                   </pic:spPr>
@@ -221,7 +221,7 @@
     </w:p>
     <w:p>
       <w:r>
-        <w:t>I och inom 25 meter från avverkningsanmälan finns fynd av 111 naturvårdsarter, varav 58 är rödlistade, 39 är fridlysta, 49 är typiska (T) och 27 är signalarter (S): brödtaggsvamp (EN), koppartaggsvamp (EN), garnlav (VU, T), goliatmusseron (VU, T), gränsticka (VU, T), gul taggsvamp (VU, T), hasselsnok (VU, §4a), jättemusseron (VU), knärot (VU, T, §8), lakritsmusseron (VU, T), lappuggla (VU, §4), mindre bastardsvärmare (VU), mjölkörtsspinnare (VU), ringlav (VU), rotfingersvamp (VU), sexfläckig bastardsvärmare (VU), skrovlig taggsvamp (VU), tallgråticka (VU), adam och eva (NT, §8), apelsinticka (NT), blå taggsvamp (NT, T), blåhake (NT, §4), brunklöver (NT), brunlångöra (NT, §4a), dofttaggsvamp (NT, T), dropptaggsvamp (NT, T), duvhök (NT, §4), fjällig taggsvamp s.str. (NT), fyrflikig jordstjärna (NT, T), gelatinfingersvamp (NT), grantaggsvamp (NT), gullklöver (NT), gulsparv (NT, §4), jungfrulin (NT), järnsparv (NT, §4), kandelabersvamp (NT, T), koralltaggsvamp (NT, T), krusfrö (NT), lunglav (NT, T), mindre hackspett (NT, T, §4), motaggsvamp (NT, T), nordfladdermus (NT, §4a), orange taggsvamp (NT, T), reliktbock (NT, T), skarp dropptaggsvamp (NT), skogsklocka (NT), svartvit taggsvamp (NT), tallfingersvamp (NT), talltagel (NT, T), tallticka (NT, T), talltita (NT, §4), tjockfotad fingersvamp (NT), ullticka (NT, T), vaddporing (NT), vedskivlav (NT, T), vedtrappmossa (NT, T), vintertagging (NT), vågticka (NT), björksplintborre (S), blodticka (S, T), blomkålssvamp (S), blåmossa (S, T), brandticka (S), bronshjon (S, T), flagellkvastmossa (S, T), fällmossa (S, T), granbarkgnagare (S, T), grovticka (S, T), grön sköldmossa (S, T, §8), grönpyrola (S, T), jättesvampmal (S), korallrot (S, T, §8), mindre märgborre (S, T), nästlav (S, T), plattlummer (S, T, §9), rostfläck (S, T), rödgul trumpetsvamp (S), spindelblomster (S, T, §8), stubbspretmossa (S, T), thomsons trägnagare (S), trådticka (S, T), vedticka (S, T), västlig hakmossa (S), vågbandad barkbock (S), zontaggsvamp (S), blåsippa (T, §9), krushättemossa (T), linnea (T), mattlummer (T, §9), nattskärra (T, §4), spillkråka (T, §4), tallört (aggregat) (T), tjäder (T, §4), tofsmes (T, §4), dvärgpipistrell (§4a), gröngöling (§4), havsörn (§4), större brunfladdermus (§4a), trana (§4), trollpipistrell (§4a), törnskata (§4), vattenfladdermus (§4a), åkergroda (§4a), huggorm (§6), kopparödla (§6), mindre vattensalamander (§6), vanlig groda (§6), vanlig padda (§6), vanlig snok (§6), fläcknycklar (§8) och revlummer (§9). Se Figur 1.</w:t>
+        <w:t>I och inom 25 meter från avverkningsanmälan finns fynd av 113 naturvårdsarter, varav 59 är rödlistade, 39 är fridlysta, 50 är typiska (T) och 27 är signalarter (S): brödtaggsvamp (EN), koppartaggsvamp (EN), garnlav (VU, T), goliatmusseron (VU, T), gränsticka (VU, T), gul taggsvamp (VU, T), hasselsnok (VU, §4a), jättemusseron (VU), knärot (VU, T, §8), lakritsmusseron (VU, T), lappuggla (VU, §4), mindre bastardsvärmare (VU), mjölkörtsspinnare (VU), ringlav (VU), rotfingersvamp (VU), sexfläckig bastardsvärmare (VU), skrovlig taggsvamp (VU), tallgråticka (VU), adam och eva (NT, §8), apelsinticka (NT), blå taggsvamp (NT, T), blåhake (NT, §4), brunklöver (NT), brunlångöra (NT, §4a), dofttaggsvamp (NT, T), dropptaggsvamp (NT, T), duvhök (NT, §4), fjällig taggsvamp s.str. (NT), fyrflikig jordstjärna (NT, T), gelatinfingersvamp (NT), grantaggsvamp (NT), gullklöver (NT), gulsparv (NT, §4), jungfrulin (NT), järnsparv (NT, §4), kandelabersvamp (NT, T), koralltaggsvamp (NT, T), krusfrö (NT), lunglav (NT, T), mindre hackspett (NT, T, §4), motaggsvamp (NT, T), nordfladdermus (NT, §4a), orange taggsvamp (NT, T), reliktbock (NT, T), skarp dropptaggsvamp (NT), skogsklocka (NT), svartvit taggsvamp (NT), tallfingersvamp (NT), tallkötticka (NT), talltagel (NT, T), tallticka (NT, T), talltita (NT, §4), tjockfotad fingersvamp (NT), ullticka (NT, T), vaddporing (NT), vedskivlav (NT, T), vedtrappmossa (NT, T), vintertagging (NT), vågticka (NT), björksplintborre (S), blodticka (S, T), blomkålssvamp (S), blåmossa (S, T), brandticka (S), bronshjon (S, T), flagellkvastmossa (S, T), fällmossa (S, T), granbarkgnagare (S, T), grovticka (S, T), grön sköldmossa (S, T, §8), grönpyrola (S, T), jättesvampmal (S), korallrot (S, T, §8), mindre märgborre (S, T), nästlav (S, T), plattlummer (S, T, §9), rostfläck (S, T), rödgul trumpetsvamp (S), spindelblomster (S, T, §8), stubbspretmossa (S, T), thomsons trägnagare (S), trådticka (S, T), vedticka (S, T), västlig hakmossa (S), vågbandad barkbock (S), zontaggsvamp (S), blåsippa (T, §9), ekbräken (T), krushättemossa (T), linnea (T), mattlummer (T, §9), nattskärra (T, §4), spillkråka (T, §4), tallört (aggregat) (T), tjäder (T, §4), tofsmes (T, §4), dvärgpipistrell (§4a), gröngöling (§4), havsörn (§4), större brunfladdermus (§4a), trana (§4), trollpipistrell (§4a), törnskata (§4), vattenfladdermus (§4a), åkergroda (§4a), huggorm (§6), kopparödla (§6), mindre vattensalamander (§6), vanlig groda (§6), vanlig padda (§6), vanlig snok (§6), fläcknycklar (§8) och revlummer (§9). Se Figur 1.</w:t>
       </w:r>
     </w:p>
     <w:p>
@@ -951,6 +951,26 @@
         <w:rPr>
           <w:b/>
         </w:rPr>
+        <w:t>Tallkötticka (NT)</w:t>
+      </w:r>
+      <w:r>
+        <w:t xml:space="preserve"> är tallens kötticka och har ofta ett mer resupinat växtsätt än den granlevande köttickan </w:t>
+      </w:r>
+      <w:r>
+        <w:rPr>
+          <w:i/>
+        </w:rPr>
+        <w:t>Leptoporus mollis</w:t>
+      </w:r>
+      <w:r>
+        <w:t>. Artens förekomstarea och utbredning i Sverige är inte känd, men utifrån de fynd som rapporteras av kötticka på tall verkar den vara mer ovanlig än den granlevande. Den totala populationen bedöms därför ha minskat under de senaste 30 åren och fortsätter att minska i takt med att kontinuitetsskogar (skogar som inte kalavverkats) minskar i areal, samtidigt som att lämpliga miljöer inte återskapas i samma takt. Minskningstakten för den svenska populationen bedöms vara nära gränsvärdet för Sårbar (VU). (A2c+3c+4c) (SLU Artdatabanken, 2024; Nitare &amp; Skogsstyrelsen, 2019).</w:t>
+      </w:r>
+    </w:p>
+    <w:p>
+      <w:r>
+        <w:rPr>
+          <w:b/>
+        </w:rPr>
         <w:t>Talltagel (NT)</w:t>
       </w:r>
       <w:r>
@@ -1677,6 +1697,26 @@
           <w:i/>
         </w:rPr>
         <w:t>8240 Karsthällmarker</w:t>
+      </w:r>
+      <w:r>
+        <w:t xml:space="preserve"> (SLU Artdatabanken, 2025).</w:t>
+      </w:r>
+    </w:p>
+    <w:p>
+      <w:r>
+        <w:rPr>
+          <w:b/>
+        </w:rPr>
+        <w:t xml:space="preserve">Ekbräken </w:t>
+      </w:r>
+      <w:r>
+        <w:t xml:space="preserve">är typisk art för </w:t>
+      </w:r>
+      <w:r>
+        <w:rPr>
+          <w:i/>
+        </w:rPr>
+        <w:t>9050 Näringsrik granskog</w:t>
       </w:r>
       <w:r>
         <w:t xml:space="preserve"> (SLU Artdatabanken, 2025).</w:t>
@@ -2007,7 +2047,7 @@
         <w:rPr>
           <w:i/>
         </w:rPr>
-        <w:t>I det avverkningsanmälda skogsområdet har 85 rödlistade arter och signalarter påträffats. Detta ska jämföras med Skogsstyrelsens uppföljning 2017 av nyckelbiotoper som visade att man i genomsnitt hittar 20,6 olika rödlistade arter och signalarter i en nyckelbiotop (Wijk, S. 2017. Biologisk mångfald i nyckelbiotoper – Resultat från inventeringen “Uppföljning biologisk mångfald” 2009–2015. Rapport 4/2017 Skogsstyrelsen, Jönköping).</w:t>
+        <w:t>I det avverkningsanmälda skogsområdet har 86 rödlistade arter och signalarter påträffats. Detta ska jämföras med Skogsstyrelsens uppföljning 2017 av nyckelbiotoper som visade att man i genomsnitt hittar 20,6 olika rödlistade arter och signalarter i en nyckelbiotop (Wijk, S. 2017. Biologisk mångfald i nyckelbiotoper – Resultat från inventeringen “Uppföljning biologisk mångfald” 2009–2015. Rapport 4/2017 Skogsstyrelsen, Jönköping).</w:t>
       </w:r>
     </w:p>
     <w:p>
@@ -2036,7 +2076,7 @@
         <w:rPr>
           <w:i/>
         </w:rPr>
-        <w:t>I det avverkningsanmälda skogsområdet har 111 naturvårdsarter varav 58 rödlistade arter sina livsmiljöer och växtplatser.</w:t>
+        <w:t>I det avverkningsanmälda skogsområdet har 113 naturvårdsarter varav 59 rödlistade arter sina livsmiljöer och växtplatser.</w:t>
       </w:r>
     </w:p>
     <w:p>
@@ -3779,7 +3819,7 @@
     <w:r>
       <w:tab/>
       <w:tab/>
-      <w:t>2026-10-05</w:t>
+      <w:t>2026-10-06</w:t>
       <w:br/>
       <w:br/>
     </w:r>

--- a/klagomål/Norrbytorps naturreservat FSC-klagomål.docx
+++ b/klagomål/Norrbytorps naturreservat FSC-klagomål.docx
@@ -168,7 +168,7 @@
     </w:p>
     <w:p>
       <w:r>
-        <w:t>Detta klagomål behandlar höga naturvärden i avverkningsanmälan Norrbytorps naturreservat i Haninge kommun som inkom 2026-10-06 och omfattar 159,7 ha.</w:t>
+        <w:t>Detta klagomål behandlar höga naturvärden i avverkningsanmälan Norrbytorps naturreservat i Haninge kommun som inkom 2026-10-07 och omfattar 159,7 ha.</w:t>
       </w:r>
     </w:p>
     <w:p>
@@ -178,7 +178,7 @@
       <w:r>
         <w:drawing>
           <wp:inline xmlns:a="http://schemas.openxmlformats.org/drawingml/2006/main" xmlns:pic="http://schemas.openxmlformats.org/drawingml/2006/picture">
-            <wp:extent cx="5486400" cy="4416306"/>
+            <wp:extent cx="5486400" cy="4415905"/>
             <wp:docPr id="1" name="Picture 1"/>
             <wp:cNvGraphicFramePr>
               <a:graphicFrameLocks noChangeAspect="1"/>
@@ -199,7 +199,7 @@
                   <pic:spPr>
                     <a:xfrm>
                       <a:off x="0" y="0"/>
-                      <a:ext cx="5486400" cy="4416306"/>
+                      <a:ext cx="5486400" cy="4415905"/>
                     </a:xfrm>
                     <a:prstGeom prst="rect"/>
                   </pic:spPr>
@@ -3819,7 +3819,7 @@
     <w:r>
       <w:tab/>
       <w:tab/>
-      <w:t>2026-10-06</w:t>
+      <w:t>2026-10-07</w:t>
       <w:br/>
       <w:br/>
     </w:r>

--- a/klagomål/Norrbytorps naturreservat FSC-klagomål.docx
+++ b/klagomål/Norrbytorps naturreservat FSC-klagomål.docx
@@ -168,7 +168,7 @@
     </w:p>
     <w:p>
       <w:r>
-        <w:t>Detta klagomål behandlar höga naturvärden i avverkningsanmälan Norrbytorps naturreservat i Haninge kommun som inkom 2026-10-07 och omfattar 159,7 ha.</w:t>
+        <w:t>Detta klagomål behandlar höga naturvärden i avverkningsanmälan Norrbytorps naturreservat i Haninge kommun som inkom 2026-10-08 och omfattar 159,7 ha.</w:t>
       </w:r>
     </w:p>
     <w:p>
@@ -178,7 +178,7 @@
       <w:r>
         <w:drawing>
           <wp:inline xmlns:a="http://schemas.openxmlformats.org/drawingml/2006/main" xmlns:pic="http://schemas.openxmlformats.org/drawingml/2006/picture">
-            <wp:extent cx="5486400" cy="4415905"/>
+            <wp:extent cx="5486400" cy="4416283"/>
             <wp:docPr id="1" name="Picture 1"/>
             <wp:cNvGraphicFramePr>
               <a:graphicFrameLocks noChangeAspect="1"/>
@@ -199,7 +199,7 @@
                   <pic:spPr>
                     <a:xfrm>
                       <a:off x="0" y="0"/>
-                      <a:ext cx="5486400" cy="4415905"/>
+                      <a:ext cx="5486400" cy="4416283"/>
                     </a:xfrm>
                     <a:prstGeom prst="rect"/>
                   </pic:spPr>
@@ -3819,7 +3819,7 @@
     <w:r>
       <w:tab/>
       <w:tab/>
-      <w:t>2026-10-07</w:t>
+      <w:t>2026-10-08</w:t>
       <w:br/>
       <w:br/>
     </w:r>

--- a/klagomål/Norrbytorps naturreservat FSC-klagomål.docx
+++ b/klagomål/Norrbytorps naturreservat FSC-klagomål.docx
@@ -168,7 +168,7 @@
     </w:p>
     <w:p>
       <w:r>
-        <w:t>Detta klagomål behandlar höga naturvärden i avverkningsanmälan Norrbytorps naturreservat i Haninge kommun som inkom 2026-10-08 och omfattar 159,7 ha.</w:t>
+        <w:t>Detta klagomål behandlar höga naturvärden i avverkningsanmälan Norrbytorps naturreservat i Haninge kommun som inkom 2026-10-09 och omfattar 159,7 ha.</w:t>
       </w:r>
     </w:p>
     <w:p>
@@ -178,7 +178,7 @@
       <w:r>
         <w:drawing>
           <wp:inline xmlns:a="http://schemas.openxmlformats.org/drawingml/2006/main" xmlns:pic="http://schemas.openxmlformats.org/drawingml/2006/picture">
-            <wp:extent cx="5486400" cy="4416283"/>
+            <wp:extent cx="5486400" cy="4410173"/>
             <wp:docPr id="1" name="Picture 1"/>
             <wp:cNvGraphicFramePr>
               <a:graphicFrameLocks noChangeAspect="1"/>
@@ -199,7 +199,7 @@
                   <pic:spPr>
                     <a:xfrm>
                       <a:off x="0" y="0"/>
-                      <a:ext cx="5486400" cy="4416283"/>
+                      <a:ext cx="5486400" cy="4410173"/>
                     </a:xfrm>
                     <a:prstGeom prst="rect"/>
                   </pic:spPr>
@@ -221,7 +221,7 @@
     </w:p>
     <w:p>
       <w:r>
-        <w:t>I och inom 25 meter från avverkningsanmälan finns fynd av 113 naturvårdsarter, varav 59 är rödlistade, 39 är fridlysta, 50 är typiska (T) och 27 är signalarter (S): brödtaggsvamp (EN), koppartaggsvamp (EN), garnlav (VU, T), goliatmusseron (VU, T), gränsticka (VU, T), gul taggsvamp (VU, T), hasselsnok (VU, §4a), jättemusseron (VU), knärot (VU, T, §8), lakritsmusseron (VU, T), lappuggla (VU, §4), mindre bastardsvärmare (VU), mjölkörtsspinnare (VU), ringlav (VU), rotfingersvamp (VU), sexfläckig bastardsvärmare (VU), skrovlig taggsvamp (VU), tallgråticka (VU), adam och eva (NT, §8), apelsinticka (NT), blå taggsvamp (NT, T), blåhake (NT, §4), brunklöver (NT), brunlångöra (NT, §4a), dofttaggsvamp (NT, T), dropptaggsvamp (NT, T), duvhök (NT, §4), fjällig taggsvamp s.str. (NT), fyrflikig jordstjärna (NT, T), gelatinfingersvamp (NT), grantaggsvamp (NT), gullklöver (NT), gulsparv (NT, §4), jungfrulin (NT), järnsparv (NT, §4), kandelabersvamp (NT, T), koralltaggsvamp (NT, T), krusfrö (NT), lunglav (NT, T), mindre hackspett (NT, T, §4), motaggsvamp (NT, T), nordfladdermus (NT, §4a), orange taggsvamp (NT, T), reliktbock (NT, T), skarp dropptaggsvamp (NT), skogsklocka (NT), svartvit taggsvamp (NT), tallfingersvamp (NT), tallkötticka (NT), talltagel (NT, T), tallticka (NT, T), talltita (NT, §4), tjockfotad fingersvamp (NT), ullticka (NT, T), vaddporing (NT), vedskivlav (NT, T), vedtrappmossa (NT, T), vintertagging (NT), vågticka (NT), björksplintborre (S), blodticka (S, T), blomkålssvamp (S), blåmossa (S, T), brandticka (S), bronshjon (S, T), flagellkvastmossa (S, T), fällmossa (S, T), granbarkgnagare (S, T), grovticka (S, T), grön sköldmossa (S, T, §8), grönpyrola (S, T), jättesvampmal (S), korallrot (S, T, §8), mindre märgborre (S, T), nästlav (S, T), plattlummer (S, T, §9), rostfläck (S, T), rödgul trumpetsvamp (S), spindelblomster (S, T, §8), stubbspretmossa (S, T), thomsons trägnagare (S), trådticka (S, T), vedticka (S, T), västlig hakmossa (S), vågbandad barkbock (S), zontaggsvamp (S), blåsippa (T, §9), ekbräken (T), krushättemossa (T), linnea (T), mattlummer (T, §9), nattskärra (T, §4), spillkråka (T, §4), tallört (aggregat) (T), tjäder (T, §4), tofsmes (T, §4), dvärgpipistrell (§4a), gröngöling (§4), havsörn (§4), större brunfladdermus (§4a), trana (§4), trollpipistrell (§4a), törnskata (§4), vattenfladdermus (§4a), åkergroda (§4a), huggorm (§6), kopparödla (§6), mindre vattensalamander (§6), vanlig groda (§6), vanlig padda (§6), vanlig snok (§6), fläcknycklar (§8) och revlummer (§9). Se Figur 1.</w:t>
+        <w:t>I och inom 25 meter från avverkningsanmälan finns fynd av 114 naturvårdsarter, varav 59 är rödlistade, 39 är fridlysta, 51 är typiska (T) och 27 är signalarter (S): brödtaggsvamp (EN), koppartaggsvamp (EN), garnlav (VU, T), goliatmusseron (VU, T), gränsticka (VU, T), gul taggsvamp (VU, T), hasselsnok (VU, §4a), jättemusseron (VU), knärot (VU, T, §8), lakritsmusseron (VU, T), lappuggla (VU, §4), mindre bastardsvärmare (VU), mjölkörtsspinnare (VU), ringlav (VU), rotfingersvamp (VU), sexfläckig bastardsvärmare (VU), skrovlig taggsvamp (VU), tallgråticka (VU), adam och eva (NT, §8), apelsinticka (NT), blå taggsvamp (NT, T), blåhake (NT, §4), brunklöver (NT), brunlångöra (NT, §4a), dofttaggsvamp (NT, T), dropptaggsvamp (NT, T), duvhök (NT, §4), fjällig taggsvamp s.str. (NT), fyrflikig jordstjärna (NT, T), gelatinfingersvamp (NT), grantaggsvamp (NT), gullklöver (NT), gulsparv (NT, §4), jungfrulin (NT), järnsparv (NT, §4), kandelabersvamp (NT, T), koralltaggsvamp (NT, T), krusfrö (NT), lunglav (NT, T), mindre hackspett (NT, T, §4), motaggsvamp (NT, T), nordfladdermus (NT, §4a), orange taggsvamp (NT, T), reliktbock (NT, T), skarp dropptaggsvamp (NT), skogsklocka (NT), svartvit taggsvamp (NT), tallfingersvamp (NT), tallkötticka (NT), talltagel (NT, T), tallticka (NT, T), talltita (NT, §4), tjockfotad fingersvamp (NT), ullticka (NT, T), vaddporing (NT), vedskivlav (NT, T), vedtrappmossa (NT, T), vintertagging (NT), vågticka (NT), björksplintborre (S), blodticka (S, T), blomkålssvamp (S), blåmossa (S, T), brandticka (S), bronshjon (S, T), flagellkvastmossa (S, T), fällmossa (S, T), granbarkgnagare (S, T), grovticka (S, T), grön sköldmossa (S, T, §8), grönpyrola (S, T), jättesvampmal (S), korallrot (S, T, §8), mindre märgborre (S, T), nästlav (S, T), plattlummer (S, T, §9), rostfläck (S, T), rödgul trumpetsvamp (S), spindelblomster (S, T, §8), stubbspretmossa (S, T), thomsons trägnagare (S), trådticka (S, T), vedticka (S, T), västlig hakmossa (S), vågbandad barkbock (S), zontaggsvamp (S), blåsippa (T, §9), ekbräken (T), hultbräken (T), krushättemossa (T), linnea (T), mattlummer (T, §9), nattskärra (T, §4), spillkråka (T, §4), tallört (aggregat) (T), tjäder (T, §4), tofsmes (T, §4), dvärgpipistrell (§4a), gröngöling (§4), havsörn (§4), större brunfladdermus (§4a), trana (§4), trollpipistrell (§4a), törnskata (§4), vattenfladdermus (§4a), åkergroda (§4a), huggorm (§6), kopparödla (§6), mindre vattensalamander (§6), vanlig groda (§6), vanlig padda (§6), vanlig snok (§6), fläcknycklar (§8) och revlummer (§9). Se Figur 1.</w:t>
       </w:r>
     </w:p>
     <w:p>
@@ -1727,6 +1727,26 @@
         <w:rPr>
           <w:b/>
         </w:rPr>
+        <w:t xml:space="preserve">Hultbräken </w:t>
+      </w:r>
+      <w:r>
+        <w:t xml:space="preserve">är typisk art för </w:t>
+      </w:r>
+      <w:r>
+        <w:rPr>
+          <w:i/>
+        </w:rPr>
+        <w:t xml:space="preserve">9050 Näringsrik granskog </w:t>
+      </w:r>
+      <w:r>
+        <w:t>(SLU Artdatabanken, 2025).</w:t>
+      </w:r>
+    </w:p>
+    <w:p>
+      <w:r>
+        <w:rPr>
+          <w:b/>
+        </w:rPr>
         <w:t xml:space="preserve">Linnea </w:t>
       </w:r>
       <w:r>
@@ -2076,7 +2096,7 @@
         <w:rPr>
           <w:i/>
         </w:rPr>
-        <w:t>I det avverkningsanmälda skogsområdet har 113 naturvårdsarter varav 59 rödlistade arter sina livsmiljöer och växtplatser.</w:t>
+        <w:t>I det avverkningsanmälda skogsområdet har 114 naturvårdsarter varav 59 rödlistade arter sina livsmiljöer och växtplatser.</w:t>
       </w:r>
     </w:p>
     <w:p>
@@ -3819,7 +3839,7 @@
     <w:r>
       <w:tab/>
       <w:tab/>
-      <w:t>2026-10-08</w:t>
+      <w:t>2026-10-09</w:t>
       <w:br/>
       <w:br/>
     </w:r>

--- a/klagomål/Norrbytorps naturreservat FSC-klagomål.docx
+++ b/klagomål/Norrbytorps naturreservat FSC-klagomål.docx
@@ -168,7 +168,7 @@
     </w:p>
     <w:p>
       <w:r>
-        <w:t>Detta klagomål behandlar höga naturvärden i avverkningsanmälan Norrbytorps naturreservat i Haninge kommun som inkom 2026-10-09 och omfattar 159,7 ha.</w:t>
+        <w:t>Detta klagomål behandlar höga naturvärden i avverkningsanmälan Norrbytorps naturreservat i Haninge kommun som inkom 2026-10-10 och omfattar 159,7 ha.</w:t>
       </w:r>
     </w:p>
     <w:p>
@@ -178,7 +178,7 @@
       <w:r>
         <w:drawing>
           <wp:inline xmlns:a="http://schemas.openxmlformats.org/drawingml/2006/main" xmlns:pic="http://schemas.openxmlformats.org/drawingml/2006/picture">
-            <wp:extent cx="5486400" cy="4410173"/>
+            <wp:extent cx="5486400" cy="4422710"/>
             <wp:docPr id="1" name="Picture 1"/>
             <wp:cNvGraphicFramePr>
               <a:graphicFrameLocks noChangeAspect="1"/>
@@ -199,7 +199,7 @@
                   <pic:spPr>
                     <a:xfrm>
                       <a:off x="0" y="0"/>
-                      <a:ext cx="5486400" cy="4410173"/>
+                      <a:ext cx="5486400" cy="4422710"/>
                     </a:xfrm>
                     <a:prstGeom prst="rect"/>
                   </pic:spPr>
@@ -221,7 +221,7 @@
     </w:p>
     <w:p>
       <w:r>
-        <w:t>I och inom 25 meter från avverkningsanmälan finns fynd av 114 naturvårdsarter, varav 59 är rödlistade, 39 är fridlysta, 51 är typiska (T) och 27 är signalarter (S): brödtaggsvamp (EN), koppartaggsvamp (EN), garnlav (VU, T), goliatmusseron (VU, T), gränsticka (VU, T), gul taggsvamp (VU, T), hasselsnok (VU, §4a), jättemusseron (VU), knärot (VU, T, §8), lakritsmusseron (VU, T), lappuggla (VU, §4), mindre bastardsvärmare (VU), mjölkörtsspinnare (VU), ringlav (VU), rotfingersvamp (VU), sexfläckig bastardsvärmare (VU), skrovlig taggsvamp (VU), tallgråticka (VU), adam och eva (NT, §8), apelsinticka (NT), blå taggsvamp (NT, T), blåhake (NT, §4), brunklöver (NT), brunlångöra (NT, §4a), dofttaggsvamp (NT, T), dropptaggsvamp (NT, T), duvhök (NT, §4), fjällig taggsvamp s.str. (NT), fyrflikig jordstjärna (NT, T), gelatinfingersvamp (NT), grantaggsvamp (NT), gullklöver (NT), gulsparv (NT, §4), jungfrulin (NT), järnsparv (NT, §4), kandelabersvamp (NT, T), koralltaggsvamp (NT, T), krusfrö (NT), lunglav (NT, T), mindre hackspett (NT, T, §4), motaggsvamp (NT, T), nordfladdermus (NT, §4a), orange taggsvamp (NT, T), reliktbock (NT, T), skarp dropptaggsvamp (NT), skogsklocka (NT), svartvit taggsvamp (NT), tallfingersvamp (NT), tallkötticka (NT), talltagel (NT, T), tallticka (NT, T), talltita (NT, §4), tjockfotad fingersvamp (NT), ullticka (NT, T), vaddporing (NT), vedskivlav (NT, T), vedtrappmossa (NT, T), vintertagging (NT), vågticka (NT), björksplintborre (S), blodticka (S, T), blomkålssvamp (S), blåmossa (S, T), brandticka (S), bronshjon (S, T), flagellkvastmossa (S, T), fällmossa (S, T), granbarkgnagare (S, T), grovticka (S, T), grön sköldmossa (S, T, §8), grönpyrola (S, T), jättesvampmal (S), korallrot (S, T, §8), mindre märgborre (S, T), nästlav (S, T), plattlummer (S, T, §9), rostfläck (S, T), rödgul trumpetsvamp (S), spindelblomster (S, T, §8), stubbspretmossa (S, T), thomsons trägnagare (S), trådticka (S, T), vedticka (S, T), västlig hakmossa (S), vågbandad barkbock (S), zontaggsvamp (S), blåsippa (T, §9), ekbräken (T), hultbräken (T), krushättemossa (T), linnea (T), mattlummer (T, §9), nattskärra (T, §4), spillkråka (T, §4), tallört (aggregat) (T), tjäder (T, §4), tofsmes (T, §4), dvärgpipistrell (§4a), gröngöling (§4), havsörn (§4), större brunfladdermus (§4a), trana (§4), trollpipistrell (§4a), törnskata (§4), vattenfladdermus (§4a), åkergroda (§4a), huggorm (§6), kopparödla (§6), mindre vattensalamander (§6), vanlig groda (§6), vanlig padda (§6), vanlig snok (§6), fläcknycklar (§8) och revlummer (§9). Se Figur 1.</w:t>
+        <w:t>I och inom 25 meter från avverkningsanmälan finns fynd av 113 naturvårdsarter, varav 59 är rödlistade, 39 är fridlysta, 50 är typiska (T) och 27 är signalarter (S): brödtaggsvamp (EN), koppartaggsvamp (EN), garnlav (VU, T), goliatmusseron (VU, T), gränsticka (VU, T), gul taggsvamp (VU, T), hasselsnok (VU, §4a), jättemusseron (VU), knärot (VU, T, §8), lakritsmusseron (VU, T), lappuggla (VU, §4), mindre bastardsvärmare (VU), mjölkörtsspinnare (VU), ringlav (VU), rotfingersvamp (VU), sexfläckig bastardsvärmare (VU), skrovlig taggsvamp (VU), tallgråticka (VU), adam och eva (NT, §8), apelsinticka (NT), blå taggsvamp (NT, T), blåhake (NT, §4), brunklöver (NT), brunlångöra (NT, §4a), dofttaggsvamp (NT, T), dropptaggsvamp (NT, T), duvhök (NT, §4), fjällig taggsvamp s.str. (NT), fyrflikig jordstjärna (NT, T), gelatinfingersvamp (NT), grantaggsvamp (NT), gullklöver (NT), gulsparv (NT, §4), jungfrulin (NT), järnsparv (NT, §4), kandelabersvamp (NT, T), koralltaggsvamp (NT, T), krusfrö (NT), lunglav (NT, T), mindre hackspett (NT, T, §4), motaggsvamp (NT, T), nordfladdermus (NT, §4a), orange taggsvamp (NT, T), reliktbock (NT, T), skarp dropptaggsvamp (NT), skogsklocka (NT), svartvit taggsvamp (NT), tallfingersvamp (NT), tallkötticka (NT), talltagel (NT, T), tallticka (NT, T), talltita (NT, §4), tjockfotad fingersvamp (NT), ullticka (NT, T), vaddporing (NT), vedskivlav (NT, T), vedtrappmossa (NT, T), vintertagging (NT), vågticka (NT), björksplintborre (S), blodticka (S, T), blomkålssvamp (S), blåmossa (S, T), brandticka (S), bronshjon (S, T), flagellkvastmossa (S, T), fällmossa (S, T), granbarkgnagare (S, T), grovticka (S, T), grön sköldmossa (S, T, §8), grönpyrola (S, T), jättesvampmal (S), korallrot (S, T, §8), mindre märgborre (S, T), nästlav (S, T), plattlummer (S, T, §9), rostfläck (S, T), rödgul trumpetsvamp (S), spindelblomster (S, T, §8), stubbspretmossa (S, T), thomsons trägnagare (S), trådticka (S, T), vedticka (S, T), västlig hakmossa (S), vågbandad barkbock (S), zontaggsvamp (S), blåsippa (T, §9), hultbräken (T), krushättemossa (T), linnea (T), mattlummer (T, §9), nattskärra (T, §4), spillkråka (T, §4), tallört (aggregat) (T), tjäder (T, §4), tofsmes (T, §4), dvärgpipistrell (§4a), gröngöling (§4), havsörn (§4), större brunfladdermus (§4a), trana (§4), trollpipistrell (§4a), törnskata (§4), vattenfladdermus (§4a), åkergroda (§4a), huggorm (§6), kopparödla (§6), mindre vattensalamander (§6), vanlig groda (§6), vanlig padda (§6), vanlig snok (§6), fläcknycklar (§8) och revlummer (§9). Se Figur 1.</w:t>
       </w:r>
     </w:p>
     <w:p>
@@ -1707,26 +1707,6 @@
         <w:rPr>
           <w:b/>
         </w:rPr>
-        <w:t xml:space="preserve">Ekbräken </w:t>
-      </w:r>
-      <w:r>
-        <w:t xml:space="preserve">är typisk art för </w:t>
-      </w:r>
-      <w:r>
-        <w:rPr>
-          <w:i/>
-        </w:rPr>
-        <w:t>9050 Näringsrik granskog</w:t>
-      </w:r>
-      <w:r>
-        <w:t xml:space="preserve"> (SLU Artdatabanken, 2025).</w:t>
-      </w:r>
-    </w:p>
-    <w:p>
-      <w:r>
-        <w:rPr>
-          <w:b/>
-        </w:rPr>
         <w:t xml:space="preserve">Hultbräken </w:t>
       </w:r>
       <w:r>
@@ -2096,7 +2076,7 @@
         <w:rPr>
           <w:i/>
         </w:rPr>
-        <w:t>I det avverkningsanmälda skogsområdet har 114 naturvårdsarter varav 59 rödlistade arter sina livsmiljöer och växtplatser.</w:t>
+        <w:t>I det avverkningsanmälda skogsområdet har 113 naturvårdsarter varav 59 rödlistade arter sina livsmiljöer och växtplatser.</w:t>
       </w:r>
     </w:p>
     <w:p>
@@ -3839,7 +3819,7 @@
     <w:r>
       <w:tab/>
       <w:tab/>
-      <w:t>2026-10-09</w:t>
+      <w:t>2026-10-10</w:t>
       <w:br/>
       <w:br/>
     </w:r>

--- a/klagomål/Norrbytorps naturreservat FSC-klagomål.docx
+++ b/klagomål/Norrbytorps naturreservat FSC-klagomål.docx
@@ -168,7 +168,7 @@
     </w:p>
     <w:p>
       <w:r>
-        <w:t>Detta klagomål behandlar höga naturvärden i avverkningsanmälan Norrbytorps naturreservat i Haninge kommun som inkom 2026-10-10 och omfattar 159,7 ha.</w:t>
+        <w:t>Detta klagomål behandlar höga naturvärden i avverkningsanmälan Norrbytorps naturreservat i Haninge kommun som inkom 2026-10-11 och omfattar 159,7 ha.</w:t>
       </w:r>
     </w:p>
     <w:p>
@@ -178,7 +178,7 @@
       <w:r>
         <w:drawing>
           <wp:inline xmlns:a="http://schemas.openxmlformats.org/drawingml/2006/main" xmlns:pic="http://schemas.openxmlformats.org/drawingml/2006/picture">
-            <wp:extent cx="5486400" cy="4422710"/>
+            <wp:extent cx="5486400" cy="4409799"/>
             <wp:docPr id="1" name="Picture 1"/>
             <wp:cNvGraphicFramePr>
               <a:graphicFrameLocks noChangeAspect="1"/>
@@ -199,7 +199,7 @@
                   <pic:spPr>
                     <a:xfrm>
                       <a:off x="0" y="0"/>
-                      <a:ext cx="5486400" cy="4422710"/>
+                      <a:ext cx="5486400" cy="4409799"/>
                     </a:xfrm>
                     <a:prstGeom prst="rect"/>
                   </pic:spPr>
@@ -221,7 +221,7 @@
     </w:p>
     <w:p>
       <w:r>
-        <w:t>I och inom 25 meter från avverkningsanmälan finns fynd av 113 naturvårdsarter, varav 59 är rödlistade, 39 är fridlysta, 50 är typiska (T) och 27 är signalarter (S): brödtaggsvamp (EN), koppartaggsvamp (EN), garnlav (VU, T), goliatmusseron (VU, T), gränsticka (VU, T), gul taggsvamp (VU, T), hasselsnok (VU, §4a), jättemusseron (VU), knärot (VU, T, §8), lakritsmusseron (VU, T), lappuggla (VU, §4), mindre bastardsvärmare (VU), mjölkörtsspinnare (VU), ringlav (VU), rotfingersvamp (VU), sexfläckig bastardsvärmare (VU), skrovlig taggsvamp (VU), tallgråticka (VU), adam och eva (NT, §8), apelsinticka (NT), blå taggsvamp (NT, T), blåhake (NT, §4), brunklöver (NT), brunlångöra (NT, §4a), dofttaggsvamp (NT, T), dropptaggsvamp (NT, T), duvhök (NT, §4), fjällig taggsvamp s.str. (NT), fyrflikig jordstjärna (NT, T), gelatinfingersvamp (NT), grantaggsvamp (NT), gullklöver (NT), gulsparv (NT, §4), jungfrulin (NT), järnsparv (NT, §4), kandelabersvamp (NT, T), koralltaggsvamp (NT, T), krusfrö (NT), lunglav (NT, T), mindre hackspett (NT, T, §4), motaggsvamp (NT, T), nordfladdermus (NT, §4a), orange taggsvamp (NT, T), reliktbock (NT, T), skarp dropptaggsvamp (NT), skogsklocka (NT), svartvit taggsvamp (NT), tallfingersvamp (NT), tallkötticka (NT), talltagel (NT, T), tallticka (NT, T), talltita (NT, §4), tjockfotad fingersvamp (NT), ullticka (NT, T), vaddporing (NT), vedskivlav (NT, T), vedtrappmossa (NT, T), vintertagging (NT), vågticka (NT), björksplintborre (S), blodticka (S, T), blomkålssvamp (S), blåmossa (S, T), brandticka (S), bronshjon (S, T), flagellkvastmossa (S, T), fällmossa (S, T), granbarkgnagare (S, T), grovticka (S, T), grön sköldmossa (S, T, §8), grönpyrola (S, T), jättesvampmal (S), korallrot (S, T, §8), mindre märgborre (S, T), nästlav (S, T), plattlummer (S, T, §9), rostfläck (S, T), rödgul trumpetsvamp (S), spindelblomster (S, T, §8), stubbspretmossa (S, T), thomsons trägnagare (S), trådticka (S, T), vedticka (S, T), västlig hakmossa (S), vågbandad barkbock (S), zontaggsvamp (S), blåsippa (T, §9), hultbräken (T), krushättemossa (T), linnea (T), mattlummer (T, §9), nattskärra (T, §4), spillkråka (T, §4), tallört (aggregat) (T), tjäder (T, §4), tofsmes (T, §4), dvärgpipistrell (§4a), gröngöling (§4), havsörn (§4), större brunfladdermus (§4a), trana (§4), trollpipistrell (§4a), törnskata (§4), vattenfladdermus (§4a), åkergroda (§4a), huggorm (§6), kopparödla (§6), mindre vattensalamander (§6), vanlig groda (§6), vanlig padda (§6), vanlig snok (§6), fläcknycklar (§8) och revlummer (§9). Se Figur 1.</w:t>
+        <w:t>I och inom 25 meter från avverkningsanmälan finns fynd av 114 naturvårdsarter, varav 59 är rödlistade, 39 är fridlysta, 51 är typiska (T) och 27 är signalarter (S): brödtaggsvamp (EN), koppartaggsvamp (EN), garnlav (VU, T), goliatmusseron (VU, T), gränsticka (VU, T), gul taggsvamp (VU, T), hasselsnok (VU, §4a), jättemusseron (VU), knärot (VU, T, §8), lakritsmusseron (VU, T), lappuggla (VU, §4), mindre bastardsvärmare (VU), mjölkörtsspinnare (VU), ringlav (VU), rotfingersvamp (VU), sexfläckig bastardsvärmare (VU), skrovlig taggsvamp (VU), tallgråticka (VU), adam och eva (NT, §8), apelsinticka (NT), blå taggsvamp (NT, T), blåhake (NT, §4), brunklöver (NT), brunlångöra (NT, §4a), dofttaggsvamp (NT, T), dropptaggsvamp (NT, T), duvhök (NT, §4), fjällig taggsvamp s.str. (NT), fyrflikig jordstjärna (NT, T), gelatinfingersvamp (NT), grantaggsvamp (NT), gullklöver (NT), gulsparv (NT, §4), jungfrulin (NT), järnsparv (NT, §4), kandelabersvamp (NT, T), koralltaggsvamp (NT, T), krusfrö (NT), lunglav (NT, T), mindre hackspett (NT, T, §4), motaggsvamp (NT, T), nordfladdermus (NT, §4a), orange taggsvamp (NT, T), reliktbock (NT, T), skarp dropptaggsvamp (NT), skogsklocka (NT), svartvit taggsvamp (NT), tallfingersvamp (NT), tallkötticka (NT), talltagel (NT, T), tallticka (NT, T), talltita (NT, §4), tjockfotad fingersvamp (NT), ullticka (NT, T), vaddporing (NT), vedskivlav (NT, T), vedtrappmossa (NT, T), vintertagging (NT), vågticka (NT), björksplintborre (S), blodticka (S, T), blomkålssvamp (S), blåmossa (S, T), brandticka (S), bronshjon (S, T), flagellkvastmossa (S, T), fällmossa (S, T), granbarkgnagare (S, T), grovticka (S, T), grön sköldmossa (S, T, §8), grönpyrola (S, T), jättesvampmal (S), korallrot (S, T, §8), mindre märgborre (S, T), nästlav (S, T), plattlummer (S, T, §9), rostfläck (S, T), rödgul trumpetsvamp (S), spindelblomster (S, T, §8), stubbspretmossa (S, T), thomsons trägnagare (S), trådticka (S, T), vedticka (S, T), västlig hakmossa (S), vågbandad barkbock (S), zontaggsvamp (S), blåsippa (T, §9), ekbräken (T), hultbräken (T), krushättemossa (T), linnea (T), mattlummer (T, §9), nattskärra (T, §4), spillkråka (T, §4), tallört (aggregat) (T), tjäder (T, §4), tofsmes (T, §4), dvärgpipistrell (§4a), gröngöling (§4), havsörn (§4), större brunfladdermus (§4a), trana (§4), trollpipistrell (§4a), törnskata (§4), vattenfladdermus (§4a), åkergroda (§4a), huggorm (§6), kopparödla (§6), mindre vattensalamander (§6), vanlig groda (§6), vanlig padda (§6), vanlig snok (§6), fläcknycklar (§8) och revlummer (§9). Se Figur 1.</w:t>
       </w:r>
     </w:p>
     <w:p>
@@ -1707,6 +1707,26 @@
         <w:rPr>
           <w:b/>
         </w:rPr>
+        <w:t xml:space="preserve">Ekbräken </w:t>
+      </w:r>
+      <w:r>
+        <w:t xml:space="preserve">är typisk art för </w:t>
+      </w:r>
+      <w:r>
+        <w:rPr>
+          <w:i/>
+        </w:rPr>
+        <w:t>9050 Näringsrik granskog</w:t>
+      </w:r>
+      <w:r>
+        <w:t xml:space="preserve"> (SLU Artdatabanken, 2025).</w:t>
+      </w:r>
+    </w:p>
+    <w:p>
+      <w:r>
+        <w:rPr>
+          <w:b/>
+        </w:rPr>
         <w:t xml:space="preserve">Hultbräken </w:t>
       </w:r>
       <w:r>
@@ -2076,7 +2096,7 @@
         <w:rPr>
           <w:i/>
         </w:rPr>
-        <w:t>I det avverkningsanmälda skogsområdet har 113 naturvårdsarter varav 59 rödlistade arter sina livsmiljöer och växtplatser.</w:t>
+        <w:t>I det avverkningsanmälda skogsområdet har 114 naturvårdsarter varav 59 rödlistade arter sina livsmiljöer och växtplatser.</w:t>
       </w:r>
     </w:p>
     <w:p>
@@ -3819,7 +3839,7 @@
     <w:r>
       <w:tab/>
       <w:tab/>
-      <w:t>2026-10-10</w:t>
+      <w:t>2026-10-11</w:t>
       <w:br/>
       <w:br/>
     </w:r>

--- a/klagomål/Norrbytorps naturreservat FSC-klagomål.docx
+++ b/klagomål/Norrbytorps naturreservat FSC-klagomål.docx
@@ -168,7 +168,7 @@
     </w:p>
     <w:p>
       <w:r>
-        <w:t>Detta klagomål behandlar höga naturvärden i avverkningsanmälan Norrbytorps naturreservat i Haninge kommun som inkom 2026-10-11 och omfattar 159,7 ha.</w:t>
+        <w:t>Detta klagomål behandlar höga naturvärden i avverkningsanmälan Norrbytorps naturreservat i Haninge kommun som inkom 2026-10-12 och omfattar 159,7 ha.</w:t>
       </w:r>
     </w:p>
     <w:p>
@@ -3839,7 +3839,7 @@
     <w:r>
       <w:tab/>
       <w:tab/>
-      <w:t>2026-10-11</w:t>
+      <w:t>2026-10-12</w:t>
       <w:br/>
       <w:br/>
     </w:r>

--- a/klagomål/Norrbytorps naturreservat FSC-klagomål.docx
+++ b/klagomål/Norrbytorps naturreservat FSC-klagomål.docx
@@ -168,7 +168,7 @@
     </w:p>
     <w:p>
       <w:r>
-        <w:t>Detta klagomål behandlar höga naturvärden i avverkningsanmälan Norrbytorps naturreservat i Haninge kommun som inkom 2026-10-12 och omfattar 159,7 ha.</w:t>
+        <w:t>Detta klagomål behandlar höga naturvärden i avverkningsanmälan Norrbytorps naturreservat i Haninge kommun som inkom 2026-10-13 och omfattar 159,7 ha.</w:t>
       </w:r>
     </w:p>
     <w:p>
@@ -178,7 +178,7 @@
       <w:r>
         <w:drawing>
           <wp:inline xmlns:a="http://schemas.openxmlformats.org/drawingml/2006/main" xmlns:pic="http://schemas.openxmlformats.org/drawingml/2006/picture">
-            <wp:extent cx="5486400" cy="4409799"/>
+            <wp:extent cx="5486400" cy="4406649"/>
             <wp:docPr id="1" name="Picture 1"/>
             <wp:cNvGraphicFramePr>
               <a:graphicFrameLocks noChangeAspect="1"/>
@@ -199,7 +199,7 @@
                   <pic:spPr>
                     <a:xfrm>
                       <a:off x="0" y="0"/>
-                      <a:ext cx="5486400" cy="4409799"/>
+                      <a:ext cx="5486400" cy="4406649"/>
                     </a:xfrm>
                     <a:prstGeom prst="rect"/>
                   </pic:spPr>
@@ -3839,7 +3839,7 @@
     <w:r>
       <w:tab/>
       <w:tab/>
-      <w:t>2026-10-12</w:t>
+      <w:t>2026-10-13</w:t>
       <w:br/>
       <w:br/>
     </w:r>

--- a/klagomål/Norrbytorps naturreservat FSC-klagomål.docx
+++ b/klagomål/Norrbytorps naturreservat FSC-klagomål.docx
@@ -168,7 +168,7 @@
     </w:p>
     <w:p>
       <w:r>
-        <w:t>Detta klagomål behandlar höga naturvärden i avverkningsanmälan Norrbytorps naturreservat i Haninge kommun som inkom 2026-10-13 och omfattar 159,7 ha.</w:t>
+        <w:t>Detta klagomål behandlar höga naturvärden i avverkningsanmälan Norrbytorps naturreservat i Haninge kommun som inkom 2026-10-14 och omfattar 159,7 ha.</w:t>
       </w:r>
     </w:p>
     <w:p>
@@ -178,7 +178,7 @@
       <w:r>
         <w:drawing>
           <wp:inline xmlns:a="http://schemas.openxmlformats.org/drawingml/2006/main" xmlns:pic="http://schemas.openxmlformats.org/drawingml/2006/picture">
-            <wp:extent cx="5486400" cy="4406649"/>
+            <wp:extent cx="5486400" cy="4418356"/>
             <wp:docPr id="1" name="Picture 1"/>
             <wp:cNvGraphicFramePr>
               <a:graphicFrameLocks noChangeAspect="1"/>
@@ -199,7 +199,7 @@
                   <pic:spPr>
                     <a:xfrm>
                       <a:off x="0" y="0"/>
-                      <a:ext cx="5486400" cy="4406649"/>
+                      <a:ext cx="5486400" cy="4418356"/>
                     </a:xfrm>
                     <a:prstGeom prst="rect"/>
                   </pic:spPr>
@@ -221,7 +221,7 @@
     </w:p>
     <w:p>
       <w:r>
-        <w:t>I och inom 25 meter från avverkningsanmälan finns fynd av 114 naturvårdsarter, varav 59 är rödlistade, 39 är fridlysta, 51 är typiska (T) och 27 är signalarter (S): brödtaggsvamp (EN), koppartaggsvamp (EN), garnlav (VU, T), goliatmusseron (VU, T), gränsticka (VU, T), gul taggsvamp (VU, T), hasselsnok (VU, §4a), jättemusseron (VU), knärot (VU, T, §8), lakritsmusseron (VU, T), lappuggla (VU, §4), mindre bastardsvärmare (VU), mjölkörtsspinnare (VU), ringlav (VU), rotfingersvamp (VU), sexfläckig bastardsvärmare (VU), skrovlig taggsvamp (VU), tallgråticka (VU), adam och eva (NT, §8), apelsinticka (NT), blå taggsvamp (NT, T), blåhake (NT, §4), brunklöver (NT), brunlångöra (NT, §4a), dofttaggsvamp (NT, T), dropptaggsvamp (NT, T), duvhök (NT, §4), fjällig taggsvamp s.str. (NT), fyrflikig jordstjärna (NT, T), gelatinfingersvamp (NT), grantaggsvamp (NT), gullklöver (NT), gulsparv (NT, §4), jungfrulin (NT), järnsparv (NT, §4), kandelabersvamp (NT, T), koralltaggsvamp (NT, T), krusfrö (NT), lunglav (NT, T), mindre hackspett (NT, T, §4), motaggsvamp (NT, T), nordfladdermus (NT, §4a), orange taggsvamp (NT, T), reliktbock (NT, T), skarp dropptaggsvamp (NT), skogsklocka (NT), svartvit taggsvamp (NT), tallfingersvamp (NT), tallkötticka (NT), talltagel (NT, T), tallticka (NT, T), talltita (NT, §4), tjockfotad fingersvamp (NT), ullticka (NT, T), vaddporing (NT), vedskivlav (NT, T), vedtrappmossa (NT, T), vintertagging (NT), vågticka (NT), björksplintborre (S), blodticka (S, T), blomkålssvamp (S), blåmossa (S, T), brandticka (S), bronshjon (S, T), flagellkvastmossa (S, T), fällmossa (S, T), granbarkgnagare (S, T), grovticka (S, T), grön sköldmossa (S, T, §8), grönpyrola (S, T), jättesvampmal (S), korallrot (S, T, §8), mindre märgborre (S, T), nästlav (S, T), plattlummer (S, T, §9), rostfläck (S, T), rödgul trumpetsvamp (S), spindelblomster (S, T, §8), stubbspretmossa (S, T), thomsons trägnagare (S), trådticka (S, T), vedticka (S, T), västlig hakmossa (S), vågbandad barkbock (S), zontaggsvamp (S), blåsippa (T, §9), ekbräken (T), hultbräken (T), krushättemossa (T), linnea (T), mattlummer (T, §9), nattskärra (T, §4), spillkråka (T, §4), tallört (aggregat) (T), tjäder (T, §4), tofsmes (T, §4), dvärgpipistrell (§4a), gröngöling (§4), havsörn (§4), större brunfladdermus (§4a), trana (§4), trollpipistrell (§4a), törnskata (§4), vattenfladdermus (§4a), åkergroda (§4a), huggorm (§6), kopparödla (§6), mindre vattensalamander (§6), vanlig groda (§6), vanlig padda (§6), vanlig snok (§6), fläcknycklar (§8) och revlummer (§9). Se Figur 1.</w:t>
+        <w:t>I och inom 25 meter från avverkningsanmälan finns fynd av 113 naturvårdsarter, varav 59 är rödlistade, 39 är fridlysta, 50 är typiska (T) och 27 är signalarter (S): brödtaggsvamp (EN), koppartaggsvamp (EN), garnlav (VU, T), goliatmusseron (VU, T), gränsticka (VU, T), gul taggsvamp (VU, T), hasselsnok (VU, §4a), jättemusseron (VU), knärot (VU, T, §8), lakritsmusseron (VU, T), lappuggla (VU, §4), mindre bastardsvärmare (VU), mjölkörtsspinnare (VU), ringlav (VU), rotfingersvamp (VU), sexfläckig bastardsvärmare (VU), skrovlig taggsvamp (VU), tallgråticka (VU), adam och eva (NT, §8), apelsinticka (NT), blå taggsvamp (NT, T), blåhake (NT, §4), brunklöver (NT), brunlångöra (NT, §4a), dofttaggsvamp (NT, T), dropptaggsvamp (NT, T), duvhök (NT, §4), fjällig taggsvamp s.str. (NT), fyrflikig jordstjärna (NT, T), gelatinfingersvamp (NT), grantaggsvamp (NT), gullklöver (NT), gulsparv (NT, §4), jungfrulin (NT), järnsparv (NT, §4), kandelabersvamp (NT, T), koralltaggsvamp (NT, T), krusfrö (NT), lunglav (NT, T), mindre hackspett (NT, T, §4), motaggsvamp (NT, T), nordfladdermus (NT, §4a), orange taggsvamp (NT, T), reliktbock (NT, T), skarp dropptaggsvamp (NT), skogsklocka (NT), svartvit taggsvamp (NT), tallfingersvamp (NT), tallkötticka (NT), talltagel (NT, T), tallticka (NT, T), talltita (NT, §4), tjockfotad fingersvamp (NT), ullticka (NT, T), vaddporing (NT), vedskivlav (NT, T), vedtrappmossa (NT, T), vintertagging (NT), vågticka (NT), björksplintborre (S), blodticka (S, T), blomkålssvamp (S), blåmossa (S, T), brandticka (S), bronshjon (S, T), flagellkvastmossa (S, T), fällmossa (S, T), granbarkgnagare (S, T), grovticka (S, T), grön sköldmossa (S, T, §8), grönpyrola (S, T), jättesvampmal (S), korallrot (S, T, §8), mindre märgborre (S, T), nästlav (S, T), plattlummer (S, T, §9), rostfläck (S, T), rödgul trumpetsvamp (S), spindelblomster (S, T, §8), stubbspretmossa (S, T), thomsons trägnagare (S), trådticka (S, T), vedticka (S, T), västlig hakmossa (S), vågbandad barkbock (S), zontaggsvamp (S), blåsippa (T, §9), hultbräken (T), krushättemossa (T), linnea (T), mattlummer (T, §9), nattskärra (T, §4), spillkråka (T, §4), tallört (aggregat) (T), tjäder (T, §4), tofsmes (T, §4), dvärgpipistrell (§4a), gröngöling (§4), havsörn (§4), större brunfladdermus (§4a), trana (§4), trollpipistrell (§4a), törnskata (§4), vattenfladdermus (§4a), åkergroda (§4a), huggorm (§6), kopparödla (§6), mindre vattensalamander (§6), vanlig groda (§6), vanlig padda (§6), vanlig snok (§6), fläcknycklar (§8) och revlummer (§9). Se Figur 1.</w:t>
       </w:r>
     </w:p>
     <w:p>
@@ -1707,26 +1707,6 @@
         <w:rPr>
           <w:b/>
         </w:rPr>
-        <w:t xml:space="preserve">Ekbräken </w:t>
-      </w:r>
-      <w:r>
-        <w:t xml:space="preserve">är typisk art för </w:t>
-      </w:r>
-      <w:r>
-        <w:rPr>
-          <w:i/>
-        </w:rPr>
-        <w:t>9050 Näringsrik granskog</w:t>
-      </w:r>
-      <w:r>
-        <w:t xml:space="preserve"> (SLU Artdatabanken, 2025).</w:t>
-      </w:r>
-    </w:p>
-    <w:p>
-      <w:r>
-        <w:rPr>
-          <w:b/>
-        </w:rPr>
         <w:t xml:space="preserve">Hultbräken </w:t>
       </w:r>
       <w:r>
@@ -2096,7 +2076,7 @@
         <w:rPr>
           <w:i/>
         </w:rPr>
-        <w:t>I det avverkningsanmälda skogsområdet har 114 naturvårdsarter varav 59 rödlistade arter sina livsmiljöer och växtplatser.</w:t>
+        <w:t>I det avverkningsanmälda skogsområdet har 113 naturvårdsarter varav 59 rödlistade arter sina livsmiljöer och växtplatser.</w:t>
       </w:r>
     </w:p>
     <w:p>
@@ -3839,7 +3819,7 @@
     <w:r>
       <w:tab/>
       <w:tab/>
-      <w:t>2026-10-13</w:t>
+      <w:t>2026-10-14</w:t>
       <w:br/>
       <w:br/>
     </w:r>

--- a/klagomål/Norrbytorps naturreservat FSC-klagomål.docx
+++ b/klagomål/Norrbytorps naturreservat FSC-klagomål.docx
@@ -168,7 +168,7 @@
     </w:p>
     <w:p>
       <w:r>
-        <w:t>Detta klagomål behandlar höga naturvärden i avverkningsanmälan Norrbytorps naturreservat i Haninge kommun som inkom 2026-10-14 och omfattar 159,7 ha.</w:t>
+        <w:t>Detta klagomål behandlar höga naturvärden i avverkningsanmälan Norrbytorps naturreservat i Haninge kommun som inkom 2026-10-16 och omfattar 159,7 ha.</w:t>
       </w:r>
     </w:p>
     <w:p>
@@ -178,7 +178,7 @@
       <w:r>
         <w:drawing>
           <wp:inline xmlns:a="http://schemas.openxmlformats.org/drawingml/2006/main" xmlns:pic="http://schemas.openxmlformats.org/drawingml/2006/picture">
-            <wp:extent cx="5486400" cy="4418356"/>
+            <wp:extent cx="5486400" cy="4406649"/>
             <wp:docPr id="1" name="Picture 1"/>
             <wp:cNvGraphicFramePr>
               <a:graphicFrameLocks noChangeAspect="1"/>
@@ -199,7 +199,7 @@
                   <pic:spPr>
                     <a:xfrm>
                       <a:off x="0" y="0"/>
-                      <a:ext cx="5486400" cy="4418356"/>
+                      <a:ext cx="5486400" cy="4406649"/>
                     </a:xfrm>
                     <a:prstGeom prst="rect"/>
                   </pic:spPr>
@@ -221,7 +221,7 @@
     </w:p>
     <w:p>
       <w:r>
-        <w:t>I och inom 25 meter från avverkningsanmälan finns fynd av 113 naturvårdsarter, varav 59 är rödlistade, 39 är fridlysta, 50 är typiska (T) och 27 är signalarter (S): brödtaggsvamp (EN), koppartaggsvamp (EN), garnlav (VU, T), goliatmusseron (VU, T), gränsticka (VU, T), gul taggsvamp (VU, T), hasselsnok (VU, §4a), jättemusseron (VU), knärot (VU, T, §8), lakritsmusseron (VU, T), lappuggla (VU, §4), mindre bastardsvärmare (VU), mjölkörtsspinnare (VU), ringlav (VU), rotfingersvamp (VU), sexfläckig bastardsvärmare (VU), skrovlig taggsvamp (VU), tallgråticka (VU), adam och eva (NT, §8), apelsinticka (NT), blå taggsvamp (NT, T), blåhake (NT, §4), brunklöver (NT), brunlångöra (NT, §4a), dofttaggsvamp (NT, T), dropptaggsvamp (NT, T), duvhök (NT, §4), fjällig taggsvamp s.str. (NT), fyrflikig jordstjärna (NT, T), gelatinfingersvamp (NT), grantaggsvamp (NT), gullklöver (NT), gulsparv (NT, §4), jungfrulin (NT), järnsparv (NT, §4), kandelabersvamp (NT, T), koralltaggsvamp (NT, T), krusfrö (NT), lunglav (NT, T), mindre hackspett (NT, T, §4), motaggsvamp (NT, T), nordfladdermus (NT, §4a), orange taggsvamp (NT, T), reliktbock (NT, T), skarp dropptaggsvamp (NT), skogsklocka (NT), svartvit taggsvamp (NT), tallfingersvamp (NT), tallkötticka (NT), talltagel (NT, T), tallticka (NT, T), talltita (NT, §4), tjockfotad fingersvamp (NT), ullticka (NT, T), vaddporing (NT), vedskivlav (NT, T), vedtrappmossa (NT, T), vintertagging (NT), vågticka (NT), björksplintborre (S), blodticka (S, T), blomkålssvamp (S), blåmossa (S, T), brandticka (S), bronshjon (S, T), flagellkvastmossa (S, T), fällmossa (S, T), granbarkgnagare (S, T), grovticka (S, T), grön sköldmossa (S, T, §8), grönpyrola (S, T), jättesvampmal (S), korallrot (S, T, §8), mindre märgborre (S, T), nästlav (S, T), plattlummer (S, T, §9), rostfläck (S, T), rödgul trumpetsvamp (S), spindelblomster (S, T, §8), stubbspretmossa (S, T), thomsons trägnagare (S), trådticka (S, T), vedticka (S, T), västlig hakmossa (S), vågbandad barkbock (S), zontaggsvamp (S), blåsippa (T, §9), hultbräken (T), krushättemossa (T), linnea (T), mattlummer (T, §9), nattskärra (T, §4), spillkråka (T, §4), tallört (aggregat) (T), tjäder (T, §4), tofsmes (T, §4), dvärgpipistrell (§4a), gröngöling (§4), havsörn (§4), större brunfladdermus (§4a), trana (§4), trollpipistrell (§4a), törnskata (§4), vattenfladdermus (§4a), åkergroda (§4a), huggorm (§6), kopparödla (§6), mindre vattensalamander (§6), vanlig groda (§6), vanlig padda (§6), vanlig snok (§6), fläcknycklar (§8) och revlummer (§9). Se Figur 1.</w:t>
+        <w:t>I och inom 25 meter från avverkningsanmälan finns fynd av 114 naturvårdsarter, varav 59 är rödlistade, 39 är fridlysta, 51 är typiska (T) och 27 är signalarter (S): brödtaggsvamp (EN), koppartaggsvamp (EN), garnlav (VU, T), goliatmusseron (VU, T), gränsticka (VU, T), gul taggsvamp (VU, T), hasselsnok (VU, §4a), jättemusseron (VU), knärot (VU, T, §8), lakritsmusseron (VU, T), lappuggla (VU, §4), mindre bastardsvärmare (VU), mjölkörtsspinnare (VU), ringlav (VU), rotfingersvamp (VU), sexfläckig bastardsvärmare (VU), skrovlig taggsvamp (VU), tallgråticka (VU), adam och eva (NT, §8), apelsinticka (NT), blå taggsvamp (NT, T), blåhake (NT, §4), brunklöver (NT), brunlångöra (NT, §4a), dofttaggsvamp (NT, T), dropptaggsvamp (NT, T), duvhök (NT, §4), fjällig taggsvamp s.str. (NT), fyrflikig jordstjärna (NT, T), gelatinfingersvamp (NT), grantaggsvamp (NT), gullklöver (NT), gulsparv (NT, §4), jungfrulin (NT), järnsparv (NT, §4), kandelabersvamp (NT, T), koralltaggsvamp (NT, T), krusfrö (NT), lunglav (NT, T), mindre hackspett (NT, T, §4), motaggsvamp (NT, T), nordfladdermus (NT, §4a), orange taggsvamp (NT, T), reliktbock (NT, T), skarp dropptaggsvamp (NT), skogsklocka (NT), svartvit taggsvamp (NT), tallfingersvamp (NT), tallkötticka (NT), talltagel (NT, T), tallticka (NT, T), talltita (NT, §4), tjockfotad fingersvamp (NT), ullticka (NT, T), vaddporing (NT), vedskivlav (NT, T), vedtrappmossa (NT, T), vintertagging (NT), vågticka (NT), björksplintborre (S), blodticka (S, T), blomkålssvamp (S), blåmossa (S, T), brandticka (S), bronshjon (S, T), flagellkvastmossa (S, T), fällmossa (S, T), granbarkgnagare (S, T), grovticka (S, T), grön sköldmossa (S, T, §8), grönpyrola (S, T), jättesvampmal (S), korallrot (S, T, §8), mindre märgborre (S, T), nästlav (S, T), plattlummer (S, T, §9), rostfläck (S, T), rödgul trumpetsvamp (S), spindelblomster (S, T, §8), stubbspretmossa (S, T), thomsons trägnagare (S), trådticka (S, T), vedticka (S, T), västlig hakmossa (S), vågbandad barkbock (S), zontaggsvamp (S), blåsippa (T, §9), ekbräken (T), hultbräken (T), krushättemossa (T), linnea (T), mattlummer (T, §9), nattskärra (T, §4), spillkråka (T, §4), tallört (aggregat) (T), tjäder (T, §4), tofsmes (T, §4), dvärgpipistrell (§4a), gröngöling (§4), havsörn (§4), större brunfladdermus (§4a), trana (§4), trollpipistrell (§4a), törnskata (§4), vattenfladdermus (§4a), åkergroda (§4a), huggorm (§6), kopparödla (§6), mindre vattensalamander (§6), vanlig groda (§6), vanlig padda (§6), vanlig snok (§6), fläcknycklar (§8) och revlummer (§9). Se Figur 1.</w:t>
       </w:r>
     </w:p>
     <w:p>
@@ -1707,6 +1707,26 @@
         <w:rPr>
           <w:b/>
         </w:rPr>
+        <w:t xml:space="preserve">Ekbräken </w:t>
+      </w:r>
+      <w:r>
+        <w:t xml:space="preserve">är typisk art för </w:t>
+      </w:r>
+      <w:r>
+        <w:rPr>
+          <w:i/>
+        </w:rPr>
+        <w:t>9050 Näringsrik granskog</w:t>
+      </w:r>
+      <w:r>
+        <w:t xml:space="preserve"> (SLU Artdatabanken, 2025).</w:t>
+      </w:r>
+    </w:p>
+    <w:p>
+      <w:r>
+        <w:rPr>
+          <w:b/>
+        </w:rPr>
         <w:t xml:space="preserve">Hultbräken </w:t>
       </w:r>
       <w:r>
@@ -2076,7 +2096,7 @@
         <w:rPr>
           <w:i/>
         </w:rPr>
-        <w:t>I det avverkningsanmälda skogsområdet har 113 naturvårdsarter varav 59 rödlistade arter sina livsmiljöer och växtplatser.</w:t>
+        <w:t>I det avverkningsanmälda skogsområdet har 114 naturvårdsarter varav 59 rödlistade arter sina livsmiljöer och växtplatser.</w:t>
       </w:r>
     </w:p>
     <w:p>
@@ -3819,7 +3839,7 @@
     <w:r>
       <w:tab/>
       <w:tab/>
-      <w:t>2026-10-14</w:t>
+      <w:t>2026-10-16</w:t>
       <w:br/>
       <w:br/>
     </w:r>

--- a/klagomål/Norrbytorps naturreservat FSC-klagomål.docx
+++ b/klagomål/Norrbytorps naturreservat FSC-klagomål.docx
@@ -168,7 +168,7 @@
     </w:p>
     <w:p>
       <w:r>
-        <w:t>Detta klagomål behandlar höga naturvärden i avverkningsanmälan Norrbytorps naturreservat i Haninge kommun som inkom 2026-10-16 och omfattar 159,7 ha.</w:t>
+        <w:t>Detta klagomål behandlar höga naturvärden i avverkningsanmälan Norrbytorps naturreservat i Haninge kommun som inkom 2026-10-17 och omfattar 159,7 ha.</w:t>
       </w:r>
     </w:p>
     <w:p>
@@ -3839,7 +3839,7 @@
     <w:r>
       <w:tab/>
       <w:tab/>
-      <w:t>2026-10-16</w:t>
+      <w:t>2026-10-17</w:t>
       <w:br/>
       <w:br/>
     </w:r>

--- a/klagomål/Norrbytorps naturreservat FSC-klagomål.docx
+++ b/klagomål/Norrbytorps naturreservat FSC-klagomål.docx
@@ -168,7 +168,7 @@
     </w:p>
     <w:p>
       <w:r>
-        <w:t>Detta klagomål behandlar höga naturvärden i avverkningsanmälan Norrbytorps naturreservat i Haninge kommun som inkom 2026-10-17 och omfattar 159,7 ha.</w:t>
+        <w:t>Detta klagomål behandlar höga naturvärden i avverkningsanmälan Norrbytorps naturreservat i Haninge kommun som inkom 2026-10-18 och omfattar 159,7 ha.</w:t>
       </w:r>
     </w:p>
     <w:p>
@@ -3839,7 +3839,7 @@
     <w:r>
       <w:tab/>
       <w:tab/>
-      <w:t>2026-10-17</w:t>
+      <w:t>2026-10-18</w:t>
       <w:br/>
       <w:br/>
     </w:r>

--- a/klagomål/Norrbytorps naturreservat FSC-klagomål.docx
+++ b/klagomål/Norrbytorps naturreservat FSC-klagomål.docx
@@ -168,7 +168,7 @@
     </w:p>
     <w:p>
       <w:r>
-        <w:t>Detta klagomål behandlar höga naturvärden i avverkningsanmälan Norrbytorps naturreservat i Haninge kommun som inkom 2026-10-18 och omfattar 159,7 ha.</w:t>
+        <w:t>Detta klagomål behandlar höga naturvärden i avverkningsanmälan Norrbytorps naturreservat i Haninge kommun som inkom 2026-10-19 och omfattar 159,7 ha.</w:t>
       </w:r>
     </w:p>
     <w:p>
@@ -3839,7 +3839,7 @@
     <w:r>
       <w:tab/>
       <w:tab/>
-      <w:t>2026-10-18</w:t>
+      <w:t>2026-10-19</w:t>
       <w:br/>
       <w:br/>
     </w:r>

--- a/klagomål/Norrbytorps naturreservat FSC-klagomål.docx
+++ b/klagomål/Norrbytorps naturreservat FSC-klagomål.docx
@@ -168,7 +168,7 @@
     </w:p>
     <w:p>
       <w:r>
-        <w:t>Detta klagomål behandlar höga naturvärden i avverkningsanmälan Norrbytorps naturreservat i Haninge kommun som inkom 2026-10-19 och omfattar 159,7 ha.</w:t>
+        <w:t>Detta klagomål behandlar höga naturvärden i avverkningsanmälan Norrbytorps naturreservat i Haninge kommun som inkom 2026-10-20 och omfattar 159,7 ha.</w:t>
       </w:r>
     </w:p>
     <w:p>
@@ -3839,7 +3839,7 @@
     <w:r>
       <w:tab/>
       <w:tab/>
-      <w:t>2026-10-19</w:t>
+      <w:t>2026-10-20</w:t>
       <w:br/>
       <w:br/>
     </w:r>

--- a/klagomål/Norrbytorps naturreservat FSC-klagomål.docx
+++ b/klagomål/Norrbytorps naturreservat FSC-klagomål.docx
@@ -168,7 +168,7 @@
     </w:p>
     <w:p>
       <w:r>
-        <w:t>Detta klagomål behandlar höga naturvärden i avverkningsanmälan Norrbytorps naturreservat i Haninge kommun som inkom 2026-10-20 och omfattar 159,7 ha.</w:t>
+        <w:t>Detta klagomål behandlar höga naturvärden i avverkningsanmälan Norrbytorps naturreservat i Haninge kommun som inkom 2026-10-21 och omfattar 159,7 ha.</w:t>
       </w:r>
     </w:p>
     <w:p>
@@ -3839,7 +3839,7 @@
     <w:r>
       <w:tab/>
       <w:tab/>
-      <w:t>2026-10-20</w:t>
+      <w:t>2026-10-21</w:t>
       <w:br/>
       <w:br/>
     </w:r>

--- a/klagomål/Norrbytorps naturreservat FSC-klagomål.docx
+++ b/klagomål/Norrbytorps naturreservat FSC-klagomål.docx
@@ -168,7 +168,7 @@
     </w:p>
     <w:p>
       <w:r>
-        <w:t>Detta klagomål behandlar höga naturvärden i avverkningsanmälan Norrbytorps naturreservat i Haninge kommun som inkom 2026-10-21 och omfattar 159,7 ha.</w:t>
+        <w:t>Detta klagomål behandlar höga naturvärden i avverkningsanmälan Norrbytorps naturreservat i Haninge kommun som inkom 2026-10-22 och omfattar 159,7 ha.</w:t>
       </w:r>
     </w:p>
     <w:p>
@@ -3839,7 +3839,7 @@
     <w:r>
       <w:tab/>
       <w:tab/>
-      <w:t>2026-10-21</w:t>
+      <w:t>2026-10-22</w:t>
       <w:br/>
       <w:br/>
     </w:r>

--- a/klagomål/Norrbytorps naturreservat FSC-klagomål.docx
+++ b/klagomål/Norrbytorps naturreservat FSC-klagomål.docx
@@ -168,7 +168,7 @@
     </w:p>
     <w:p>
       <w:r>
-        <w:t>Detta klagomål behandlar höga naturvärden i avverkningsanmälan Norrbytorps naturreservat i Haninge kommun som inkom 2026-10-22 och omfattar 159,7 ha.</w:t>
+        <w:t>Detta klagomål behandlar höga naturvärden i avverkningsanmälan Norrbytorps naturreservat i Haninge kommun som inkom 2026-10-23 och omfattar 159,7 ha.</w:t>
       </w:r>
     </w:p>
     <w:p>
@@ -3839,7 +3839,7 @@
     <w:r>
       <w:tab/>
       <w:tab/>
-      <w:t>2026-10-22</w:t>
+      <w:t>2026-10-23</w:t>
       <w:br/>
       <w:br/>
     </w:r>

--- a/klagomål/Norrbytorps naturreservat FSC-klagomål.docx
+++ b/klagomål/Norrbytorps naturreservat FSC-klagomål.docx
@@ -168,7 +168,7 @@
     </w:p>
     <w:p>
       <w:r>
-        <w:t>Detta klagomål behandlar höga naturvärden i avverkningsanmälan Norrbytorps naturreservat i Haninge kommun som inkom 2026-10-23 och omfattar 159,7 ha.</w:t>
+        <w:t>Detta klagomål behandlar höga naturvärden i avverkningsanmälan Norrbytorps naturreservat i Haninge kommun som inkom 2026-10-24 och omfattar 159,7 ha.</w:t>
       </w:r>
     </w:p>
     <w:p>
@@ -178,7 +178,7 @@
       <w:r>
         <w:drawing>
           <wp:inline xmlns:a="http://schemas.openxmlformats.org/drawingml/2006/main" xmlns:pic="http://schemas.openxmlformats.org/drawingml/2006/picture">
-            <wp:extent cx="5486400" cy="4406649"/>
+            <wp:extent cx="5486400" cy="4404270"/>
             <wp:docPr id="1" name="Picture 1"/>
             <wp:cNvGraphicFramePr>
               <a:graphicFrameLocks noChangeAspect="1"/>
@@ -199,7 +199,7 @@
                   <pic:spPr>
                     <a:xfrm>
                       <a:off x="0" y="0"/>
-                      <a:ext cx="5486400" cy="4406649"/>
+                      <a:ext cx="5486400" cy="4404270"/>
                     </a:xfrm>
                     <a:prstGeom prst="rect"/>
                   </pic:spPr>
@@ -221,7 +221,7 @@
     </w:p>
     <w:p>
       <w:r>
-        <w:t>I och inom 25 meter från avverkningsanmälan finns fynd av 114 naturvårdsarter, varav 59 är rödlistade, 39 är fridlysta, 51 är typiska (T) och 27 är signalarter (S): brödtaggsvamp (EN), koppartaggsvamp (EN), garnlav (VU, T), goliatmusseron (VU, T), gränsticka (VU, T), gul taggsvamp (VU, T), hasselsnok (VU, §4a), jättemusseron (VU), knärot (VU, T, §8), lakritsmusseron (VU, T), lappuggla (VU, §4), mindre bastardsvärmare (VU), mjölkörtsspinnare (VU), ringlav (VU), rotfingersvamp (VU), sexfläckig bastardsvärmare (VU), skrovlig taggsvamp (VU), tallgråticka (VU), adam och eva (NT, §8), apelsinticka (NT), blå taggsvamp (NT, T), blåhake (NT, §4), brunklöver (NT), brunlångöra (NT, §4a), dofttaggsvamp (NT, T), dropptaggsvamp (NT, T), duvhök (NT, §4), fjällig taggsvamp s.str. (NT), fyrflikig jordstjärna (NT, T), gelatinfingersvamp (NT), grantaggsvamp (NT), gullklöver (NT), gulsparv (NT, §4), jungfrulin (NT), järnsparv (NT, §4), kandelabersvamp (NT, T), koralltaggsvamp (NT, T), krusfrö (NT), lunglav (NT, T), mindre hackspett (NT, T, §4), motaggsvamp (NT, T), nordfladdermus (NT, §4a), orange taggsvamp (NT, T), reliktbock (NT, T), skarp dropptaggsvamp (NT), skogsklocka (NT), svartvit taggsvamp (NT), tallfingersvamp (NT), tallkötticka (NT), talltagel (NT, T), tallticka (NT, T), talltita (NT, §4), tjockfotad fingersvamp (NT), ullticka (NT, T), vaddporing (NT), vedskivlav (NT, T), vedtrappmossa (NT, T), vintertagging (NT), vågticka (NT), björksplintborre (S), blodticka (S, T), blomkålssvamp (S), blåmossa (S, T), brandticka (S), bronshjon (S, T), flagellkvastmossa (S, T), fällmossa (S, T), granbarkgnagare (S, T), grovticka (S, T), grön sköldmossa (S, T, §8), grönpyrola (S, T), jättesvampmal (S), korallrot (S, T, §8), mindre märgborre (S, T), nästlav (S, T), plattlummer (S, T, §9), rostfläck (S, T), rödgul trumpetsvamp (S), spindelblomster (S, T, §8), stubbspretmossa (S, T), thomsons trägnagare (S), trådticka (S, T), vedticka (S, T), västlig hakmossa (S), vågbandad barkbock (S), zontaggsvamp (S), blåsippa (T, §9), ekbräken (T), hultbräken (T), krushättemossa (T), linnea (T), mattlummer (T, §9), nattskärra (T, §4), spillkråka (T, §4), tallört (aggregat) (T), tjäder (T, §4), tofsmes (T, §4), dvärgpipistrell (§4a), gröngöling (§4), havsörn (§4), större brunfladdermus (§4a), trana (§4), trollpipistrell (§4a), törnskata (§4), vattenfladdermus (§4a), åkergroda (§4a), huggorm (§6), kopparödla (§6), mindre vattensalamander (§6), vanlig groda (§6), vanlig padda (§6), vanlig snok (§6), fläcknycklar (§8) och revlummer (§9). Se Figur 1.</w:t>
+        <w:t>I och inom 25 meter från avverkningsanmälan finns fynd av 115 naturvårdsarter, varav 60 är rödlistade, 39 är fridlysta, 51 är typiska (T) och 27 är signalarter (S): brödtaggsvamp (EN), koppartaggsvamp (EN), garnlav (VU, T), goliatmusseron (VU, T), gränsticka (VU, T), gul taggsvamp (VU, T), hasselsnok (VU, §4a), jättemusseron (VU), knärot (VU, T, §8), lakritsmusseron (VU, T), lappuggla (VU, §4), mindre bastardsvärmare (VU), mjölkörtsspinnare (VU), ringlav (VU), rotfingersvamp (VU), sexfläckig bastardsvärmare (VU), skrovlig taggsvamp (VU), tallgråticka (VU), adam och eva (NT, §8), apelsinticka (NT), blå taggsvamp (NT, T), blåhake (NT, §4), brunklöver (NT), brunlångöra (NT, §4a), dofttaggsvamp (NT, T), dropptaggsvamp (NT, T), duvhök (NT, §4), fjällig taggsvamp s.str. (NT), fyrflikig jordstjärna (NT, T), gelatinfingersvamp (NT), grantaggsvamp (NT), gullklöver (NT), gulsparv (NT, §4), jungfrulin (NT), järnsparv (NT, §4), kandelabersvamp (NT, T), koralltaggsvamp (NT, T), krusfrö (NT), lunglav (NT, T), mindre hackspett (NT, T, §4), motaggsvamp (NT, T), nordfladdermus (NT, §4a), orange taggsvamp (NT, T), Phellodon aquiloniniger (NT), reliktbock (NT, T), skarp dropptaggsvamp (NT), skogsklocka (NT), svartvit taggsvamp (NT), tallfingersvamp (NT), tallkötticka (NT), talltagel (NT, T), tallticka (NT, T), talltita (NT, §4), tjockfotad fingersvamp (NT), ullticka (NT, T), vaddporing (NT), vedskivlav (NT, T), vedtrappmossa (NT, T), vintertagging (NT), vågticka (NT), björksplintborre (S), blodticka (S, T), blomkålssvamp (S), blåmossa (S, T), brandticka (S), bronshjon (S, T), flagellkvastmossa (S, T), fällmossa (S, T), granbarkgnagare (S, T), grovticka (S, T), grön sköldmossa (S, T, §8), grönpyrola (S, T), jättesvampmal (S), korallrot (S, T, §8), mindre märgborre (S, T), nästlav (S, T), plattlummer (S, T, §9), rostfläck (S, T), rödgul trumpetsvamp (S), spindelblomster (S, T, §8), stubbspretmossa (S, T), thomsons trägnagare (S), trådticka (S, T), vedticka (S, T), västlig hakmossa (S), vågbandad barkbock (S), zontaggsvamp (S), blåsippa (T, §9), ekbräken (T), hultbräken (T), krushättemossa (T), linnea (T), mattlummer (T, §9), nattskärra (T, §4), spillkråka (T, §4), tallört (aggregat) (T), tjäder (T, §4), tofsmes (T, §4), dvärgpipistrell (§4a), gröngöling (§4), havsörn (§4), större brunfladdermus (§4a), trana (§4), trollpipistrell (§4a), törnskata (§4), vattenfladdermus (§4a), åkergroda (§4a), huggorm (§6), kopparödla (§6), mindre vattensalamander (§6), vanlig groda (§6), vanlig padda (§6), vanlig snok (§6), fläcknycklar (§8) och revlummer (§9). Se Figur 1.</w:t>
       </w:r>
     </w:p>
     <w:p>
@@ -888,6 +888,24 @@
       <w:r>
         <w:rPr>
           <w:b/>
+          <w:i/>
+        </w:rPr>
+        <w:t xml:space="preserve">Phellodon aquiloniniger </w:t>
+      </w:r>
+      <w:r>
+        <w:rPr>
+          <w:b/>
+        </w:rPr>
+        <w:t xml:space="preserve">(NT) </w:t>
+      </w:r>
+      <w:r>
+        <w:t>är en taggsvamp som bildar mykorrhiza med tall, eventuellt även med gran, i sandtallskog och annan näringsfattig äldre tallskog och barrblandskog. Den totala populationen i landet bedöms ha minskat och förväntas fortsätta minska på grund av slutavverkning av äldre barrskog och kontinuitetsskog. Arten har begränsad förmåga att återetablera sig efter slutavverkning eller andra storskaliga skogsbruksåtgärder, och det finns inga indikationer på att den långsiktigt kan etablera eller reproducera sig i bestånd som brukas med trakthyggesmetoder, markberedning, gödsling eller förädlat plantmaterial. Uppfyller kriterierna för att bli rödlistad på grund av ny kunskap som visar att en större andel av populationen än tidigare bedömt är knuten till kontinuitetsbarrskog. Minskningstakten för den svenska populationen bedöms vara nära gränsvärdet för sårbar (VU) (SLU Artdatabanken, 2026).</w:t>
+      </w:r>
+    </w:p>
+    <w:p>
+      <w:r>
+        <w:rPr>
+          <w:b/>
         </w:rPr>
         <w:t>Reliktbock (NT)</w:t>
       </w:r>
@@ -2067,7 +2085,7 @@
         <w:rPr>
           <w:i/>
         </w:rPr>
-        <w:t>I det avverkningsanmälda skogsområdet har 86 rödlistade arter och signalarter påträffats. Detta ska jämföras med Skogsstyrelsens uppföljning 2017 av nyckelbiotoper som visade att man i genomsnitt hittar 20,6 olika rödlistade arter och signalarter i en nyckelbiotop (Wijk, S. 2017. Biologisk mångfald i nyckelbiotoper – Resultat från inventeringen “Uppföljning biologisk mångfald” 2009–2015. Rapport 4/2017 Skogsstyrelsen, Jönköping).</w:t>
+        <w:t>I det avverkningsanmälda skogsområdet har 87 rödlistade arter och signalarter påträffats. Detta ska jämföras med Skogsstyrelsens uppföljning 2017 av nyckelbiotoper som visade att man i genomsnitt hittar 20,6 olika rödlistade arter och signalarter i en nyckelbiotop (Wijk, S. 2017. Biologisk mångfald i nyckelbiotoper – Resultat från inventeringen “Uppföljning biologisk mångfald” 2009–2015. Rapport 4/2017 Skogsstyrelsen, Jönköping).</w:t>
       </w:r>
     </w:p>
     <w:p>
@@ -2096,7 +2114,7 @@
         <w:rPr>
           <w:i/>
         </w:rPr>
-        <w:t>I det avverkningsanmälda skogsområdet har 114 naturvårdsarter varav 59 rödlistade arter sina livsmiljöer och växtplatser.</w:t>
+        <w:t>I det avverkningsanmälda skogsområdet har 115 naturvårdsarter varav 60 rödlistade arter sina livsmiljöer och växtplatser.</w:t>
       </w:r>
     </w:p>
     <w:p>
@@ -3839,7 +3857,7 @@
     <w:r>
       <w:tab/>
       <w:tab/>
-      <w:t>2026-10-23</w:t>
+      <w:t>2026-10-24</w:t>
       <w:br/>
       <w:br/>
     </w:r>

--- a/klagomål/Norrbytorps naturreservat FSC-klagomål.docx
+++ b/klagomål/Norrbytorps naturreservat FSC-klagomål.docx
@@ -168,7 +168,7 @@
     </w:p>
     <w:p>
       <w:r>
-        <w:t>Detta klagomål behandlar höga naturvärden i avverkningsanmälan Norrbytorps naturreservat i Haninge kommun som inkom 2026-10-24 och omfattar 159,7 ha.</w:t>
+        <w:t>Detta klagomål behandlar höga naturvärden i avverkningsanmälan Norrbytorps naturreservat i Haninge kommun som inkom 2026-10-25 och omfattar 159,7 ha.</w:t>
       </w:r>
     </w:p>
     <w:p>
@@ -3857,7 +3857,7 @@
     <w:r>
       <w:tab/>
       <w:tab/>
-      <w:t>2026-10-24</w:t>
+      <w:t>2026-10-25</w:t>
       <w:br/>
       <w:br/>
     </w:r>

--- a/klagomål/Norrbytorps naturreservat FSC-klagomål.docx
+++ b/klagomål/Norrbytorps naturreservat FSC-klagomål.docx
@@ -168,7 +168,7 @@
     </w:p>
     <w:p>
       <w:r>
-        <w:t>Detta klagomål behandlar höga naturvärden i avverkningsanmälan Norrbytorps naturreservat i Haninge kommun som inkom 2026-10-25 och omfattar 159,7 ha.</w:t>
+        <w:t>Detta klagomål behandlar höga naturvärden i avverkningsanmälan Norrbytorps naturreservat i Haninge kommun som inkom 2026-10-26 och omfattar 159,7 ha.</w:t>
       </w:r>
     </w:p>
     <w:p>
@@ -3857,7 +3857,7 @@
     <w:r>
       <w:tab/>
       <w:tab/>
-      <w:t>2026-10-25</w:t>
+      <w:t>2026-10-26</w:t>
       <w:br/>
       <w:br/>
     </w:r>

--- a/klagomål/Norrbytorps naturreservat FSC-klagomål.docx
+++ b/klagomål/Norrbytorps naturreservat FSC-klagomål.docx
@@ -168,7 +168,7 @@
     </w:p>
     <w:p>
       <w:r>
-        <w:t>Detta klagomål behandlar höga naturvärden i avverkningsanmälan Norrbytorps naturreservat i Haninge kommun som inkom 2026-10-26 och omfattar 159,7 ha.</w:t>
+        <w:t>Detta klagomål behandlar höga naturvärden i avverkningsanmälan Norrbytorps naturreservat i Haninge kommun som inkom 2026-10-27 och omfattar 159,7 ha.</w:t>
       </w:r>
     </w:p>
     <w:p>
@@ -178,7 +178,7 @@
       <w:r>
         <w:drawing>
           <wp:inline xmlns:a="http://schemas.openxmlformats.org/drawingml/2006/main" xmlns:pic="http://schemas.openxmlformats.org/drawingml/2006/picture">
-            <wp:extent cx="5486400" cy="4404270"/>
+            <wp:extent cx="5486400" cy="4399895"/>
             <wp:docPr id="1" name="Picture 1"/>
             <wp:cNvGraphicFramePr>
               <a:graphicFrameLocks noChangeAspect="1"/>
@@ -199,7 +199,7 @@
                   <pic:spPr>
                     <a:xfrm>
                       <a:off x="0" y="0"/>
-                      <a:ext cx="5486400" cy="4404270"/>
+                      <a:ext cx="5486400" cy="4399895"/>
                     </a:xfrm>
                     <a:prstGeom prst="rect"/>
                   </pic:spPr>
@@ -3857,7 +3857,7 @@
     <w:r>
       <w:tab/>
       <w:tab/>
-      <w:t>2026-10-26</w:t>
+      <w:t>2026-10-27</w:t>
       <w:br/>
       <w:br/>
     </w:r>

--- a/klagomål/Norrbytorps naturreservat FSC-klagomål.docx
+++ b/klagomål/Norrbytorps naturreservat FSC-klagomål.docx
@@ -168,7 +168,7 @@
     </w:p>
     <w:p>
       <w:r>
-        <w:t>Detta klagomål behandlar höga naturvärden i avverkningsanmälan Norrbytorps naturreservat i Haninge kommun som inkom 2026-10-27 och omfattar 159,7 ha.</w:t>
+        <w:t>Detta klagomål behandlar höga naturvärden i avverkningsanmälan Norrbytorps naturreservat i Haninge kommun som inkom 2026-10-28 och omfattar 159,7 ha.</w:t>
       </w:r>
     </w:p>
     <w:p>
@@ -178,7 +178,7 @@
       <w:r>
         <w:drawing>
           <wp:inline xmlns:a="http://schemas.openxmlformats.org/drawingml/2006/main" xmlns:pic="http://schemas.openxmlformats.org/drawingml/2006/picture">
-            <wp:extent cx="5486400" cy="4399895"/>
+            <wp:extent cx="5486400" cy="4399531"/>
             <wp:docPr id="1" name="Picture 1"/>
             <wp:cNvGraphicFramePr>
               <a:graphicFrameLocks noChangeAspect="1"/>
@@ -199,7 +199,7 @@
                   <pic:spPr>
                     <a:xfrm>
                       <a:off x="0" y="0"/>
-                      <a:ext cx="5486400" cy="4399895"/>
+                      <a:ext cx="5486400" cy="4399531"/>
                     </a:xfrm>
                     <a:prstGeom prst="rect"/>
                   </pic:spPr>
@@ -3857,7 +3857,7 @@
     <w:r>
       <w:tab/>
       <w:tab/>
-      <w:t>2026-10-27</w:t>
+      <w:t>2026-10-28</w:t>
       <w:br/>
       <w:br/>
     </w:r>

--- a/klagomål/Norrbytorps naturreservat FSC-klagomål.docx
+++ b/klagomål/Norrbytorps naturreservat FSC-klagomål.docx
@@ -168,7 +168,7 @@
     </w:p>
     <w:p>
       <w:r>
-        <w:t>Detta klagomål behandlar höga naturvärden i avverkningsanmälan Norrbytorps naturreservat i Haninge kommun som inkom 2026-10-28 och omfattar 159,7 ha.</w:t>
+        <w:t>Detta klagomål behandlar höga naturvärden i avverkningsanmälan Norrbytorps naturreservat i Haninge kommun som inkom 2026-10-29 och omfattar 159,7 ha.</w:t>
       </w:r>
     </w:p>
     <w:p>
@@ -178,7 +178,7 @@
       <w:r>
         <w:drawing>
           <wp:inline xmlns:a="http://schemas.openxmlformats.org/drawingml/2006/main" xmlns:pic="http://schemas.openxmlformats.org/drawingml/2006/picture">
-            <wp:extent cx="5486400" cy="4399531"/>
+            <wp:extent cx="5486400" cy="4397544"/>
             <wp:docPr id="1" name="Picture 1"/>
             <wp:cNvGraphicFramePr>
               <a:graphicFrameLocks noChangeAspect="1"/>
@@ -199,7 +199,7 @@
                   <pic:spPr>
                     <a:xfrm>
                       <a:off x="0" y="0"/>
-                      <a:ext cx="5486400" cy="4399531"/>
+                      <a:ext cx="5486400" cy="4397544"/>
                     </a:xfrm>
                     <a:prstGeom prst="rect"/>
                   </pic:spPr>
@@ -3857,7 +3857,7 @@
     <w:r>
       <w:tab/>
       <w:tab/>
-      <w:t>2026-10-28</w:t>
+      <w:t>2026-10-29</w:t>
       <w:br/>
       <w:br/>
     </w:r>

--- a/klagomål/Norrbytorps naturreservat FSC-klagomål.docx
+++ b/klagomål/Norrbytorps naturreservat FSC-klagomål.docx
@@ -168,7 +168,7 @@
     </w:p>
     <w:p>
       <w:r>
-        <w:t>Detta klagomål behandlar höga naturvärden i avverkningsanmälan Norrbytorps naturreservat i Haninge kommun som inkom 2026-10-29 och omfattar 159,7 ha.</w:t>
+        <w:t>Detta klagomål behandlar höga naturvärden i avverkningsanmälan Norrbytorps naturreservat i Haninge kommun som inkom 2026-10-30 och omfattar 159,7 ha.</w:t>
       </w:r>
     </w:p>
     <w:p>
@@ -3857,7 +3857,7 @@
     <w:r>
       <w:tab/>
       <w:tab/>
-      <w:t>2026-10-29</w:t>
+      <w:t>2026-10-30</w:t>
       <w:br/>
       <w:br/>
     </w:r>

--- a/klagomål/Norrbytorps naturreservat FSC-klagomål.docx
+++ b/klagomål/Norrbytorps naturreservat FSC-klagomål.docx
@@ -168,7 +168,7 @@
     </w:p>
     <w:p>
       <w:r>
-        <w:t>Detta klagomål behandlar höga naturvärden i avverkningsanmälan Norrbytorps naturreservat i Haninge kommun som inkom 2026-10-30 och omfattar 159,7 ha.</w:t>
+        <w:t>Detta klagomål behandlar höga naturvärden i avverkningsanmälan Norrbytorps naturreservat i Haninge kommun som inkom 2026-10-31 och omfattar 159,7 ha.</w:t>
       </w:r>
     </w:p>
     <w:p>
@@ -3857,7 +3857,7 @@
     <w:r>
       <w:tab/>
       <w:tab/>
-      <w:t>2026-10-30</w:t>
+      <w:t>2026-10-31</w:t>
       <w:br/>
       <w:br/>
     </w:r>
